--- a/Otchet.docx
+++ b/Otchet.docx
@@ -4,17 +4,536 @@
   <w:body>
     <w:p>
       <w:pPr>
-        <w:rPr>
-          <w:lang w:val="en-US"/>
-        </w:rPr>
-      </w:pPr>
-      <w:r>
-        <w:rPr>
-          <w:lang w:val="en-US"/>
-        </w:rPr>
-        <w:t>21212</w:t>
-      </w:r>
-    </w:p>
+        <w:jc w:val="center"/>
+      </w:pPr>
+      <w:r>
+        <w:t>ФГБОУ ВО «Пензенский государственный университет»</w:t>
+      </w:r>
+    </w:p>
+    <w:p>
+      <w:pPr>
+        <w:jc w:val="center"/>
+      </w:pPr>
+      <w:r>
+        <w:t>Факультет вычислительной техники</w:t>
+      </w:r>
+      <w:r>
+        <w:br/>
+        <w:t>  Кафедра «Вычислительная техника»</w:t>
+      </w:r>
+    </w:p>
+    <w:p>
+      <w:pPr>
+        <w:jc w:val="center"/>
+      </w:pPr>
+    </w:p>
+    <w:p>
+      <w:pPr>
+        <w:jc w:val="center"/>
+      </w:pPr>
+    </w:p>
+    <w:p>
+      <w:pPr>
+        <w:jc w:val="center"/>
+      </w:pPr>
+    </w:p>
+    <w:p>
+      <w:pPr>
+        <w:jc w:val="center"/>
+      </w:pPr>
+    </w:p>
+    <w:p>
+      <w:pPr>
+        <w:jc w:val="center"/>
+      </w:pPr>
+    </w:p>
+    <w:p>
+      <w:pPr>
+        <w:jc w:val="center"/>
+      </w:pPr>
+    </w:p>
+    <w:p>
+      <w:pPr>
+        <w:jc w:val="center"/>
+      </w:pPr>
+    </w:p>
+    <w:p>
+      <w:pPr>
+        <w:jc w:val="center"/>
+      </w:pPr>
+      <w:r>
+        <w:t>ОТЧЕТ</w:t>
+      </w:r>
+    </w:p>
+    <w:p>
+      <w:pPr>
+        <w:jc w:val="center"/>
+      </w:pPr>
+      <w:r>
+        <w:t>по лабораторной работе №</w:t>
+      </w:r>
+      <w:r>
+        <w:t>9</w:t>
+      </w:r>
+    </w:p>
+    <w:p>
+      <w:pPr>
+        <w:jc w:val="center"/>
+      </w:pPr>
+      <w:r>
+        <w:t>по дисциплине «Информационные технологии в профессиональной деятельности»</w:t>
+      </w:r>
+    </w:p>
+    <w:p>
+      <w:pPr>
+        <w:jc w:val="center"/>
+      </w:pPr>
+      <w:r>
+        <w:t>на тему «</w:t>
+      </w:r>
+      <w:r>
+        <w:t>GitHub. Совместная работа</w:t>
+      </w:r>
+      <w:r>
+        <w:t>»</w:t>
+      </w:r>
+    </w:p>
+    <w:p>
+      <w:r>
+        <w:t> </w:t>
+      </w:r>
+    </w:p>
+    <w:p>
+      <w:r>
+        <w:t> </w:t>
+      </w:r>
+    </w:p>
+    <w:p>
+      <w:r>
+        <w:t> </w:t>
+      </w:r>
+    </w:p>
+    <w:p>
+      <w:r>
+        <w:t> </w:t>
+      </w:r>
+    </w:p>
+    <w:p>
+      <w:r>
+        <w:t> </w:t>
+      </w:r>
+    </w:p>
+    <w:p>
+      <w:pPr>
+        <w:jc w:val="right"/>
+      </w:pPr>
+      <w:r>
+        <w:t>Выполнил студент группы 25ВВВ3:</w:t>
+      </w:r>
+    </w:p>
+    <w:p>
+      <w:pPr>
+        <w:jc w:val="right"/>
+      </w:pPr>
+      <w:r>
+        <w:t>Волков И.Р.</w:t>
+      </w:r>
+    </w:p>
+    <w:p>
+      <w:pPr>
+        <w:jc w:val="right"/>
+      </w:pPr>
+      <w:r>
+        <w:t>Итянина В.А.</w:t>
+      </w:r>
+    </w:p>
+    <w:p>
+      <w:pPr>
+        <w:jc w:val="right"/>
+      </w:pPr>
+      <w:r>
+        <w:t>Юткина В.А.</w:t>
+      </w:r>
+    </w:p>
+    <w:p>
+      <w:pPr>
+        <w:jc w:val="right"/>
+      </w:pPr>
+      <w:r>
+        <w:t> </w:t>
+      </w:r>
+    </w:p>
+    <w:p>
+      <w:pPr>
+        <w:jc w:val="right"/>
+      </w:pPr>
+      <w:r>
+        <w:t>Приняли:</w:t>
+      </w:r>
+    </w:p>
+    <w:p>
+      <w:pPr>
+        <w:jc w:val="right"/>
+      </w:pPr>
+      <w:r>
+        <w:t>Юрова О.В.</w:t>
+      </w:r>
+    </w:p>
+    <w:p>
+      <w:pPr>
+        <w:jc w:val="right"/>
+      </w:pPr>
+      <w:r>
+        <w:t>Митрохина  Н.Ю.</w:t>
+      </w:r>
+    </w:p>
+    <w:p>
+      <w:r>
+        <w:t> </w:t>
+      </w:r>
+    </w:p>
+    <w:p>
+      <w:r>
+        <w:t> </w:t>
+      </w:r>
+    </w:p>
+    <w:p>
+      <w:r>
+        <w:br w:type="page"/>
+      </w:r>
+      <w:r>
+        <w:lastRenderedPageBreak/>
+        <w:t> </w:t>
+      </w:r>
+    </w:p>
+    <w:p>
+      <w:r>
+        <w:t xml:space="preserve">Цель работы: научиться работать с веб-сервисом для хостинга проектов и их совместной разработки GitHub. Создать свой публичный репозиторий. </w:t>
+      </w:r>
+    </w:p>
+    <w:p>
+      <w:r>
+        <w:t>1) Регистрация всех членов команды.</w:t>
+      </w:r>
+    </w:p>
+    <w:p>
+      <w:r>
+        <w:t>Все участники проекта зарегистрировались.</w:t>
+      </w:r>
+    </w:p>
+    <w:p>
+      <w:r>
+        <w:t>2) Распределение ролей на проекте.</w:t>
+      </w:r>
+    </w:p>
+    <w:p>
+      <w:r>
+        <w:t>студент №1 – Волков</w:t>
+      </w:r>
+    </w:p>
+    <w:p>
+      <w:r>
+        <w:t>студент №2 –</w:t>
+      </w:r>
+    </w:p>
+    <w:p>
+      <w:r>
+        <w:t>студент №3 –</w:t>
+      </w:r>
+    </w:p>
+    <w:p>
+      <w:r>
+        <w:t xml:space="preserve">3) Создание совместного репозитория </w:t>
+      </w:r>
+    </w:p>
+    <w:p>
+      <w:r>
+        <w:t>Создал в своей учетной записи новый публичный репозиторий FinalWork. Добавил к этому репозиторию соавторов.</w:t>
+      </w:r>
+    </w:p>
+    <w:p>
+      <w:r>
+        <w:drawing>
+          <wp:inline distT="0" distB="0" distL="0" distR="0" wp14:anchorId="47650A51" wp14:editId="4AAEA931">
+            <wp:extent cx="5829300" cy="3076575"/>
+            <wp:effectExtent l="0" t="0" r="0" b="9525"/>
+            <wp:docPr id="10" name="Рисунок 10"/>
+            <wp:cNvGraphicFramePr>
+              <a:graphicFrameLocks xmlns:a="http://schemas.openxmlformats.org/drawingml/2006/main" noChangeAspect="1"/>
+            </wp:cNvGraphicFramePr>
+            <a:graphic xmlns:a="http://schemas.openxmlformats.org/drawingml/2006/main">
+              <a:graphicData uri="http://schemas.openxmlformats.org/drawingml/2006/picture">
+                <pic:pic xmlns:pic="http://schemas.openxmlformats.org/drawingml/2006/picture">
+                  <pic:nvPicPr>
+                    <pic:cNvPr id="0" name="Picture 26"/>
+                    <pic:cNvPicPr>
+                      <a:picLocks noChangeAspect="1" noChangeArrowheads="1"/>
+                    </pic:cNvPicPr>
+                  </pic:nvPicPr>
+                  <pic:blipFill>
+                    <a:blip r:embed="rId4" cstate="print">
+                      <a:extLst>
+                        <a:ext uri="{28A0092B-C50C-407E-A947-70E740481C1C}">
+                          <a14:useLocalDpi xmlns:a14="http://schemas.microsoft.com/office/drawing/2010/main" val="0"/>
+                        </a:ext>
+                      </a:extLst>
+                    </a:blip>
+                    <a:srcRect/>
+                    <a:stretch>
+                      <a:fillRect/>
+                    </a:stretch>
+                  </pic:blipFill>
+                  <pic:spPr bwMode="auto">
+                    <a:xfrm>
+                      <a:off x="0" y="0"/>
+                      <a:ext cx="5829300" cy="3076575"/>
+                    </a:xfrm>
+                    <a:prstGeom prst="rect">
+                      <a:avLst/>
+                    </a:prstGeom>
+                    <a:noFill/>
+                    <a:ln>
+                      <a:noFill/>
+                    </a:ln>
+                  </pic:spPr>
+                </pic:pic>
+              </a:graphicData>
+            </a:graphic>
+          </wp:inline>
+        </w:drawing>
+      </w:r>
+    </w:p>
+    <w:p>
+      <w:r>
+        <w:lastRenderedPageBreak/>
+        <w:drawing>
+          <wp:inline distT="0" distB="0" distL="0" distR="0" wp14:anchorId="0A499F32" wp14:editId="469CA009">
+            <wp:extent cx="5940425" cy="3103245"/>
+            <wp:effectExtent l="0" t="0" r="3175" b="1905"/>
+            <wp:docPr id="9" name="Рисунок 9"/>
+            <wp:cNvGraphicFramePr>
+              <a:graphicFrameLocks xmlns:a="http://schemas.openxmlformats.org/drawingml/2006/main" noChangeAspect="1"/>
+            </wp:cNvGraphicFramePr>
+            <a:graphic xmlns:a="http://schemas.openxmlformats.org/drawingml/2006/main">
+              <a:graphicData uri="http://schemas.openxmlformats.org/drawingml/2006/picture">
+                <pic:pic xmlns:pic="http://schemas.openxmlformats.org/drawingml/2006/picture">
+                  <pic:nvPicPr>
+                    <pic:cNvPr id="0" name="Picture 27"/>
+                    <pic:cNvPicPr>
+                      <a:picLocks noChangeAspect="1" noChangeArrowheads="1"/>
+                    </pic:cNvPicPr>
+                  </pic:nvPicPr>
+                  <pic:blipFill>
+                    <a:blip r:embed="rId5">
+                      <a:extLst>
+                        <a:ext uri="{28A0092B-C50C-407E-A947-70E740481C1C}">
+                          <a14:useLocalDpi xmlns:a14="http://schemas.microsoft.com/office/drawing/2010/main" val="0"/>
+                        </a:ext>
+                      </a:extLst>
+                    </a:blip>
+                    <a:srcRect/>
+                    <a:stretch>
+                      <a:fillRect/>
+                    </a:stretch>
+                  </pic:blipFill>
+                  <pic:spPr bwMode="auto">
+                    <a:xfrm>
+                      <a:off x="0" y="0"/>
+                      <a:ext cx="5940425" cy="3103245"/>
+                    </a:xfrm>
+                    <a:prstGeom prst="rect">
+                      <a:avLst/>
+                    </a:prstGeom>
+                    <a:noFill/>
+                    <a:ln>
+                      <a:noFill/>
+                    </a:ln>
+                  </pic:spPr>
+                </pic:pic>
+              </a:graphicData>
+            </a:graphic>
+          </wp:inline>
+        </w:drawing>
+      </w:r>
+    </w:p>
+    <w:p>
+      <w:r>
+        <w:drawing>
+          <wp:inline distT="0" distB="0" distL="0" distR="0" wp14:anchorId="456CE581" wp14:editId="358D53EB">
+            <wp:extent cx="5940425" cy="3231515"/>
+            <wp:effectExtent l="0" t="0" r="3175" b="6985"/>
+            <wp:docPr id="8" name="Рисунок 8"/>
+            <wp:cNvGraphicFramePr>
+              <a:graphicFrameLocks xmlns:a="http://schemas.openxmlformats.org/drawingml/2006/main" noChangeAspect="1"/>
+            </wp:cNvGraphicFramePr>
+            <a:graphic xmlns:a="http://schemas.openxmlformats.org/drawingml/2006/main">
+              <a:graphicData uri="http://schemas.openxmlformats.org/drawingml/2006/picture">
+                <pic:pic xmlns:pic="http://schemas.openxmlformats.org/drawingml/2006/picture">
+                  <pic:nvPicPr>
+                    <pic:cNvPr id="0" name="Picture 28"/>
+                    <pic:cNvPicPr>
+                      <a:picLocks noChangeAspect="1" noChangeArrowheads="1"/>
+                    </pic:cNvPicPr>
+                  </pic:nvPicPr>
+                  <pic:blipFill>
+                    <a:blip r:embed="rId6">
+                      <a:extLst>
+                        <a:ext uri="{28A0092B-C50C-407E-A947-70E740481C1C}">
+                          <a14:useLocalDpi xmlns:a14="http://schemas.microsoft.com/office/drawing/2010/main" val="0"/>
+                        </a:ext>
+                      </a:extLst>
+                    </a:blip>
+                    <a:srcRect/>
+                    <a:stretch>
+                      <a:fillRect/>
+                    </a:stretch>
+                  </pic:blipFill>
+                  <pic:spPr bwMode="auto">
+                    <a:xfrm>
+                      <a:off x="0" y="0"/>
+                      <a:ext cx="5940425" cy="3231515"/>
+                    </a:xfrm>
+                    <a:prstGeom prst="rect">
+                      <a:avLst/>
+                    </a:prstGeom>
+                    <a:noFill/>
+                    <a:ln>
+                      <a:noFill/>
+                    </a:ln>
+                  </pic:spPr>
+                </pic:pic>
+              </a:graphicData>
+            </a:graphic>
+          </wp:inline>
+        </w:drawing>
+      </w:r>
+    </w:p>
+    <w:p>
+      <w:r>
+        <w:drawing>
+          <wp:inline distT="0" distB="0" distL="0" distR="0" wp14:anchorId="7DAD635F" wp14:editId="74C1AD41">
+            <wp:extent cx="5940425" cy="2608580"/>
+            <wp:effectExtent l="0" t="0" r="3175" b="1270"/>
+            <wp:docPr id="7" name="Рисунок 7"/>
+            <wp:cNvGraphicFramePr>
+              <a:graphicFrameLocks xmlns:a="http://schemas.openxmlformats.org/drawingml/2006/main" noChangeAspect="1"/>
+            </wp:cNvGraphicFramePr>
+            <a:graphic xmlns:a="http://schemas.openxmlformats.org/drawingml/2006/main">
+              <a:graphicData uri="http://schemas.openxmlformats.org/drawingml/2006/picture">
+                <pic:pic xmlns:pic="http://schemas.openxmlformats.org/drawingml/2006/picture">
+                  <pic:nvPicPr>
+                    <pic:cNvPr id="0" name="Picture 29"/>
+                    <pic:cNvPicPr>
+                      <a:picLocks noChangeAspect="1" noChangeArrowheads="1"/>
+                    </pic:cNvPicPr>
+                  </pic:nvPicPr>
+                  <pic:blipFill>
+                    <a:blip r:embed="rId7">
+                      <a:extLst>
+                        <a:ext uri="{28A0092B-C50C-407E-A947-70E740481C1C}">
+                          <a14:useLocalDpi xmlns:a14="http://schemas.microsoft.com/office/drawing/2010/main" val="0"/>
+                        </a:ext>
+                      </a:extLst>
+                    </a:blip>
+                    <a:srcRect/>
+                    <a:stretch>
+                      <a:fillRect/>
+                    </a:stretch>
+                  </pic:blipFill>
+                  <pic:spPr bwMode="auto">
+                    <a:xfrm>
+                      <a:off x="0" y="0"/>
+                      <a:ext cx="5940425" cy="2608580"/>
+                    </a:xfrm>
+                    <a:prstGeom prst="rect">
+                      <a:avLst/>
+                    </a:prstGeom>
+                    <a:noFill/>
+                    <a:ln>
+                      <a:noFill/>
+                    </a:ln>
+                  </pic:spPr>
+                </pic:pic>
+              </a:graphicData>
+            </a:graphic>
+          </wp:inline>
+        </w:drawing>
+      </w:r>
+    </w:p>
+    <w:p>
+      <w:r>
+        <w:lastRenderedPageBreak/>
+        <w:t>4) Выполнение задания.</w:t>
+      </w:r>
+    </w:p>
+    <w:p>
+      <w:r>
+        <w:t>Этап 1.</w:t>
+      </w:r>
+    </w:p>
+    <w:p>
+      <w:r>
+        <w:t>Создал локальный репозиторий и инициализировал его. Свяжал созданный репозиторий с удаленным (FinalWork). Убедился в том, что привязка прошла успешно, выполнив соответствующую команду. Извлек и загрузил в локальный репозиторий содержимое из удаленного репозитория.</w:t>
+      </w:r>
+    </w:p>
+    <w:p>
+      <w:r>
+        <w:drawing>
+          <wp:inline distT="0" distB="0" distL="0" distR="0" wp14:anchorId="7FCA27B9" wp14:editId="646C7A38">
+            <wp:extent cx="5353050" cy="5534025"/>
+            <wp:effectExtent l="0" t="0" r="0" b="9525"/>
+            <wp:docPr id="6" name="Рисунок 6"/>
+            <wp:cNvGraphicFramePr>
+              <a:graphicFrameLocks xmlns:a="http://schemas.openxmlformats.org/drawingml/2006/main" noChangeAspect="1"/>
+            </wp:cNvGraphicFramePr>
+            <a:graphic xmlns:a="http://schemas.openxmlformats.org/drawingml/2006/main">
+              <a:graphicData uri="http://schemas.openxmlformats.org/drawingml/2006/picture">
+                <pic:pic xmlns:pic="http://schemas.openxmlformats.org/drawingml/2006/picture">
+                  <pic:nvPicPr>
+                    <pic:cNvPr id="0" name="Picture 30"/>
+                    <pic:cNvPicPr>
+                      <a:picLocks noChangeAspect="1" noChangeArrowheads="1"/>
+                    </pic:cNvPicPr>
+                  </pic:nvPicPr>
+                  <pic:blipFill>
+                    <a:blip r:embed="rId8">
+                      <a:extLst>
+                        <a:ext uri="{28A0092B-C50C-407E-A947-70E740481C1C}">
+                          <a14:useLocalDpi xmlns:a14="http://schemas.microsoft.com/office/drawing/2010/main" val="0"/>
+                        </a:ext>
+                      </a:extLst>
+                    </a:blip>
+                    <a:srcRect/>
+                    <a:stretch>
+                      <a:fillRect/>
+                    </a:stretch>
+                  </pic:blipFill>
+                  <pic:spPr bwMode="auto">
+                    <a:xfrm>
+                      <a:off x="0" y="0"/>
+                      <a:ext cx="5353050" cy="5534025"/>
+                    </a:xfrm>
+                    <a:prstGeom prst="rect">
+                      <a:avLst/>
+                    </a:prstGeom>
+                    <a:noFill/>
+                    <a:ln>
+                      <a:noFill/>
+                    </a:ln>
+                  </pic:spPr>
+                </pic:pic>
+              </a:graphicData>
+            </a:graphic>
+          </wp:inline>
+        </w:drawing>
+      </w:r>
+    </w:p>
+    <w:p>
+      <w:r>
+        <w:t> </w:t>
+      </w:r>
+    </w:p>
+    <w:p/>
     <w:sectPr>
       <w:pgSz w:w="11906" w:h="16838"/>
       <w:pgMar w:top="1134" w:right="850" w:bottom="1134" w:left="1701" w:header="708" w:footer="708" w:gutter="0"/>
@@ -628,7 +1147,6 @@
   <w:style w:type="character" w:default="1" w:styleId="a0">
     <w:name w:val="Default Paragraph Font"/>
     <w:uiPriority w:val="1"/>
-    <w:semiHidden/>
     <w:unhideWhenUsed/>
   </w:style>
   <w:style w:type="table" w:default="1" w:styleId="a1">

--- a/Otchet.docx
+++ b/Otchet.docx
@@ -4,259 +4,1719 @@
   <w:body>
     <w:p>
       <w:pPr>
+        <w:pBdr>
+          <w:top w:val="none" w:sz="4" w:space="0" w:color="000000"/>
+          <w:left w:val="none" w:sz="4" w:space="0" w:color="000000"/>
+          <w:bottom w:val="none" w:sz="4" w:space="0" w:color="000000"/>
+          <w:right w:val="none" w:sz="4" w:space="0" w:color="000000"/>
+        </w:pBdr>
+        <w:spacing w:after="0" w:line="85" w:lineRule="atLeast"/>
+        <w:ind w:left="-709"/>
         <w:jc w:val="center"/>
-      </w:pPr>
-      <w:r>
+        <w:rPr>
+          <w:rFonts w:ascii="Times New Roman" w:hAnsi="Times New Roman" w:cs="Times New Roman"/>
+          <w:sz w:val="28"/>
+          <w:szCs w:val="28"/>
+        </w:rPr>
+      </w:pPr>
+      <w:r>
+        <w:rPr>
+          <w:rFonts w:ascii="Times New Roman" w:eastAsia="Times New Roman" w:hAnsi="Times New Roman" w:cs="Times New Roman"/>
+          <w:color w:val="000000"/>
+          <w:sz w:val="28"/>
+          <w:szCs w:val="28"/>
+        </w:rPr>
         <w:t>ФГБОУ ВО «Пензенский государственный университет»</w:t>
       </w:r>
     </w:p>
     <w:p>
       <w:pPr>
+        <w:pBdr>
+          <w:top w:val="none" w:sz="4" w:space="0" w:color="000000"/>
+          <w:left w:val="none" w:sz="4" w:space="0" w:color="000000"/>
+          <w:bottom w:val="none" w:sz="4" w:space="0" w:color="000000"/>
+          <w:right w:val="none" w:sz="4" w:space="0" w:color="000000"/>
+        </w:pBdr>
+        <w:spacing w:after="0" w:line="85" w:lineRule="atLeast"/>
+        <w:ind w:left="-709"/>
         <w:jc w:val="center"/>
-      </w:pPr>
-      <w:r>
+        <w:rPr>
+          <w:rFonts w:ascii="Times New Roman" w:hAnsi="Times New Roman" w:cs="Times New Roman"/>
+          <w:sz w:val="28"/>
+          <w:szCs w:val="28"/>
+        </w:rPr>
+      </w:pPr>
+      <w:r>
+        <w:rPr>
+          <w:rFonts w:ascii="Times New Roman" w:eastAsia="Times New Roman" w:hAnsi="Times New Roman" w:cs="Times New Roman"/>
+          <w:color w:val="000000"/>
+          <w:sz w:val="28"/>
+          <w:szCs w:val="28"/>
+        </w:rPr>
         <w:t>Факультет вычислительной техники</w:t>
       </w:r>
       <w:r>
+        <w:rPr>
+          <w:rFonts w:ascii="Times New Roman" w:eastAsia="Times New Roman" w:hAnsi="Times New Roman" w:cs="Times New Roman"/>
+          <w:color w:val="000000"/>
+          <w:sz w:val="28"/>
+          <w:szCs w:val="28"/>
+        </w:rPr>
         <w:br/>
-        <w:t>  Кафедра «Вычислительная техника»</w:t>
-      </w:r>
-    </w:p>
-    <w:p>
-      <w:pPr>
+        <w:t xml:space="preserve"> Кафедра «Вычислительная техника»</w:t>
+      </w:r>
+    </w:p>
+    <w:p>
+      <w:pPr>
+        <w:pBdr>
+          <w:top w:val="none" w:sz="4" w:space="0" w:color="000000"/>
+          <w:left w:val="none" w:sz="4" w:space="0" w:color="000000"/>
+          <w:bottom w:val="none" w:sz="4" w:space="0" w:color="000000"/>
+          <w:right w:val="none" w:sz="4" w:space="0" w:color="000000"/>
+        </w:pBdr>
+        <w:spacing w:after="0" w:line="85" w:lineRule="atLeast"/>
+        <w:ind w:left="-709"/>
         <w:jc w:val="center"/>
-      </w:pPr>
-    </w:p>
-    <w:p>
-      <w:pPr>
+        <w:rPr>
+          <w:rFonts w:ascii="Times New Roman" w:hAnsi="Times New Roman" w:cs="Times New Roman"/>
+          <w:sz w:val="28"/>
+          <w:szCs w:val="28"/>
+        </w:rPr>
+      </w:pPr>
+      <w:r>
+        <w:rPr>
+          <w:rFonts w:ascii="Times New Roman" w:eastAsia="Times New Roman" w:hAnsi="Times New Roman" w:cs="Times New Roman"/>
+          <w:color w:val="000000"/>
+          <w:sz w:val="28"/>
+          <w:szCs w:val="28"/>
+        </w:rPr>
+        <w:t> </w:t>
+      </w:r>
+    </w:p>
+    <w:p>
+      <w:pPr>
+        <w:pBdr>
+          <w:top w:val="none" w:sz="4" w:space="0" w:color="000000"/>
+          <w:left w:val="none" w:sz="4" w:space="0" w:color="000000"/>
+          <w:bottom w:val="none" w:sz="4" w:space="0" w:color="000000"/>
+          <w:right w:val="none" w:sz="4" w:space="0" w:color="000000"/>
+        </w:pBdr>
+        <w:spacing w:after="0" w:line="85" w:lineRule="atLeast"/>
+        <w:ind w:left="-709"/>
         <w:jc w:val="center"/>
-      </w:pPr>
-    </w:p>
-    <w:p>
-      <w:pPr>
+        <w:rPr>
+          <w:rFonts w:ascii="Times New Roman" w:hAnsi="Times New Roman" w:cs="Times New Roman"/>
+          <w:sz w:val="28"/>
+          <w:szCs w:val="28"/>
+        </w:rPr>
+      </w:pPr>
+      <w:r>
+        <w:rPr>
+          <w:rFonts w:ascii="Times New Roman" w:eastAsia="Times New Roman" w:hAnsi="Times New Roman" w:cs="Times New Roman"/>
+          <w:color w:val="000000"/>
+          <w:sz w:val="28"/>
+          <w:szCs w:val="28"/>
+        </w:rPr>
+        <w:t> </w:t>
+      </w:r>
+    </w:p>
+    <w:p>
+      <w:pPr>
+        <w:pBdr>
+          <w:top w:val="none" w:sz="4" w:space="0" w:color="000000"/>
+          <w:left w:val="none" w:sz="4" w:space="0" w:color="000000"/>
+          <w:bottom w:val="none" w:sz="4" w:space="0" w:color="000000"/>
+          <w:right w:val="none" w:sz="4" w:space="0" w:color="000000"/>
+        </w:pBdr>
+        <w:spacing w:after="0" w:line="85" w:lineRule="atLeast"/>
+        <w:ind w:left="-709"/>
         <w:jc w:val="center"/>
-      </w:pPr>
-    </w:p>
-    <w:p>
-      <w:pPr>
+        <w:rPr>
+          <w:rFonts w:ascii="Times New Roman" w:hAnsi="Times New Roman" w:cs="Times New Roman"/>
+          <w:sz w:val="28"/>
+          <w:szCs w:val="28"/>
+        </w:rPr>
+      </w:pPr>
+      <w:r>
+        <w:rPr>
+          <w:rFonts w:ascii="Times New Roman" w:eastAsia="Times New Roman" w:hAnsi="Times New Roman" w:cs="Times New Roman"/>
+          <w:color w:val="000000"/>
+          <w:sz w:val="28"/>
+          <w:szCs w:val="28"/>
+        </w:rPr>
+        <w:t> </w:t>
+      </w:r>
+    </w:p>
+    <w:p>
+      <w:pPr>
+        <w:pBdr>
+          <w:top w:val="none" w:sz="4" w:space="0" w:color="000000"/>
+          <w:left w:val="none" w:sz="4" w:space="0" w:color="000000"/>
+          <w:bottom w:val="none" w:sz="4" w:space="0" w:color="000000"/>
+          <w:right w:val="none" w:sz="4" w:space="0" w:color="000000"/>
+        </w:pBdr>
+        <w:spacing w:after="0" w:line="85" w:lineRule="atLeast"/>
+        <w:ind w:left="-709"/>
         <w:jc w:val="center"/>
-      </w:pPr>
-    </w:p>
-    <w:p>
-      <w:pPr>
+        <w:rPr>
+          <w:rFonts w:ascii="Times New Roman" w:hAnsi="Times New Roman" w:cs="Times New Roman"/>
+          <w:sz w:val="28"/>
+          <w:szCs w:val="28"/>
+        </w:rPr>
+      </w:pPr>
+      <w:r>
+        <w:rPr>
+          <w:rFonts w:ascii="Times New Roman" w:eastAsia="Times New Roman" w:hAnsi="Times New Roman" w:cs="Times New Roman"/>
+          <w:color w:val="000000"/>
+          <w:sz w:val="28"/>
+          <w:szCs w:val="28"/>
+        </w:rPr>
+        <w:t> </w:t>
+      </w:r>
+    </w:p>
+    <w:p>
+      <w:pPr>
+        <w:pBdr>
+          <w:top w:val="none" w:sz="4" w:space="0" w:color="000000"/>
+          <w:left w:val="none" w:sz="4" w:space="0" w:color="000000"/>
+          <w:bottom w:val="none" w:sz="4" w:space="0" w:color="000000"/>
+          <w:right w:val="none" w:sz="4" w:space="0" w:color="000000"/>
+        </w:pBdr>
+        <w:spacing w:after="0" w:line="85" w:lineRule="atLeast"/>
+        <w:ind w:left="-709"/>
         <w:jc w:val="center"/>
-      </w:pPr>
-    </w:p>
-    <w:p>
-      <w:pPr>
+        <w:rPr>
+          <w:rFonts w:ascii="Times New Roman" w:hAnsi="Times New Roman" w:cs="Times New Roman"/>
+          <w:sz w:val="28"/>
+          <w:szCs w:val="28"/>
+        </w:rPr>
+      </w:pPr>
+      <w:r>
+        <w:rPr>
+          <w:rFonts w:ascii="Times New Roman" w:eastAsia="Times New Roman" w:hAnsi="Times New Roman" w:cs="Times New Roman"/>
+          <w:color w:val="000000"/>
+          <w:sz w:val="28"/>
+          <w:szCs w:val="28"/>
+        </w:rPr>
+        <w:t> </w:t>
+      </w:r>
+    </w:p>
+    <w:p>
+      <w:pPr>
+        <w:pBdr>
+          <w:top w:val="none" w:sz="4" w:space="0" w:color="000000"/>
+          <w:left w:val="none" w:sz="4" w:space="0" w:color="000000"/>
+          <w:bottom w:val="none" w:sz="4" w:space="0" w:color="000000"/>
+          <w:right w:val="none" w:sz="4" w:space="0" w:color="000000"/>
+        </w:pBdr>
+        <w:spacing w:after="0" w:line="85" w:lineRule="atLeast"/>
+        <w:ind w:left="-709"/>
         <w:jc w:val="center"/>
-      </w:pPr>
-    </w:p>
-    <w:p>
-      <w:pPr>
+        <w:rPr>
+          <w:rFonts w:ascii="Times New Roman" w:hAnsi="Times New Roman" w:cs="Times New Roman"/>
+          <w:sz w:val="28"/>
+          <w:szCs w:val="28"/>
+        </w:rPr>
+      </w:pPr>
+      <w:r>
+        <w:rPr>
+          <w:rFonts w:ascii="Times New Roman" w:eastAsia="Times New Roman" w:hAnsi="Times New Roman" w:cs="Times New Roman"/>
+          <w:color w:val="000000"/>
+          <w:sz w:val="28"/>
+          <w:szCs w:val="28"/>
+        </w:rPr>
+        <w:t> </w:t>
+      </w:r>
+    </w:p>
+    <w:p>
+      <w:pPr>
+        <w:pBdr>
+          <w:top w:val="none" w:sz="4" w:space="0" w:color="000000"/>
+          <w:left w:val="none" w:sz="4" w:space="0" w:color="000000"/>
+          <w:bottom w:val="none" w:sz="4" w:space="0" w:color="000000"/>
+          <w:right w:val="none" w:sz="4" w:space="0" w:color="000000"/>
+        </w:pBdr>
+        <w:spacing w:after="0" w:line="85" w:lineRule="atLeast"/>
+        <w:ind w:left="-709"/>
         <w:jc w:val="center"/>
-      </w:pPr>
-    </w:p>
-    <w:p>
-      <w:pPr>
+        <w:rPr>
+          <w:rFonts w:ascii="Times New Roman" w:hAnsi="Times New Roman" w:cs="Times New Roman"/>
+          <w:sz w:val="28"/>
+          <w:szCs w:val="28"/>
+        </w:rPr>
+      </w:pPr>
+      <w:r>
+        <w:rPr>
+          <w:rFonts w:ascii="Times New Roman" w:eastAsia="Times New Roman" w:hAnsi="Times New Roman" w:cs="Times New Roman"/>
+          <w:color w:val="000000"/>
+          <w:sz w:val="28"/>
+          <w:szCs w:val="28"/>
+        </w:rPr>
+        <w:t> </w:t>
+      </w:r>
+    </w:p>
+    <w:p>
+      <w:pPr>
+        <w:pBdr>
+          <w:top w:val="none" w:sz="4" w:space="0" w:color="000000"/>
+          <w:left w:val="none" w:sz="4" w:space="0" w:color="000000"/>
+          <w:bottom w:val="none" w:sz="4" w:space="0" w:color="000000"/>
+          <w:right w:val="none" w:sz="4" w:space="0" w:color="000000"/>
+        </w:pBdr>
+        <w:spacing w:after="0" w:line="85" w:lineRule="atLeast"/>
+        <w:ind w:left="-709"/>
         <w:jc w:val="center"/>
-      </w:pPr>
-      <w:r>
+        <w:rPr>
+          <w:rFonts w:ascii="Times New Roman" w:hAnsi="Times New Roman" w:cs="Times New Roman"/>
+          <w:sz w:val="28"/>
+          <w:szCs w:val="28"/>
+        </w:rPr>
+      </w:pPr>
+      <w:r>
+        <w:rPr>
+          <w:rFonts w:ascii="Times New Roman" w:eastAsia="Times New Roman" w:hAnsi="Times New Roman" w:cs="Times New Roman"/>
+          <w:color w:val="000000"/>
+          <w:sz w:val="28"/>
+          <w:szCs w:val="28"/>
+        </w:rPr>
         <w:t>ОТЧЕТ</w:t>
       </w:r>
     </w:p>
     <w:p>
       <w:pPr>
+        <w:pBdr>
+          <w:top w:val="none" w:sz="4" w:space="0" w:color="000000"/>
+          <w:left w:val="none" w:sz="4" w:space="0" w:color="000000"/>
+          <w:bottom w:val="none" w:sz="4" w:space="0" w:color="000000"/>
+          <w:right w:val="none" w:sz="4" w:space="0" w:color="000000"/>
+        </w:pBdr>
+        <w:spacing w:after="0" w:line="85" w:lineRule="atLeast"/>
+        <w:ind w:left="-709"/>
         <w:jc w:val="center"/>
-      </w:pPr>
-      <w:r>
-        <w:t>по лабораторной работе №</w:t>
-      </w:r>
-      <w:r>
-        <w:t>9</w:t>
+        <w:rPr>
+          <w:rFonts w:ascii="Times New Roman" w:hAnsi="Times New Roman" w:cs="Times New Roman"/>
+          <w:sz w:val="28"/>
+          <w:szCs w:val="28"/>
+        </w:rPr>
+      </w:pPr>
+      <w:r>
+        <w:rPr>
+          <w:rFonts w:ascii="Times New Roman" w:eastAsia="Times New Roman" w:hAnsi="Times New Roman" w:cs="Times New Roman"/>
+          <w:color w:val="000000"/>
+          <w:sz w:val="28"/>
+          <w:szCs w:val="28"/>
+        </w:rPr>
+        <w:t>по лабораторной работе №9</w:t>
       </w:r>
     </w:p>
     <w:p>
       <w:pPr>
         <w:jc w:val="center"/>
-      </w:pPr>
-      <w:r>
-        <w:t>по дисциплине «Информационные технологии в профессиональной деятельности»</w:t>
-      </w:r>
-    </w:p>
-    <w:p>
-      <w:pPr>
+        <w:rPr>
+          <w:rFonts w:ascii="Times New Roman" w:hAnsi="Times New Roman" w:cs="Times New Roman"/>
+          <w:sz w:val="28"/>
+          <w:szCs w:val="28"/>
+        </w:rPr>
+      </w:pPr>
+      <w:r>
+        <w:rPr>
+          <w:rFonts w:ascii="Times New Roman" w:eastAsia="Times New Roman" w:hAnsi="Times New Roman" w:cs="Times New Roman"/>
+          <w:color w:val="000000"/>
+          <w:sz w:val="28"/>
+          <w:szCs w:val="28"/>
+        </w:rPr>
+        <w:t xml:space="preserve">по дисциплине </w:t>
+      </w:r>
+      <w:r>
+        <w:rPr>
+          <w:rFonts w:ascii="Times New Roman" w:eastAsia="Times New Roman" w:hAnsi="Times New Roman" w:cs="Times New Roman"/>
+          <w:sz w:val="28"/>
+          <w:szCs w:val="28"/>
+        </w:rPr>
+        <w:t xml:space="preserve">«Информационные технологии в профессиональной деятельности» </w:t>
+      </w:r>
+    </w:p>
+    <w:p>
+      <w:pPr>
+        <w:pBdr>
+          <w:top w:val="none" w:sz="4" w:space="0" w:color="000000"/>
+          <w:left w:val="none" w:sz="4" w:space="0" w:color="000000"/>
+          <w:bottom w:val="none" w:sz="4" w:space="0" w:color="000000"/>
+          <w:right w:val="none" w:sz="4" w:space="0" w:color="000000"/>
+        </w:pBdr>
+        <w:spacing w:after="0" w:line="85" w:lineRule="atLeast"/>
         <w:jc w:val="center"/>
-      </w:pPr>
-      <w:r>
+        <w:rPr>
+          <w:rFonts w:ascii="Times New Roman" w:hAnsi="Times New Roman" w:cs="Times New Roman"/>
+          <w:sz w:val="28"/>
+          <w:szCs w:val="28"/>
+        </w:rPr>
+      </w:pPr>
+      <w:r>
+        <w:rPr>
+          <w:rFonts w:ascii="Times New Roman" w:eastAsia="Times New Roman" w:hAnsi="Times New Roman" w:cs="Times New Roman"/>
+          <w:color w:val="000000"/>
+          <w:sz w:val="28"/>
+          <w:szCs w:val="28"/>
+        </w:rPr>
         <w:t>на тему «</w:t>
       </w:r>
-      <w:r>
-        <w:t>GitHub. Совместная работа</w:t>
-      </w:r>
-      <w:r>
+      <w:proofErr w:type="spellStart"/>
+      <w:r>
+        <w:rPr>
+          <w:rFonts w:ascii="Times New Roman" w:eastAsia="Times New Roman" w:hAnsi="Times New Roman" w:cs="Times New Roman"/>
+          <w:sz w:val="28"/>
+          <w:szCs w:val="28"/>
+        </w:rPr>
+        <w:t>GitHub</w:t>
+      </w:r>
+      <w:proofErr w:type="spellEnd"/>
+      <w:r>
+        <w:rPr>
+          <w:rFonts w:ascii="Times New Roman" w:eastAsia="Times New Roman" w:hAnsi="Times New Roman" w:cs="Times New Roman"/>
+          <w:sz w:val="28"/>
+          <w:szCs w:val="28"/>
+        </w:rPr>
+        <w:t>. Совместная работа</w:t>
+      </w:r>
+      <w:r>
+        <w:rPr>
+          <w:rFonts w:ascii="Times New Roman" w:eastAsia="Times New Roman" w:hAnsi="Times New Roman" w:cs="Times New Roman"/>
+          <w:color w:val="000000"/>
+          <w:sz w:val="28"/>
+          <w:szCs w:val="28"/>
+        </w:rPr>
         <w:t>»</w:t>
       </w:r>
     </w:p>
     <w:p>
-      <w:r>
+      <w:pPr>
+        <w:pBdr>
+          <w:top w:val="none" w:sz="4" w:space="0" w:color="000000"/>
+          <w:left w:val="none" w:sz="4" w:space="0" w:color="000000"/>
+          <w:bottom w:val="none" w:sz="4" w:space="0" w:color="000000"/>
+          <w:right w:val="none" w:sz="4" w:space="0" w:color="000000"/>
+        </w:pBdr>
+        <w:spacing w:after="0" w:line="85" w:lineRule="atLeast"/>
+        <w:rPr>
+          <w:rFonts w:ascii="Times New Roman" w:hAnsi="Times New Roman" w:cs="Times New Roman"/>
+          <w:sz w:val="28"/>
+          <w:szCs w:val="28"/>
+        </w:rPr>
+      </w:pPr>
+      <w:r>
+        <w:rPr>
+          <w:rFonts w:ascii="Times New Roman" w:eastAsia="Times New Roman" w:hAnsi="Times New Roman" w:cs="Times New Roman"/>
+          <w:color w:val="000000"/>
+          <w:sz w:val="28"/>
+          <w:szCs w:val="28"/>
+        </w:rPr>
         <w:t> </w:t>
       </w:r>
     </w:p>
     <w:p>
-      <w:r>
+      <w:pPr>
+        <w:pBdr>
+          <w:top w:val="none" w:sz="4" w:space="0" w:color="000000"/>
+          <w:left w:val="none" w:sz="4" w:space="0" w:color="000000"/>
+          <w:bottom w:val="none" w:sz="4" w:space="0" w:color="000000"/>
+          <w:right w:val="none" w:sz="4" w:space="0" w:color="000000"/>
+        </w:pBdr>
+        <w:spacing w:after="0" w:line="85" w:lineRule="atLeast"/>
+        <w:rPr>
+          <w:rFonts w:ascii="Times New Roman" w:hAnsi="Times New Roman" w:cs="Times New Roman"/>
+          <w:sz w:val="28"/>
+          <w:szCs w:val="28"/>
+        </w:rPr>
+      </w:pPr>
+      <w:r>
+        <w:rPr>
+          <w:rFonts w:ascii="Times New Roman" w:eastAsia="Times New Roman" w:hAnsi="Times New Roman" w:cs="Times New Roman"/>
+          <w:color w:val="000000"/>
+          <w:sz w:val="28"/>
+          <w:szCs w:val="28"/>
+        </w:rPr>
         <w:t> </w:t>
       </w:r>
     </w:p>
     <w:p>
-      <w:r>
+      <w:pPr>
+        <w:pBdr>
+          <w:top w:val="none" w:sz="4" w:space="0" w:color="000000"/>
+          <w:left w:val="none" w:sz="4" w:space="0" w:color="000000"/>
+          <w:bottom w:val="none" w:sz="4" w:space="0" w:color="000000"/>
+          <w:right w:val="none" w:sz="4" w:space="0" w:color="000000"/>
+        </w:pBdr>
+        <w:spacing w:after="0" w:line="85" w:lineRule="atLeast"/>
+        <w:rPr>
+          <w:rFonts w:ascii="Times New Roman" w:hAnsi="Times New Roman" w:cs="Times New Roman"/>
+          <w:sz w:val="28"/>
+          <w:szCs w:val="28"/>
+        </w:rPr>
+      </w:pPr>
+      <w:r>
+        <w:rPr>
+          <w:rFonts w:ascii="Times New Roman" w:eastAsia="Times New Roman" w:hAnsi="Times New Roman" w:cs="Times New Roman"/>
+          <w:color w:val="000000"/>
+          <w:sz w:val="28"/>
+          <w:szCs w:val="28"/>
+        </w:rPr>
         <w:t> </w:t>
       </w:r>
     </w:p>
     <w:p>
-      <w:r>
+      <w:pPr>
+        <w:pBdr>
+          <w:top w:val="none" w:sz="4" w:space="0" w:color="000000"/>
+          <w:left w:val="none" w:sz="4" w:space="0" w:color="000000"/>
+          <w:bottom w:val="none" w:sz="4" w:space="0" w:color="000000"/>
+          <w:right w:val="none" w:sz="4" w:space="0" w:color="000000"/>
+        </w:pBdr>
+        <w:spacing w:after="0" w:line="85" w:lineRule="atLeast"/>
+        <w:rPr>
+          <w:rFonts w:ascii="Times New Roman" w:hAnsi="Times New Roman" w:cs="Times New Roman"/>
+          <w:sz w:val="28"/>
+          <w:szCs w:val="28"/>
+        </w:rPr>
+      </w:pPr>
+      <w:r>
+        <w:rPr>
+          <w:rFonts w:ascii="Times New Roman" w:eastAsia="Times New Roman" w:hAnsi="Times New Roman" w:cs="Times New Roman"/>
+          <w:color w:val="000000"/>
+          <w:sz w:val="28"/>
+          <w:szCs w:val="28"/>
+        </w:rPr>
         <w:t> </w:t>
       </w:r>
     </w:p>
     <w:p>
-      <w:r>
+      <w:pPr>
+        <w:pBdr>
+          <w:top w:val="none" w:sz="4" w:space="0" w:color="000000"/>
+          <w:left w:val="none" w:sz="4" w:space="0" w:color="000000"/>
+          <w:bottom w:val="none" w:sz="4" w:space="0" w:color="000000"/>
+          <w:right w:val="none" w:sz="4" w:space="0" w:color="000000"/>
+        </w:pBdr>
+        <w:spacing w:after="0" w:line="85" w:lineRule="atLeast"/>
+        <w:rPr>
+          <w:rFonts w:ascii="Times New Roman" w:hAnsi="Times New Roman" w:cs="Times New Roman"/>
+          <w:sz w:val="28"/>
+          <w:szCs w:val="28"/>
+        </w:rPr>
+      </w:pPr>
+      <w:r>
+        <w:rPr>
+          <w:rFonts w:ascii="Times New Roman" w:eastAsia="Times New Roman" w:hAnsi="Times New Roman" w:cs="Times New Roman"/>
+          <w:color w:val="000000"/>
+          <w:sz w:val="28"/>
+          <w:szCs w:val="28"/>
+        </w:rPr>
         <w:t> </w:t>
       </w:r>
     </w:p>
     <w:p>
       <w:pPr>
-        <w:jc w:val="right"/>
-      </w:pPr>
-      <w:r>
+        <w:pBdr>
+          <w:top w:val="none" w:sz="4" w:space="0" w:color="000000"/>
+          <w:left w:val="none" w:sz="4" w:space="0" w:color="000000"/>
+          <w:bottom w:val="none" w:sz="4" w:space="0" w:color="000000"/>
+          <w:right w:val="none" w:sz="4" w:space="0" w:color="000000"/>
+        </w:pBdr>
+        <w:spacing w:after="0" w:line="85" w:lineRule="atLeast"/>
+        <w:ind w:left="3969" w:right="708"/>
+        <w:jc w:val="both"/>
+        <w:rPr>
+          <w:rFonts w:ascii="Times New Roman" w:hAnsi="Times New Roman" w:cs="Times New Roman"/>
+          <w:sz w:val="28"/>
+          <w:szCs w:val="28"/>
+        </w:rPr>
+      </w:pPr>
+      <w:r>
+        <w:rPr>
+          <w:rFonts w:ascii="Times New Roman" w:eastAsia="Times New Roman" w:hAnsi="Times New Roman" w:cs="Times New Roman"/>
+          <w:color w:val="000000"/>
+          <w:sz w:val="28"/>
+          <w:szCs w:val="28"/>
+        </w:rPr>
         <w:t>Выполнил студент группы 25ВВВ3:</w:t>
       </w:r>
     </w:p>
     <w:p>
       <w:pPr>
-        <w:jc w:val="right"/>
-      </w:pPr>
-      <w:r>
+        <w:pBdr>
+          <w:top w:val="none" w:sz="4" w:space="0" w:color="000000"/>
+          <w:left w:val="none" w:sz="4" w:space="0" w:color="000000"/>
+          <w:bottom w:val="none" w:sz="4" w:space="0" w:color="000000"/>
+          <w:right w:val="none" w:sz="4" w:space="0" w:color="000000"/>
+        </w:pBdr>
+        <w:spacing w:after="0" w:line="85" w:lineRule="atLeast"/>
+        <w:ind w:left="5245" w:right="708"/>
+        <w:jc w:val="both"/>
+        <w:rPr>
+          <w:rFonts w:ascii="Times New Roman" w:hAnsi="Times New Roman" w:cs="Times New Roman"/>
+          <w:sz w:val="28"/>
+          <w:szCs w:val="28"/>
+        </w:rPr>
+      </w:pPr>
+      <w:r>
+        <w:rPr>
+          <w:rFonts w:ascii="Times New Roman" w:eastAsia="Times New Roman" w:hAnsi="Times New Roman" w:cs="Times New Roman"/>
+          <w:color w:val="000000"/>
+          <w:sz w:val="28"/>
+          <w:szCs w:val="28"/>
+        </w:rPr>
         <w:t>Волков И.Р.</w:t>
       </w:r>
     </w:p>
     <w:p>
       <w:pPr>
-        <w:jc w:val="right"/>
-      </w:pPr>
-      <w:r>
-        <w:t>Итянина В.А.</w:t>
-      </w:r>
-    </w:p>
-    <w:p>
-      <w:pPr>
-        <w:jc w:val="right"/>
-      </w:pPr>
-      <w:r>
-        <w:t>Юткина В.А.</w:t>
-      </w:r>
-    </w:p>
-    <w:p>
-      <w:pPr>
-        <w:jc w:val="right"/>
-      </w:pPr>
-      <w:r>
-        <w:t> </w:t>
-      </w:r>
-    </w:p>
-    <w:p>
-      <w:pPr>
-        <w:jc w:val="right"/>
-      </w:pPr>
-      <w:r>
+        <w:pBdr>
+          <w:top w:val="none" w:sz="4" w:space="0" w:color="000000"/>
+          <w:left w:val="none" w:sz="4" w:space="0" w:color="000000"/>
+          <w:bottom w:val="none" w:sz="4" w:space="0" w:color="000000"/>
+          <w:right w:val="none" w:sz="4" w:space="0" w:color="000000"/>
+        </w:pBdr>
+        <w:spacing w:after="0" w:line="85" w:lineRule="atLeast"/>
+        <w:ind w:left="5245" w:right="708"/>
+        <w:jc w:val="both"/>
+        <w:rPr>
+          <w:rFonts w:ascii="Times New Roman" w:eastAsia="Times New Roman" w:hAnsi="Times New Roman" w:cs="Times New Roman"/>
+          <w:color w:val="000000"/>
+          <w:sz w:val="28"/>
+          <w:szCs w:val="28"/>
+        </w:rPr>
+      </w:pPr>
+      <w:proofErr w:type="spellStart"/>
+      <w:r>
+        <w:rPr>
+          <w:rFonts w:ascii="Times New Roman" w:eastAsia="Times New Roman" w:hAnsi="Times New Roman" w:cs="Times New Roman"/>
+          <w:color w:val="000000"/>
+          <w:sz w:val="28"/>
+        </w:rPr>
+        <w:t>Итянина</w:t>
+      </w:r>
+      <w:proofErr w:type="spellEnd"/>
+      <w:r>
+        <w:rPr>
+          <w:rFonts w:ascii="Times New Roman" w:eastAsia="Times New Roman" w:hAnsi="Times New Roman" w:cs="Times New Roman"/>
+          <w:color w:val="000000"/>
+          <w:sz w:val="28"/>
+        </w:rPr>
+        <w:t xml:space="preserve"> В.А.</w:t>
+      </w:r>
+    </w:p>
+    <w:p>
+      <w:pPr>
+        <w:pBdr>
+          <w:top w:val="none" w:sz="4" w:space="0" w:color="000000"/>
+          <w:left w:val="none" w:sz="4" w:space="0" w:color="000000"/>
+          <w:bottom w:val="none" w:sz="4" w:space="0" w:color="000000"/>
+          <w:right w:val="none" w:sz="4" w:space="0" w:color="000000"/>
+        </w:pBdr>
+        <w:spacing w:after="0" w:line="85" w:lineRule="atLeast"/>
+        <w:ind w:left="5245" w:right="708"/>
+        <w:jc w:val="both"/>
+        <w:rPr>
+          <w:rFonts w:ascii="Times New Roman" w:eastAsia="Times New Roman" w:hAnsi="Times New Roman" w:cs="Times New Roman"/>
+          <w:color w:val="000000"/>
+          <w:sz w:val="28"/>
+          <w:szCs w:val="28"/>
+        </w:rPr>
+      </w:pPr>
+      <w:proofErr w:type="spellStart"/>
+      <w:r>
+        <w:rPr>
+          <w:rFonts w:ascii="Times New Roman" w:eastAsia="Times New Roman" w:hAnsi="Times New Roman" w:cs="Times New Roman"/>
+          <w:color w:val="000000"/>
+          <w:sz w:val="28"/>
+        </w:rPr>
+        <w:t>Юткина</w:t>
+      </w:r>
+      <w:proofErr w:type="spellEnd"/>
+      <w:r>
+        <w:rPr>
+          <w:rFonts w:ascii="Times New Roman" w:eastAsia="Times New Roman" w:hAnsi="Times New Roman" w:cs="Times New Roman"/>
+          <w:color w:val="000000"/>
+          <w:sz w:val="28"/>
+        </w:rPr>
+        <w:t xml:space="preserve"> В.А.</w:t>
+      </w:r>
+    </w:p>
+    <w:p>
+      <w:pPr>
+        <w:pBdr>
+          <w:top w:val="none" w:sz="4" w:space="0" w:color="000000"/>
+          <w:left w:val="none" w:sz="4" w:space="0" w:color="000000"/>
+          <w:bottom w:val="none" w:sz="4" w:space="0" w:color="000000"/>
+          <w:right w:val="none" w:sz="4" w:space="0" w:color="000000"/>
+        </w:pBdr>
+        <w:spacing w:after="0" w:line="85" w:lineRule="atLeast"/>
+        <w:ind w:left="5245" w:right="708"/>
+        <w:jc w:val="both"/>
+        <w:rPr>
+          <w:rFonts w:ascii="Times New Roman" w:hAnsi="Times New Roman" w:cs="Times New Roman"/>
+          <w:sz w:val="28"/>
+          <w:szCs w:val="28"/>
+        </w:rPr>
+      </w:pPr>
+    </w:p>
+    <w:p>
+      <w:pPr>
+        <w:pBdr>
+          <w:top w:val="none" w:sz="4" w:space="0" w:color="000000"/>
+          <w:left w:val="none" w:sz="4" w:space="0" w:color="000000"/>
+          <w:bottom w:val="none" w:sz="4" w:space="0" w:color="000000"/>
+          <w:right w:val="none" w:sz="4" w:space="0" w:color="000000"/>
+        </w:pBdr>
+        <w:spacing w:after="0" w:line="85" w:lineRule="atLeast"/>
+        <w:ind w:left="3969" w:right="708"/>
+        <w:jc w:val="both"/>
+        <w:rPr>
+          <w:rFonts w:ascii="Times New Roman" w:hAnsi="Times New Roman" w:cs="Times New Roman"/>
+          <w:sz w:val="28"/>
+          <w:szCs w:val="28"/>
+        </w:rPr>
+      </w:pPr>
+      <w:r>
+        <w:rPr>
+          <w:rFonts w:ascii="Times New Roman" w:eastAsia="Times New Roman" w:hAnsi="Times New Roman" w:cs="Times New Roman"/>
+          <w:color w:val="000000"/>
+          <w:sz w:val="28"/>
+          <w:szCs w:val="28"/>
+        </w:rPr>
         <w:t>Приняли:</w:t>
       </w:r>
     </w:p>
     <w:p>
       <w:pPr>
-        <w:jc w:val="right"/>
-      </w:pPr>
-      <w:r>
+        <w:pBdr>
+          <w:top w:val="none" w:sz="4" w:space="0" w:color="000000"/>
+          <w:left w:val="none" w:sz="4" w:space="0" w:color="000000"/>
+          <w:bottom w:val="none" w:sz="4" w:space="0" w:color="000000"/>
+          <w:right w:val="none" w:sz="4" w:space="0" w:color="000000"/>
+        </w:pBdr>
+        <w:spacing w:after="0" w:line="85" w:lineRule="atLeast"/>
+        <w:ind w:left="5245" w:right="708"/>
+        <w:jc w:val="both"/>
+        <w:rPr>
+          <w:rFonts w:ascii="Times New Roman" w:hAnsi="Times New Roman" w:cs="Times New Roman"/>
+          <w:sz w:val="28"/>
+          <w:szCs w:val="28"/>
+        </w:rPr>
+      </w:pPr>
+      <w:r>
+        <w:rPr>
+          <w:rFonts w:ascii="Times New Roman" w:eastAsia="Times New Roman" w:hAnsi="Times New Roman" w:cs="Times New Roman"/>
+          <w:color w:val="000000"/>
+          <w:sz w:val="28"/>
+          <w:szCs w:val="28"/>
+        </w:rPr>
         <w:t>Юрова О.В.</w:t>
       </w:r>
     </w:p>
     <w:p>
       <w:pPr>
-        <w:jc w:val="right"/>
-      </w:pPr>
-      <w:r>
-        <w:t>Митрохина  Н.Ю.</w:t>
-      </w:r>
-    </w:p>
-    <w:p>
-      <w:r>
-        <w:t> </w:t>
-      </w:r>
-    </w:p>
-    <w:p>
-      <w:r>
-        <w:t> </w:t>
-      </w:r>
-    </w:p>
-    <w:p>
-      <w:r>
-        <w:br w:type="page"/>
-      </w:r>
-      <w:r>
+        <w:pBdr>
+          <w:top w:val="none" w:sz="4" w:space="0" w:color="000000"/>
+          <w:left w:val="none" w:sz="4" w:space="0" w:color="000000"/>
+          <w:bottom w:val="none" w:sz="4" w:space="0" w:color="000000"/>
+          <w:right w:val="none" w:sz="4" w:space="0" w:color="000000"/>
+        </w:pBdr>
+        <w:spacing w:after="0" w:line="85" w:lineRule="atLeast"/>
+        <w:ind w:left="5245" w:right="708"/>
+        <w:jc w:val="both"/>
+        <w:rPr>
+          <w:rFonts w:ascii="Times New Roman" w:hAnsi="Times New Roman" w:cs="Times New Roman"/>
+          <w:sz w:val="28"/>
+          <w:szCs w:val="28"/>
+        </w:rPr>
+      </w:pPr>
+      <w:r>
+        <w:rPr>
+          <w:rFonts w:ascii="Times New Roman" w:eastAsia="Times New Roman" w:hAnsi="Times New Roman" w:cs="Times New Roman"/>
+          <w:color w:val="000000"/>
+          <w:sz w:val="28"/>
+          <w:szCs w:val="28"/>
+        </w:rPr>
+        <w:t>Митрохина  Н.Ю.</w:t>
+      </w:r>
+    </w:p>
+    <w:p>
+      <w:pPr>
+        <w:rPr>
+          <w:rFonts w:ascii="Times New Roman" w:hAnsi="Times New Roman" w:cs="Times New Roman"/>
+          <w:sz w:val="28"/>
+          <w:szCs w:val="28"/>
+        </w:rPr>
+      </w:pPr>
+    </w:p>
+    <w:p/>
+    <w:p>
+      <w:r>
+        <w:br w:type="page" w:clear="all"/>
+      </w:r>
+    </w:p>
+    <w:p>
+      <w:pPr>
+        <w:rPr>
+          <w:rFonts w:ascii="Times New Roman" w:eastAsia="Times New Roman" w:hAnsi="Times New Roman" w:cs="Times New Roman"/>
+          <w:sz w:val="28"/>
+          <w:szCs w:val="28"/>
+        </w:rPr>
+      </w:pPr>
+      <w:r>
+        <w:rPr>
+          <w:rFonts w:ascii="Times New Roman" w:eastAsia="Times New Roman" w:hAnsi="Times New Roman" w:cs="Times New Roman"/>
+          <w:sz w:val="28"/>
+          <w:szCs w:val="28"/>
+        </w:rPr>
         <w:lastRenderedPageBreak/>
-        <w:t> </w:t>
-      </w:r>
-    </w:p>
-    <w:p>
-      <w:r>
-        <w:t xml:space="preserve">Цель работы: научиться работать с веб-сервисом для хостинга проектов и их совместной разработки GitHub. Создать свой публичный репозиторий. </w:t>
-      </w:r>
-    </w:p>
-    <w:p>
-      <w:r>
-        <w:t>1) Регистрация всех членов команды.</w:t>
-      </w:r>
-    </w:p>
-    <w:p>
-      <w:r>
+        <w:t xml:space="preserve">Цель работы: </w:t>
+      </w:r>
+      <w:r>
+        <w:rPr>
+          <w:rFonts w:ascii="Times New Roman" w:hAnsi="Times New Roman" w:cs="Times New Roman"/>
+          <w:sz w:val="28"/>
+          <w:szCs w:val="28"/>
+        </w:rPr>
+        <w:t xml:space="preserve">научиться работать с веб-сервисом для хостинга проектов и их совместной разработки </w:t>
+      </w:r>
+      <w:proofErr w:type="spellStart"/>
+      <w:r>
+        <w:rPr>
+          <w:rFonts w:ascii="Times New Roman" w:hAnsi="Times New Roman" w:cs="Times New Roman"/>
+          <w:sz w:val="28"/>
+          <w:szCs w:val="28"/>
+        </w:rPr>
+        <w:t>GitHub</w:t>
+      </w:r>
+      <w:proofErr w:type="spellEnd"/>
+      <w:r>
+        <w:rPr>
+          <w:rFonts w:ascii="Times New Roman" w:hAnsi="Times New Roman" w:cs="Times New Roman"/>
+          <w:sz w:val="28"/>
+          <w:szCs w:val="28"/>
+        </w:rPr>
+        <w:t xml:space="preserve">. Создать свой публичный репозиторий. </w:t>
+      </w:r>
+    </w:p>
+    <w:p>
+      <w:pPr>
+        <w:rPr>
+          <w:rFonts w:ascii="Times New Roman" w:eastAsia="Times New Roman" w:hAnsi="Times New Roman" w:cs="Times New Roman"/>
+          <w:sz w:val="28"/>
+          <w:szCs w:val="28"/>
+        </w:rPr>
+      </w:pPr>
+      <w:r>
+        <w:rPr>
+          <w:rFonts w:ascii="Times New Roman" w:hAnsi="Times New Roman" w:cs="Times New Roman"/>
+          <w:sz w:val="28"/>
+          <w:szCs w:val="28"/>
+        </w:rPr>
+        <w:t>1) Регистрация всех членов команды</w:t>
+      </w:r>
+      <w:r>
+        <w:rPr>
+          <w:rFonts w:ascii="Times New Roman" w:eastAsia="Times New Roman" w:hAnsi="Times New Roman" w:cs="Times New Roman"/>
+          <w:sz w:val="28"/>
+          <w:szCs w:val="28"/>
+        </w:rPr>
+        <w:t>.</w:t>
+      </w:r>
+    </w:p>
+    <w:p>
+      <w:pPr>
+        <w:rPr>
+          <w:rFonts w:ascii="Times New Roman" w:eastAsia="Times New Roman" w:hAnsi="Times New Roman" w:cs="Times New Roman"/>
+          <w:sz w:val="28"/>
+          <w:szCs w:val="28"/>
+        </w:rPr>
+      </w:pPr>
+      <w:r>
+        <w:rPr>
+          <w:rFonts w:ascii="Times New Roman" w:eastAsia="Times New Roman" w:hAnsi="Times New Roman" w:cs="Times New Roman"/>
+          <w:sz w:val="28"/>
+          <w:szCs w:val="28"/>
+        </w:rPr>
         <w:t>Все участники проекта зарегистрировались.</w:t>
       </w:r>
     </w:p>
     <w:p>
-      <w:r>
-        <w:t>2) Распределение ролей на проекте.</w:t>
-      </w:r>
-    </w:p>
-    <w:p>
-      <w:r>
-        <w:t>студент №1 – Волков</w:t>
-      </w:r>
-    </w:p>
-    <w:p>
-      <w:r>
-        <w:t>студент №2 –</w:t>
-      </w:r>
-    </w:p>
-    <w:p>
-      <w:r>
-        <w:t>студент №3 –</w:t>
-      </w:r>
-    </w:p>
-    <w:p>
-      <w:r>
+      <w:pPr>
+        <w:rPr>
+          <w:rFonts w:ascii="Times New Roman" w:eastAsia="Times New Roman" w:hAnsi="Times New Roman" w:cs="Times New Roman"/>
+          <w:sz w:val="28"/>
+          <w:szCs w:val="28"/>
+        </w:rPr>
+      </w:pPr>
+      <w:r>
+        <w:rPr>
+          <w:rFonts w:ascii="Times New Roman" w:hAnsi="Times New Roman" w:cs="Times New Roman"/>
+          <w:sz w:val="28"/>
+          <w:szCs w:val="28"/>
+        </w:rPr>
+        <w:t>2) Распределение ролей на проекте</w:t>
+      </w:r>
+      <w:r>
+        <w:rPr>
+          <w:rFonts w:ascii="Times New Roman" w:eastAsia="Times New Roman" w:hAnsi="Times New Roman" w:cs="Times New Roman"/>
+          <w:sz w:val="28"/>
+          <w:szCs w:val="28"/>
+        </w:rPr>
+        <w:t>.</w:t>
+      </w:r>
+    </w:p>
+    <w:p>
+      <w:pPr>
+        <w:rPr>
+          <w:rFonts w:ascii="Times New Roman" w:eastAsia="Times New Roman" w:hAnsi="Times New Roman" w:cs="Times New Roman"/>
+          <w:sz w:val="28"/>
+          <w:szCs w:val="28"/>
+        </w:rPr>
+      </w:pPr>
+      <w:r>
+        <w:rPr>
+          <w:rFonts w:ascii="Times New Roman" w:hAnsi="Times New Roman" w:cs="Times New Roman"/>
+          <w:sz w:val="28"/>
+          <w:szCs w:val="28"/>
+        </w:rPr>
+        <w:t>студент №1</w:t>
+      </w:r>
+      <w:r>
+        <w:rPr>
+          <w:rFonts w:ascii="Times New Roman" w:eastAsia="Times New Roman" w:hAnsi="Times New Roman" w:cs="Times New Roman"/>
+          <w:sz w:val="28"/>
+          <w:szCs w:val="28"/>
+        </w:rPr>
+        <w:t xml:space="preserve"> – Волков</w:t>
+      </w:r>
+    </w:p>
+    <w:p>
+      <w:pPr>
+        <w:rPr>
+          <w:rFonts w:ascii="Times New Roman" w:eastAsia="Times New Roman" w:hAnsi="Times New Roman" w:cs="Times New Roman"/>
+          <w:sz w:val="28"/>
+          <w:szCs w:val="28"/>
+        </w:rPr>
+      </w:pPr>
+      <w:r>
+        <w:rPr>
+          <w:rFonts w:ascii="Times New Roman" w:hAnsi="Times New Roman" w:cs="Times New Roman"/>
+          <w:sz w:val="28"/>
+          <w:szCs w:val="28"/>
+        </w:rPr>
+        <w:t>студент №2</w:t>
+      </w:r>
+      <w:r>
+        <w:rPr>
+          <w:rFonts w:ascii="Times New Roman" w:eastAsia="Times New Roman" w:hAnsi="Times New Roman" w:cs="Times New Roman"/>
+          <w:sz w:val="28"/>
+          <w:szCs w:val="28"/>
+        </w:rPr>
+        <w:t xml:space="preserve"> –</w:t>
+      </w:r>
+      <w:r>
+        <w:rPr>
+          <w:rFonts w:ascii="Times New Roman" w:eastAsia="Times New Roman" w:hAnsi="Times New Roman" w:cs="Times New Roman"/>
+          <w:sz w:val="28"/>
+          <w:szCs w:val="28"/>
+        </w:rPr>
+        <w:t xml:space="preserve"> </w:t>
+      </w:r>
+      <w:proofErr w:type="spellStart"/>
+      <w:r>
+        <w:rPr>
+          <w:rFonts w:ascii="Times New Roman" w:eastAsia="Times New Roman" w:hAnsi="Times New Roman" w:cs="Times New Roman"/>
+          <w:sz w:val="28"/>
+          <w:szCs w:val="28"/>
+        </w:rPr>
+        <w:t>Юткина</w:t>
+      </w:r>
+      <w:proofErr w:type="spellEnd"/>
+    </w:p>
+    <w:p>
+      <w:pPr>
+        <w:rPr>
+          <w:rFonts w:ascii="Times New Roman" w:eastAsia="Times New Roman" w:hAnsi="Times New Roman" w:cs="Times New Roman"/>
+          <w:sz w:val="28"/>
+          <w:szCs w:val="28"/>
+        </w:rPr>
+      </w:pPr>
+      <w:r>
+        <w:rPr>
+          <w:rFonts w:ascii="Times New Roman" w:hAnsi="Times New Roman" w:cs="Times New Roman"/>
+          <w:sz w:val="28"/>
+          <w:szCs w:val="28"/>
+        </w:rPr>
+        <w:t>студент №3</w:t>
+      </w:r>
+      <w:r>
+        <w:rPr>
+          <w:rFonts w:ascii="Times New Roman" w:eastAsia="Times New Roman" w:hAnsi="Times New Roman" w:cs="Times New Roman"/>
+          <w:sz w:val="28"/>
+          <w:szCs w:val="28"/>
+        </w:rPr>
+        <w:t xml:space="preserve"> –</w:t>
+      </w:r>
+      <w:r>
+        <w:rPr>
+          <w:rFonts w:ascii="Times New Roman" w:eastAsia="Times New Roman" w:hAnsi="Times New Roman" w:cs="Times New Roman"/>
+          <w:sz w:val="28"/>
+          <w:szCs w:val="28"/>
+        </w:rPr>
+        <w:t xml:space="preserve"> </w:t>
+      </w:r>
+      <w:proofErr w:type="spellStart"/>
+      <w:r>
+        <w:rPr>
+          <w:rFonts w:ascii="Times New Roman" w:eastAsia="Times New Roman" w:hAnsi="Times New Roman" w:cs="Times New Roman"/>
+          <w:sz w:val="28"/>
+          <w:szCs w:val="28"/>
+        </w:rPr>
+        <w:t>Итянина</w:t>
+      </w:r>
+      <w:proofErr w:type="spellEnd"/>
+    </w:p>
+    <w:p>
+      <w:pPr>
+        <w:rPr>
+          <w:rFonts w:ascii="Times New Roman" w:eastAsia="Times New Roman" w:hAnsi="Times New Roman" w:cs="Times New Roman"/>
+          <w:sz w:val="28"/>
+          <w:szCs w:val="28"/>
+        </w:rPr>
+      </w:pPr>
+      <w:r>
+        <w:rPr>
+          <w:rFonts w:ascii="Times New Roman" w:hAnsi="Times New Roman" w:cs="Times New Roman"/>
+          <w:sz w:val="28"/>
+          <w:szCs w:val="28"/>
+        </w:rPr>
         <w:t xml:space="preserve">3) Создание совместного репозитория </w:t>
       </w:r>
     </w:p>
     <w:p>
-      <w:r>
-        <w:t>Создал в своей учетной записи новый публичный репозиторий FinalWork. Добавил к этому репозиторию соавторов.</w:t>
-      </w:r>
-    </w:p>
-    <w:p>
-      <w:r>
+      <w:pPr>
+        <w:rPr>
+          <w:rFonts w:ascii="Times New Roman" w:hAnsi="Times New Roman" w:cs="Times New Roman"/>
+          <w:sz w:val="28"/>
+          <w:szCs w:val="28"/>
+        </w:rPr>
+      </w:pPr>
+      <w:r>
+        <w:rPr>
+          <w:rFonts w:ascii="Times New Roman" w:hAnsi="Times New Roman" w:cs="Times New Roman"/>
+          <w:sz w:val="28"/>
+          <w:szCs w:val="28"/>
+        </w:rPr>
+        <w:t xml:space="preserve">Создал в своей учетной записи новый публичный репозиторий </w:t>
+      </w:r>
+      <w:proofErr w:type="spellStart"/>
+      <w:r>
+        <w:rPr>
+          <w:rFonts w:ascii="Times New Roman" w:hAnsi="Times New Roman" w:cs="Times New Roman"/>
+          <w:sz w:val="28"/>
+          <w:szCs w:val="28"/>
+        </w:rPr>
+        <w:t>FinalWork</w:t>
+      </w:r>
+      <w:proofErr w:type="spellEnd"/>
+      <w:r>
+        <w:rPr>
+          <w:rFonts w:ascii="Times New Roman" w:hAnsi="Times New Roman" w:cs="Times New Roman"/>
+          <w:sz w:val="28"/>
+          <w:szCs w:val="28"/>
+        </w:rPr>
+        <w:t>. Добавил к этому репозиторию соавторов.</w:t>
+      </w:r>
+    </w:p>
+    <w:p>
+      <w:pPr>
+        <w:rPr>
+          <w:rFonts w:ascii="Times New Roman" w:hAnsi="Times New Roman" w:cs="Times New Roman"/>
+          <w:sz w:val="28"/>
+          <w:szCs w:val="28"/>
+        </w:rPr>
+      </w:pPr>
+      <w:r>
+        <w:rPr>
+          <w:rFonts w:ascii="Times New Roman" w:hAnsi="Times New Roman" w:cs="Times New Roman"/>
+          <w:noProof/>
+          <w:sz w:val="28"/>
+          <w:szCs w:val="28"/>
+        </w:rPr>
         <w:drawing>
-          <wp:inline distT="0" distB="0" distL="0" distR="0" wp14:anchorId="47650A51" wp14:editId="4AAEA931">
-            <wp:extent cx="5829300" cy="3076575"/>
-            <wp:effectExtent l="0" t="0" r="0" b="9525"/>
+          <wp:inline distT="0" distB="0" distL="0" distR="0" wp14:anchorId="7D8EEA00" wp14:editId="6EB40DD0">
+            <wp:extent cx="5826186" cy="3069116"/>
+            <wp:effectExtent l="0" t="0" r="0" b="0"/>
+            <wp:docPr id="1" name="Рисунок 1"/>
+            <wp:cNvGraphicFramePr>
+              <a:graphicFrameLocks xmlns:a="http://schemas.openxmlformats.org/drawingml/2006/main" noChangeAspect="1"/>
+            </wp:cNvGraphicFramePr>
+            <a:graphic xmlns:a="http://schemas.openxmlformats.org/drawingml/2006/main">
+              <a:graphicData uri="http://schemas.openxmlformats.org/drawingml/2006/picture">
+                <pic:pic xmlns:pic="http://schemas.openxmlformats.org/drawingml/2006/picture">
+                  <pic:nvPicPr>
+                    <pic:cNvPr id="633285769" name=""/>
+                    <pic:cNvPicPr>
+                      <a:picLocks noChangeAspect="1"/>
+                    </pic:cNvPicPr>
+                  </pic:nvPicPr>
+                  <pic:blipFill>
+                    <a:blip r:embed="rId4"/>
+                    <a:stretch/>
+                  </pic:blipFill>
+                  <pic:spPr bwMode="auto">
+                    <a:xfrm>
+                      <a:off x="0" y="0"/>
+                      <a:ext cx="5826186" cy="3069116"/>
+                    </a:xfrm>
+                    <a:prstGeom prst="rect">
+                      <a:avLst/>
+                    </a:prstGeom>
+                  </pic:spPr>
+                </pic:pic>
+              </a:graphicData>
+            </a:graphic>
+          </wp:inline>
+        </w:drawing>
+      </w:r>
+    </w:p>
+    <w:p>
+      <w:pPr>
+        <w:rPr>
+          <w:rFonts w:ascii="Times New Roman" w:hAnsi="Times New Roman" w:cs="Times New Roman"/>
+          <w:sz w:val="28"/>
+          <w:szCs w:val="28"/>
+        </w:rPr>
+      </w:pPr>
+      <w:r>
+        <w:rPr>
+          <w:rFonts w:ascii="Times New Roman" w:hAnsi="Times New Roman" w:cs="Times New Roman"/>
+          <w:noProof/>
+          <w:sz w:val="28"/>
+          <w:szCs w:val="28"/>
+        </w:rPr>
+        <w:lastRenderedPageBreak/>
+        <w:drawing>
+          <wp:inline distT="0" distB="0" distL="0" distR="0" wp14:anchorId="0C82E2AC" wp14:editId="143E8893">
+            <wp:extent cx="5940425" cy="3104351"/>
+            <wp:effectExtent l="0" t="0" r="0" b="0"/>
+            <wp:docPr id="2" name="Рисунок 2"/>
+            <wp:cNvGraphicFramePr>
+              <a:graphicFrameLocks xmlns:a="http://schemas.openxmlformats.org/drawingml/2006/main" noChangeAspect="1"/>
+            </wp:cNvGraphicFramePr>
+            <a:graphic xmlns:a="http://schemas.openxmlformats.org/drawingml/2006/main">
+              <a:graphicData uri="http://schemas.openxmlformats.org/drawingml/2006/picture">
+                <pic:pic xmlns:pic="http://schemas.openxmlformats.org/drawingml/2006/picture">
+                  <pic:nvPicPr>
+                    <pic:cNvPr id="1785842229" name=""/>
+                    <pic:cNvPicPr>
+                      <a:picLocks noChangeAspect="1"/>
+                    </pic:cNvPicPr>
+                  </pic:nvPicPr>
+                  <pic:blipFill>
+                    <a:blip r:embed="rId5"/>
+                    <a:stretch/>
+                  </pic:blipFill>
+                  <pic:spPr bwMode="auto">
+                    <a:xfrm>
+                      <a:off x="0" y="0"/>
+                      <a:ext cx="5940424" cy="3104350"/>
+                    </a:xfrm>
+                    <a:prstGeom prst="rect">
+                      <a:avLst/>
+                    </a:prstGeom>
+                  </pic:spPr>
+                </pic:pic>
+              </a:graphicData>
+            </a:graphic>
+          </wp:inline>
+        </w:drawing>
+      </w:r>
+    </w:p>
+    <w:p>
+      <w:pPr>
+        <w:rPr>
+          <w:rFonts w:ascii="Times New Roman" w:hAnsi="Times New Roman" w:cs="Times New Roman"/>
+          <w:sz w:val="28"/>
+          <w:szCs w:val="28"/>
+        </w:rPr>
+      </w:pPr>
+      <w:r>
+        <w:rPr>
+          <w:rFonts w:ascii="Times New Roman" w:hAnsi="Times New Roman" w:cs="Times New Roman"/>
+          <w:noProof/>
+          <w:sz w:val="28"/>
+          <w:szCs w:val="28"/>
+        </w:rPr>
+        <w:drawing>
+          <wp:inline distT="0" distB="0" distL="0" distR="0" wp14:anchorId="3E0A29B2" wp14:editId="26EE77A5">
+            <wp:extent cx="5940425" cy="3232855"/>
+            <wp:effectExtent l="0" t="0" r="0" b="0"/>
+            <wp:docPr id="3" name="Рисунок 3"/>
+            <wp:cNvGraphicFramePr>
+              <a:graphicFrameLocks xmlns:a="http://schemas.openxmlformats.org/drawingml/2006/main" noChangeAspect="1"/>
+            </wp:cNvGraphicFramePr>
+            <a:graphic xmlns:a="http://schemas.openxmlformats.org/drawingml/2006/main">
+              <a:graphicData uri="http://schemas.openxmlformats.org/drawingml/2006/picture">
+                <pic:pic xmlns:pic="http://schemas.openxmlformats.org/drawingml/2006/picture">
+                  <pic:nvPicPr>
+                    <pic:cNvPr id="1248280532" name=""/>
+                    <pic:cNvPicPr>
+                      <a:picLocks noChangeAspect="1"/>
+                    </pic:cNvPicPr>
+                  </pic:nvPicPr>
+                  <pic:blipFill>
+                    <a:blip r:embed="rId6"/>
+                    <a:stretch/>
+                  </pic:blipFill>
+                  <pic:spPr bwMode="auto">
+                    <a:xfrm>
+                      <a:off x="0" y="0"/>
+                      <a:ext cx="5940424" cy="3232854"/>
+                    </a:xfrm>
+                    <a:prstGeom prst="rect">
+                      <a:avLst/>
+                    </a:prstGeom>
+                  </pic:spPr>
+                </pic:pic>
+              </a:graphicData>
+            </a:graphic>
+          </wp:inline>
+        </w:drawing>
+      </w:r>
+    </w:p>
+    <w:p>
+      <w:pPr>
+        <w:rPr>
+          <w:rFonts w:ascii="Times New Roman" w:eastAsia="Times New Roman" w:hAnsi="Times New Roman" w:cs="Times New Roman"/>
+          <w:sz w:val="28"/>
+          <w:szCs w:val="28"/>
+        </w:rPr>
+      </w:pPr>
+      <w:r>
+        <w:rPr>
+          <w:rFonts w:ascii="Times New Roman" w:hAnsi="Times New Roman" w:cs="Times New Roman"/>
+          <w:noProof/>
+          <w:sz w:val="28"/>
+          <w:szCs w:val="28"/>
+        </w:rPr>
+        <w:lastRenderedPageBreak/>
+        <w:drawing>
+          <wp:inline distT="0" distB="0" distL="0" distR="0" wp14:anchorId="2570B096" wp14:editId="6F333472">
+            <wp:extent cx="5940425" cy="2605229"/>
+            <wp:effectExtent l="0" t="0" r="0" b="0"/>
+            <wp:docPr id="4" name="Рисунок 4"/>
+            <wp:cNvGraphicFramePr>
+              <a:graphicFrameLocks xmlns:a="http://schemas.openxmlformats.org/drawingml/2006/main" noChangeAspect="1"/>
+            </wp:cNvGraphicFramePr>
+            <a:graphic xmlns:a="http://schemas.openxmlformats.org/drawingml/2006/main">
+              <a:graphicData uri="http://schemas.openxmlformats.org/drawingml/2006/picture">
+                <pic:pic xmlns:pic="http://schemas.openxmlformats.org/drawingml/2006/picture">
+                  <pic:nvPicPr>
+                    <pic:cNvPr id="1271052207" name=""/>
+                    <pic:cNvPicPr>
+                      <a:picLocks noChangeAspect="1"/>
+                    </pic:cNvPicPr>
+                  </pic:nvPicPr>
+                  <pic:blipFill>
+                    <a:blip r:embed="rId7"/>
+                    <a:stretch/>
+                  </pic:blipFill>
+                  <pic:spPr bwMode="auto">
+                    <a:xfrm>
+                      <a:off x="0" y="0"/>
+                      <a:ext cx="5940424" cy="2605228"/>
+                    </a:xfrm>
+                    <a:prstGeom prst="rect">
+                      <a:avLst/>
+                    </a:prstGeom>
+                  </pic:spPr>
+                </pic:pic>
+              </a:graphicData>
+            </a:graphic>
+          </wp:inline>
+        </w:drawing>
+      </w:r>
+    </w:p>
+    <w:p>
+      <w:pPr>
+        <w:rPr>
+          <w:rFonts w:ascii="Times New Roman" w:eastAsia="Times New Roman" w:hAnsi="Times New Roman" w:cs="Times New Roman"/>
+          <w:sz w:val="28"/>
+          <w:szCs w:val="28"/>
+        </w:rPr>
+      </w:pPr>
+      <w:r>
+        <w:rPr>
+          <w:rFonts w:ascii="Times New Roman" w:hAnsi="Times New Roman" w:cs="Times New Roman"/>
+          <w:sz w:val="28"/>
+          <w:szCs w:val="28"/>
+        </w:rPr>
+        <w:t>4) Выполнение задания</w:t>
+      </w:r>
+      <w:r>
+        <w:rPr>
+          <w:rFonts w:ascii="Times New Roman" w:eastAsia="Times New Roman" w:hAnsi="Times New Roman" w:cs="Times New Roman"/>
+          <w:sz w:val="28"/>
+          <w:szCs w:val="28"/>
+        </w:rPr>
+        <w:t>.</w:t>
+      </w:r>
+    </w:p>
+    <w:p>
+      <w:pPr>
+        <w:rPr>
+          <w:rFonts w:ascii="Times New Roman" w:eastAsia="Times New Roman" w:hAnsi="Times New Roman" w:cs="Times New Roman"/>
+          <w:sz w:val="28"/>
+          <w:szCs w:val="28"/>
+        </w:rPr>
+      </w:pPr>
+      <w:r>
+        <w:rPr>
+          <w:rFonts w:ascii="Times New Roman" w:eastAsia="Times New Roman" w:hAnsi="Times New Roman" w:cs="Times New Roman"/>
+          <w:sz w:val="28"/>
+          <w:szCs w:val="28"/>
+        </w:rPr>
+        <w:t>Этап 1.</w:t>
+      </w:r>
+    </w:p>
+    <w:p>
+      <w:pPr>
+        <w:rPr>
+          <w:rFonts w:ascii="Times New Roman" w:eastAsia="Times New Roman" w:hAnsi="Times New Roman" w:cs="Times New Roman"/>
+          <w:sz w:val="28"/>
+          <w:szCs w:val="28"/>
+        </w:rPr>
+      </w:pPr>
+      <w:r>
+        <w:rPr>
+          <w:rFonts w:ascii="Times New Roman" w:hAnsi="Times New Roman" w:cs="Times New Roman"/>
+          <w:sz w:val="28"/>
+          <w:szCs w:val="28"/>
+        </w:rPr>
+        <w:t>Создал локальный репозиторий и инициализировал его. Свя</w:t>
+      </w:r>
+      <w:r>
+        <w:rPr>
+          <w:rFonts w:ascii="Times New Roman" w:hAnsi="Times New Roman" w:cs="Times New Roman"/>
+          <w:sz w:val="28"/>
+          <w:szCs w:val="28"/>
+        </w:rPr>
+        <w:t>з</w:t>
+      </w:r>
+      <w:r>
+        <w:rPr>
+          <w:rFonts w:ascii="Times New Roman" w:hAnsi="Times New Roman" w:cs="Times New Roman"/>
+          <w:sz w:val="28"/>
+          <w:szCs w:val="28"/>
+        </w:rPr>
+        <w:t>ал созданный репозиторий с удаленным (</w:t>
+      </w:r>
+      <w:proofErr w:type="spellStart"/>
+      <w:r>
+        <w:rPr>
+          <w:rFonts w:ascii="Times New Roman" w:hAnsi="Times New Roman" w:cs="Times New Roman"/>
+          <w:sz w:val="28"/>
+          <w:szCs w:val="28"/>
+        </w:rPr>
+        <w:t>FinalWork</w:t>
+      </w:r>
+      <w:proofErr w:type="spellEnd"/>
+      <w:r>
+        <w:rPr>
+          <w:rFonts w:ascii="Times New Roman" w:hAnsi="Times New Roman" w:cs="Times New Roman"/>
+          <w:sz w:val="28"/>
+          <w:szCs w:val="28"/>
+        </w:rPr>
+        <w:t>). Убедился в том, что привязка прошла успешно, выполнив соответствующую команду. Извлек и загрузил в локальный репозиторий содержимое из удаленного репозитория.</w:t>
+      </w:r>
+    </w:p>
+    <w:p>
+      <w:pPr>
+        <w:rPr>
+          <w:rFonts w:ascii="Times New Roman" w:eastAsia="Times New Roman" w:hAnsi="Times New Roman" w:cs="Times New Roman"/>
+          <w:sz w:val="28"/>
+          <w:szCs w:val="28"/>
+        </w:rPr>
+      </w:pPr>
+      <w:r>
+        <w:rPr>
+          <w:rFonts w:ascii="Times New Roman" w:hAnsi="Times New Roman" w:cs="Times New Roman"/>
+          <w:noProof/>
+          <w:sz w:val="28"/>
+          <w:szCs w:val="28"/>
+        </w:rPr>
+        <w:lastRenderedPageBreak/>
+        <w:drawing>
+          <wp:inline distT="0" distB="0" distL="0" distR="0" wp14:anchorId="1A6FDDF8" wp14:editId="50A343F1">
+            <wp:extent cx="5353050" cy="5534025"/>
+            <wp:effectExtent l="0" t="0" r="0" b="0"/>
+            <wp:docPr id="5" name="Рисунок 5"/>
+            <wp:cNvGraphicFramePr>
+              <a:graphicFrameLocks xmlns:a="http://schemas.openxmlformats.org/drawingml/2006/main" noChangeAspect="1"/>
+            </wp:cNvGraphicFramePr>
+            <a:graphic xmlns:a="http://schemas.openxmlformats.org/drawingml/2006/main">
+              <a:graphicData uri="http://schemas.openxmlformats.org/drawingml/2006/picture">
+                <pic:pic xmlns:pic="http://schemas.openxmlformats.org/drawingml/2006/picture">
+                  <pic:nvPicPr>
+                    <pic:cNvPr id="867738552" name=""/>
+                    <pic:cNvPicPr>
+                      <a:picLocks noChangeAspect="1"/>
+                    </pic:cNvPicPr>
+                  </pic:nvPicPr>
+                  <pic:blipFill>
+                    <a:blip r:embed="rId8"/>
+                    <a:stretch/>
+                  </pic:blipFill>
+                  <pic:spPr bwMode="auto">
+                    <a:xfrm>
+                      <a:off x="0" y="0"/>
+                      <a:ext cx="5353049" cy="5534024"/>
+                    </a:xfrm>
+                    <a:prstGeom prst="rect">
+                      <a:avLst/>
+                    </a:prstGeom>
+                  </pic:spPr>
+                </pic:pic>
+              </a:graphicData>
+            </a:graphic>
+          </wp:inline>
+        </w:drawing>
+      </w:r>
+    </w:p>
+    <w:p>
+      <w:pPr>
+        <w:rPr>
+          <w:rFonts w:ascii="Times New Roman" w:hAnsi="Times New Roman" w:cs="Times New Roman"/>
+          <w:sz w:val="28"/>
+          <w:szCs w:val="28"/>
+        </w:rPr>
+      </w:pPr>
+      <w:r>
+        <w:rPr>
+          <w:rFonts w:ascii="Times New Roman" w:hAnsi="Times New Roman" w:cs="Times New Roman"/>
+          <w:sz w:val="28"/>
+          <w:szCs w:val="28"/>
+        </w:rPr>
+        <w:t>Создал в своем локальном репозитории новый файл .</w:t>
+      </w:r>
+      <w:proofErr w:type="spellStart"/>
+      <w:r>
+        <w:rPr>
+          <w:rFonts w:ascii="Times New Roman" w:hAnsi="Times New Roman" w:cs="Times New Roman"/>
+          <w:sz w:val="28"/>
+          <w:szCs w:val="28"/>
+        </w:rPr>
+        <w:t>docx</w:t>
+      </w:r>
+      <w:proofErr w:type="spellEnd"/>
+      <w:r>
+        <w:rPr>
+          <w:rFonts w:ascii="Times New Roman" w:hAnsi="Times New Roman" w:cs="Times New Roman"/>
+          <w:sz w:val="28"/>
+          <w:szCs w:val="28"/>
+        </w:rPr>
+        <w:t xml:space="preserve">, содержащий отчет по данной лабораторной работе. Зафиксировал изменения, выполнив соответствующие команды. Добавил в локальный репозиторий файлы проекта по дисциплине «Программирование» за первый </w:t>
+      </w:r>
+      <w:proofErr w:type="gramStart"/>
+      <w:r>
+        <w:rPr>
+          <w:rFonts w:ascii="Times New Roman" w:hAnsi="Times New Roman" w:cs="Times New Roman"/>
+          <w:sz w:val="28"/>
+          <w:szCs w:val="28"/>
+        </w:rPr>
+        <w:t>семестр Зафиксировал</w:t>
+      </w:r>
+      <w:proofErr w:type="gramEnd"/>
+      <w:r>
+        <w:rPr>
+          <w:rFonts w:ascii="Times New Roman" w:hAnsi="Times New Roman" w:cs="Times New Roman"/>
+          <w:sz w:val="28"/>
+          <w:szCs w:val="28"/>
+        </w:rPr>
+        <w:t xml:space="preserve"> изменения. Отправил зафиксированные изменения в удаленный репозиторий в главную ветку. </w:t>
+      </w:r>
+    </w:p>
+    <w:p>
+      <w:pPr>
+        <w:rPr>
+          <w:rFonts w:ascii="Times New Roman" w:hAnsi="Times New Roman" w:cs="Times New Roman"/>
+          <w:sz w:val="28"/>
+          <w:szCs w:val="28"/>
+        </w:rPr>
+      </w:pPr>
+    </w:p>
+    <w:p>
+      <w:pPr>
+        <w:jc w:val="center"/>
+        <w:rPr>
+          <w:rFonts w:ascii="Times New Roman" w:eastAsia="Times New Roman" w:hAnsi="Times New Roman" w:cs="Times New Roman"/>
+          <w:sz w:val="28"/>
+          <w:szCs w:val="28"/>
+        </w:rPr>
+      </w:pPr>
+      <w:r>
+        <w:rPr>
+          <w:rFonts w:ascii="Times New Roman" w:hAnsi="Times New Roman" w:cs="Times New Roman"/>
+          <w:noProof/>
+          <w:sz w:val="28"/>
+          <w:szCs w:val="28"/>
+        </w:rPr>
+        <w:lastRenderedPageBreak/>
+        <w:drawing>
+          <wp:inline distT="0" distB="0" distL="0" distR="0" wp14:anchorId="22724E04" wp14:editId="1627C4A6">
+            <wp:extent cx="5000625" cy="3095625"/>
+            <wp:effectExtent l="0" t="0" r="0" b="0"/>
+            <wp:docPr id="6" name="Рисунок 6"/>
+            <wp:cNvGraphicFramePr>
+              <a:graphicFrameLocks xmlns:a="http://schemas.openxmlformats.org/drawingml/2006/main" noChangeAspect="1"/>
+            </wp:cNvGraphicFramePr>
+            <a:graphic xmlns:a="http://schemas.openxmlformats.org/drawingml/2006/main">
+              <a:graphicData uri="http://schemas.openxmlformats.org/drawingml/2006/picture">
+                <pic:pic xmlns:pic="http://schemas.openxmlformats.org/drawingml/2006/picture">
+                  <pic:nvPicPr>
+                    <pic:cNvPr id="1705520979" name=""/>
+                    <pic:cNvPicPr>
+                      <a:picLocks noChangeAspect="1"/>
+                    </pic:cNvPicPr>
+                  </pic:nvPicPr>
+                  <pic:blipFill>
+                    <a:blip r:embed="rId9"/>
+                    <a:stretch/>
+                  </pic:blipFill>
+                  <pic:spPr bwMode="auto">
+                    <a:xfrm>
+                      <a:off x="0" y="0"/>
+                      <a:ext cx="5000625" cy="3095625"/>
+                    </a:xfrm>
+                    <a:prstGeom prst="rect">
+                      <a:avLst/>
+                    </a:prstGeom>
+                  </pic:spPr>
+                </pic:pic>
+              </a:graphicData>
+            </a:graphic>
+          </wp:inline>
+        </w:drawing>
+      </w:r>
+    </w:p>
+    <w:p>
+      <w:pPr>
+        <w:jc w:val="center"/>
+        <w:rPr>
+          <w:rFonts w:ascii="Times New Roman" w:eastAsia="Times New Roman" w:hAnsi="Times New Roman" w:cs="Times New Roman"/>
+          <w:sz w:val="28"/>
+          <w:szCs w:val="28"/>
+        </w:rPr>
+      </w:pPr>
+      <w:r>
+        <w:rPr>
+          <w:rFonts w:ascii="Times New Roman" w:hAnsi="Times New Roman" w:cs="Times New Roman"/>
+          <w:noProof/>
+          <w:sz w:val="28"/>
+          <w:szCs w:val="28"/>
+        </w:rPr>
+        <w:drawing>
+          <wp:inline distT="0" distB="0" distL="0" distR="0" wp14:anchorId="0EAFDBF1" wp14:editId="0B95528B">
+            <wp:extent cx="5381625" cy="2057400"/>
+            <wp:effectExtent l="0" t="0" r="0" b="0"/>
+            <wp:docPr id="7" name="Рисунок 7"/>
+            <wp:cNvGraphicFramePr>
+              <a:graphicFrameLocks xmlns:a="http://schemas.openxmlformats.org/drawingml/2006/main" noChangeAspect="1"/>
+            </wp:cNvGraphicFramePr>
+            <a:graphic xmlns:a="http://schemas.openxmlformats.org/drawingml/2006/main">
+              <a:graphicData uri="http://schemas.openxmlformats.org/drawingml/2006/picture">
+                <pic:pic xmlns:pic="http://schemas.openxmlformats.org/drawingml/2006/picture">
+                  <pic:nvPicPr>
+                    <pic:cNvPr id="739329980" name=""/>
+                    <pic:cNvPicPr>
+                      <a:picLocks noChangeAspect="1"/>
+                    </pic:cNvPicPr>
+                  </pic:nvPicPr>
+                  <pic:blipFill>
+                    <a:blip r:embed="rId10"/>
+                    <a:stretch/>
+                  </pic:blipFill>
+                  <pic:spPr bwMode="auto">
+                    <a:xfrm>
+                      <a:off x="0" y="0"/>
+                      <a:ext cx="5381625" cy="2057400"/>
+                    </a:xfrm>
+                    <a:prstGeom prst="rect">
+                      <a:avLst/>
+                    </a:prstGeom>
+                  </pic:spPr>
+                </pic:pic>
+              </a:graphicData>
+            </a:graphic>
+          </wp:inline>
+        </w:drawing>
+      </w:r>
+    </w:p>
+    <w:p>
+      <w:pPr>
+        <w:rPr>
+          <w:rFonts w:ascii="Times New Roman" w:hAnsi="Times New Roman" w:cs="Times New Roman"/>
+          <w:sz w:val="28"/>
+          <w:szCs w:val="28"/>
+        </w:rPr>
+      </w:pPr>
+      <w:r>
+        <w:rPr>
+          <w:rFonts w:ascii="Times New Roman" w:hAnsi="Times New Roman" w:cs="Times New Roman"/>
+          <w:noProof/>
+          <w:sz w:val="28"/>
+          <w:szCs w:val="28"/>
+        </w:rPr>
+        <w:drawing>
+          <wp:inline distT="0" distB="0" distL="0" distR="0" wp14:anchorId="7A8C557D" wp14:editId="74B8A90C">
+            <wp:extent cx="5940425" cy="2692993"/>
+            <wp:effectExtent l="0" t="0" r="0" b="0"/>
+            <wp:docPr id="8" name="Рисунок 8"/>
+            <wp:cNvGraphicFramePr>
+              <a:graphicFrameLocks xmlns:a="http://schemas.openxmlformats.org/drawingml/2006/main" noChangeAspect="1"/>
+            </wp:cNvGraphicFramePr>
+            <a:graphic xmlns:a="http://schemas.openxmlformats.org/drawingml/2006/main">
+              <a:graphicData uri="http://schemas.openxmlformats.org/drawingml/2006/picture">
+                <pic:pic xmlns:pic="http://schemas.openxmlformats.org/drawingml/2006/picture">
+                  <pic:nvPicPr>
+                    <pic:cNvPr id="124067770" name=""/>
+                    <pic:cNvPicPr>
+                      <a:picLocks noChangeAspect="1"/>
+                    </pic:cNvPicPr>
+                  </pic:nvPicPr>
+                  <pic:blipFill>
+                    <a:blip r:embed="rId11"/>
+                    <a:stretch/>
+                  </pic:blipFill>
+                  <pic:spPr bwMode="auto">
+                    <a:xfrm>
+                      <a:off x="0" y="0"/>
+                      <a:ext cx="5940425" cy="2692992"/>
+                    </a:xfrm>
+                    <a:prstGeom prst="rect">
+                      <a:avLst/>
+                    </a:prstGeom>
+                  </pic:spPr>
+                </pic:pic>
+              </a:graphicData>
+            </a:graphic>
+          </wp:inline>
+        </w:drawing>
+      </w:r>
+    </w:p>
+    <w:p>
+      <w:pPr>
+        <w:jc w:val="center"/>
+        <w:rPr>
+          <w:rFonts w:ascii="Times New Roman" w:hAnsi="Times New Roman" w:cs="Times New Roman"/>
+          <w:sz w:val="28"/>
+          <w:szCs w:val="28"/>
+        </w:rPr>
+      </w:pPr>
+      <w:r>
+        <w:rPr>
+          <w:rFonts w:ascii="Times New Roman" w:hAnsi="Times New Roman" w:cs="Times New Roman"/>
+          <w:noProof/>
+          <w:sz w:val="28"/>
+          <w:szCs w:val="28"/>
+        </w:rPr>
+        <w:lastRenderedPageBreak/>
+        <w:drawing>
+          <wp:inline distT="0" distB="0" distL="0" distR="0" wp14:anchorId="6B3A2F50" wp14:editId="3235F6F1">
+            <wp:extent cx="5940425" cy="2486405"/>
+            <wp:effectExtent l="0" t="0" r="0" b="0"/>
+            <wp:docPr id="9" name="Рисунок 9"/>
+            <wp:cNvGraphicFramePr>
+              <a:graphicFrameLocks xmlns:a="http://schemas.openxmlformats.org/drawingml/2006/main" noChangeAspect="1"/>
+            </wp:cNvGraphicFramePr>
+            <a:graphic xmlns:a="http://schemas.openxmlformats.org/drawingml/2006/main">
+              <a:graphicData uri="http://schemas.openxmlformats.org/drawingml/2006/picture">
+                <pic:pic xmlns:pic="http://schemas.openxmlformats.org/drawingml/2006/picture">
+                  <pic:nvPicPr>
+                    <pic:cNvPr id="634392299" name=""/>
+                    <pic:cNvPicPr>
+                      <a:picLocks noChangeAspect="1"/>
+                    </pic:cNvPicPr>
+                  </pic:nvPicPr>
+                  <pic:blipFill>
+                    <a:blip r:embed="rId12"/>
+                    <a:stretch/>
+                  </pic:blipFill>
+                  <pic:spPr bwMode="auto">
+                    <a:xfrm>
+                      <a:off x="0" y="0"/>
+                      <a:ext cx="5940425" cy="2486404"/>
+                    </a:xfrm>
+                    <a:prstGeom prst="rect">
+                      <a:avLst/>
+                    </a:prstGeom>
+                  </pic:spPr>
+                </pic:pic>
+              </a:graphicData>
+            </a:graphic>
+          </wp:inline>
+        </w:drawing>
+      </w:r>
+    </w:p>
+    <w:p>
+      <w:pPr>
+        <w:jc w:val="both"/>
+        <w:rPr>
+          <w:rFonts w:ascii="Times New Roman" w:hAnsi="Times New Roman" w:cs="Times New Roman"/>
+          <w:sz w:val="28"/>
+          <w:szCs w:val="28"/>
+        </w:rPr>
+      </w:pPr>
+      <w:r>
+        <w:rPr>
+          <w:rFonts w:ascii="Times New Roman" w:hAnsi="Times New Roman" w:cs="Times New Roman"/>
+          <w:sz w:val="28"/>
+          <w:szCs w:val="28"/>
+        </w:rPr>
+        <w:t>Этап 2.</w:t>
+      </w:r>
+    </w:p>
+    <w:p>
+      <w:pPr>
+        <w:jc w:val="both"/>
+        <w:rPr>
+          <w:rFonts w:ascii="Times New Roman" w:hAnsi="Times New Roman" w:cs="Times New Roman"/>
+          <w:sz w:val="28"/>
+          <w:szCs w:val="28"/>
+        </w:rPr>
+      </w:pPr>
+      <w:r>
+        <w:rPr>
+          <w:rFonts w:ascii="Times New Roman" w:hAnsi="Times New Roman" w:cs="Times New Roman"/>
+          <w:sz w:val="28"/>
+          <w:szCs w:val="28"/>
+        </w:rPr>
+        <w:t>Создал в своем локальном репозитории новую ветку и перешел в эту ветку</w:t>
+      </w:r>
+    </w:p>
+    <w:p>
+      <w:pPr>
+        <w:jc w:val="center"/>
+        <w:rPr>
+          <w:rFonts w:ascii="Times New Roman" w:hAnsi="Times New Roman" w:cs="Times New Roman"/>
+          <w:sz w:val="28"/>
+          <w:szCs w:val="28"/>
+        </w:rPr>
+      </w:pPr>
+      <w:r>
+        <w:rPr>
+          <w:rFonts w:ascii="Times New Roman" w:hAnsi="Times New Roman" w:cs="Times New Roman"/>
+          <w:noProof/>
+          <w:sz w:val="28"/>
+          <w:szCs w:val="28"/>
+        </w:rPr>
+        <w:drawing>
+          <wp:inline distT="0" distB="0" distL="0" distR="0" wp14:anchorId="5B4F3E29" wp14:editId="0A109718">
+            <wp:extent cx="3419475" cy="1200150"/>
+            <wp:effectExtent l="0" t="0" r="0" b="0"/>
             <wp:docPr id="10" name="Рисунок 10"/>
             <wp:cNvGraphicFramePr>
               <a:graphicFrameLocks xmlns:a="http://schemas.openxmlformats.org/drawingml/2006/main" noChangeAspect="1"/>
@@ -265,13 +1725,1510 @@
               <a:graphicData uri="http://schemas.openxmlformats.org/drawingml/2006/picture">
                 <pic:pic xmlns:pic="http://schemas.openxmlformats.org/drawingml/2006/picture">
                   <pic:nvPicPr>
-                    <pic:cNvPr id="0" name="Picture 26"/>
+                    <pic:cNvPr id="243920584" name=""/>
+                    <pic:cNvPicPr>
+                      <a:picLocks noChangeAspect="1"/>
+                    </pic:cNvPicPr>
+                  </pic:nvPicPr>
+                  <pic:blipFill>
+                    <a:blip r:embed="rId13"/>
+                    <a:stretch/>
+                  </pic:blipFill>
+                  <pic:spPr bwMode="auto">
+                    <a:xfrm>
+                      <a:off x="0" y="0"/>
+                      <a:ext cx="3419475" cy="1200150"/>
+                    </a:xfrm>
+                    <a:prstGeom prst="rect">
+                      <a:avLst/>
+                    </a:prstGeom>
+                  </pic:spPr>
+                </pic:pic>
+              </a:graphicData>
+            </a:graphic>
+          </wp:inline>
+        </w:drawing>
+      </w:r>
+    </w:p>
+    <w:p>
+      <w:pPr>
+        <w:jc w:val="both"/>
+        <w:rPr>
+          <w:rFonts w:ascii="Times New Roman" w:hAnsi="Times New Roman" w:cs="Times New Roman"/>
+          <w:sz w:val="28"/>
+          <w:szCs w:val="28"/>
+        </w:rPr>
+      </w:pPr>
+      <w:r>
+        <w:rPr>
+          <w:rFonts w:ascii="Times New Roman" w:hAnsi="Times New Roman" w:cs="Times New Roman"/>
+          <w:sz w:val="28"/>
+          <w:szCs w:val="28"/>
+        </w:rPr>
+        <w:t>В коде проекта изменил имена переменной.</w:t>
+      </w:r>
+    </w:p>
+    <w:p>
+      <w:pPr>
+        <w:jc w:val="center"/>
+        <w:rPr>
+          <w:rFonts w:ascii="Times New Roman" w:hAnsi="Times New Roman" w:cs="Times New Roman"/>
+          <w:sz w:val="28"/>
+          <w:szCs w:val="28"/>
+        </w:rPr>
+      </w:pPr>
+      <w:r>
+        <w:rPr>
+          <w:rFonts w:ascii="Times New Roman" w:hAnsi="Times New Roman" w:cs="Times New Roman"/>
+          <w:noProof/>
+          <w:sz w:val="28"/>
+          <w:szCs w:val="28"/>
+        </w:rPr>
+        <w:lastRenderedPageBreak/>
+        <w:drawing>
+          <wp:inline distT="0" distB="0" distL="0" distR="0" wp14:anchorId="39813249" wp14:editId="2C72E7B2">
+            <wp:extent cx="4352925" cy="5095875"/>
+            <wp:effectExtent l="0" t="0" r="0" b="0"/>
+            <wp:docPr id="11" name="Рисунок 11"/>
+            <wp:cNvGraphicFramePr>
+              <a:graphicFrameLocks xmlns:a="http://schemas.openxmlformats.org/drawingml/2006/main" noChangeAspect="1"/>
+            </wp:cNvGraphicFramePr>
+            <a:graphic xmlns:a="http://schemas.openxmlformats.org/drawingml/2006/main">
+              <a:graphicData uri="http://schemas.openxmlformats.org/drawingml/2006/picture">
+                <pic:pic xmlns:pic="http://schemas.openxmlformats.org/drawingml/2006/picture">
+                  <pic:nvPicPr>
+                    <pic:cNvPr id="648039372" name=""/>
+                    <pic:cNvPicPr>
+                      <a:picLocks noChangeAspect="1"/>
+                    </pic:cNvPicPr>
+                  </pic:nvPicPr>
+                  <pic:blipFill>
+                    <a:blip r:embed="rId14"/>
+                    <a:stretch/>
+                  </pic:blipFill>
+                  <pic:spPr bwMode="auto">
+                    <a:xfrm>
+                      <a:off x="0" y="0"/>
+                      <a:ext cx="4352925" cy="5095875"/>
+                    </a:xfrm>
+                    <a:prstGeom prst="rect">
+                      <a:avLst/>
+                    </a:prstGeom>
+                  </pic:spPr>
+                </pic:pic>
+              </a:graphicData>
+            </a:graphic>
+          </wp:inline>
+        </w:drawing>
+      </w:r>
+    </w:p>
+    <w:p>
+      <w:pPr>
+        <w:jc w:val="both"/>
+        <w:rPr>
+          <w:rFonts w:ascii="Times New Roman" w:hAnsi="Times New Roman" w:cs="Times New Roman"/>
+          <w:sz w:val="28"/>
+          <w:szCs w:val="28"/>
+        </w:rPr>
+      </w:pPr>
+      <w:r>
+        <w:rPr>
+          <w:rFonts w:ascii="Times New Roman" w:hAnsi="Times New Roman" w:cs="Times New Roman"/>
+          <w:sz w:val="28"/>
+          <w:szCs w:val="28"/>
+        </w:rPr>
+        <w:t>Зафиксировал изменения, выполнив соответствующие команды.</w:t>
+      </w:r>
+    </w:p>
+    <w:p>
+      <w:pPr>
+        <w:jc w:val="center"/>
+        <w:rPr>
+          <w:rFonts w:ascii="Times New Roman" w:hAnsi="Times New Roman" w:cs="Times New Roman"/>
+          <w:sz w:val="28"/>
+          <w:szCs w:val="28"/>
+        </w:rPr>
+      </w:pPr>
+      <w:r>
+        <w:rPr>
+          <w:rFonts w:ascii="Times New Roman" w:hAnsi="Times New Roman" w:cs="Times New Roman"/>
+          <w:noProof/>
+          <w:sz w:val="28"/>
+          <w:szCs w:val="28"/>
+        </w:rPr>
+        <w:drawing>
+          <wp:inline distT="0" distB="0" distL="0" distR="0" wp14:anchorId="4F2F74F3" wp14:editId="6AA66D95">
+            <wp:extent cx="3543300" cy="2057400"/>
+            <wp:effectExtent l="0" t="0" r="0" b="0"/>
+            <wp:docPr id="12" name="Рисунок 12"/>
+            <wp:cNvGraphicFramePr>
+              <a:graphicFrameLocks xmlns:a="http://schemas.openxmlformats.org/drawingml/2006/main" noChangeAspect="1"/>
+            </wp:cNvGraphicFramePr>
+            <a:graphic xmlns:a="http://schemas.openxmlformats.org/drawingml/2006/main">
+              <a:graphicData uri="http://schemas.openxmlformats.org/drawingml/2006/picture">
+                <pic:pic xmlns:pic="http://schemas.openxmlformats.org/drawingml/2006/picture">
+                  <pic:nvPicPr>
+                    <pic:cNvPr id="15568750" name=""/>
+                    <pic:cNvPicPr>
+                      <a:picLocks noChangeAspect="1"/>
+                    </pic:cNvPicPr>
+                  </pic:nvPicPr>
+                  <pic:blipFill>
+                    <a:blip r:embed="rId15"/>
+                    <a:stretch/>
+                  </pic:blipFill>
+                  <pic:spPr bwMode="auto">
+                    <a:xfrm>
+                      <a:off x="0" y="0"/>
+                      <a:ext cx="3543300" cy="2057400"/>
+                    </a:xfrm>
+                    <a:prstGeom prst="rect">
+                      <a:avLst/>
+                    </a:prstGeom>
+                  </pic:spPr>
+                </pic:pic>
+              </a:graphicData>
+            </a:graphic>
+          </wp:inline>
+        </w:drawing>
+      </w:r>
+    </w:p>
+    <w:p>
+      <w:pPr>
+        <w:jc w:val="both"/>
+        <w:rPr>
+          <w:rFonts w:ascii="Times New Roman" w:hAnsi="Times New Roman" w:cs="Times New Roman"/>
+          <w:sz w:val="28"/>
+          <w:szCs w:val="28"/>
+        </w:rPr>
+      </w:pPr>
+      <w:r>
+        <w:rPr>
+          <w:rFonts w:ascii="Times New Roman" w:hAnsi="Times New Roman" w:cs="Times New Roman"/>
+          <w:sz w:val="28"/>
+          <w:szCs w:val="28"/>
+        </w:rPr>
+        <w:t>Создал в своей ветке файл 1.docx</w:t>
+      </w:r>
+    </w:p>
+    <w:p>
+      <w:pPr>
+        <w:jc w:val="both"/>
+        <w:rPr>
+          <w:rFonts w:ascii="Times New Roman" w:hAnsi="Times New Roman" w:cs="Times New Roman"/>
+          <w:sz w:val="28"/>
+          <w:szCs w:val="28"/>
+        </w:rPr>
+      </w:pPr>
+      <w:r>
+        <w:rPr>
+          <w:rFonts w:ascii="Times New Roman" w:hAnsi="Times New Roman" w:cs="Times New Roman"/>
+          <w:sz w:val="28"/>
+          <w:szCs w:val="28"/>
+        </w:rPr>
+        <w:t>Зафиксировал добавление файла.</w:t>
+      </w:r>
+    </w:p>
+    <w:p>
+      <w:pPr>
+        <w:jc w:val="center"/>
+        <w:rPr>
+          <w:rFonts w:ascii="Times New Roman" w:hAnsi="Times New Roman" w:cs="Times New Roman"/>
+          <w:sz w:val="28"/>
+          <w:szCs w:val="28"/>
+        </w:rPr>
+      </w:pPr>
+      <w:r>
+        <w:rPr>
+          <w:rFonts w:ascii="Times New Roman" w:hAnsi="Times New Roman" w:cs="Times New Roman"/>
+          <w:noProof/>
+          <w:sz w:val="28"/>
+          <w:szCs w:val="28"/>
+        </w:rPr>
+        <w:lastRenderedPageBreak/>
+        <w:drawing>
+          <wp:inline distT="0" distB="0" distL="0" distR="0" wp14:anchorId="0DC6EF22" wp14:editId="23D0A473">
+            <wp:extent cx="4838700" cy="4248150"/>
+            <wp:effectExtent l="0" t="0" r="0" b="0"/>
+            <wp:docPr id="13" name="Рисунок 13"/>
+            <wp:cNvGraphicFramePr>
+              <a:graphicFrameLocks xmlns:a="http://schemas.openxmlformats.org/drawingml/2006/main" noChangeAspect="1"/>
+            </wp:cNvGraphicFramePr>
+            <a:graphic xmlns:a="http://schemas.openxmlformats.org/drawingml/2006/main">
+              <a:graphicData uri="http://schemas.openxmlformats.org/drawingml/2006/picture">
+                <pic:pic xmlns:pic="http://schemas.openxmlformats.org/drawingml/2006/picture">
+                  <pic:nvPicPr>
+                    <pic:cNvPr id="1881020159" name=""/>
+                    <pic:cNvPicPr>
+                      <a:picLocks noChangeAspect="1"/>
+                    </pic:cNvPicPr>
+                  </pic:nvPicPr>
+                  <pic:blipFill>
+                    <a:blip r:embed="rId16"/>
+                    <a:stretch/>
+                  </pic:blipFill>
+                  <pic:spPr bwMode="auto">
+                    <a:xfrm>
+                      <a:off x="0" y="0"/>
+                      <a:ext cx="4838700" cy="4248150"/>
+                    </a:xfrm>
+                    <a:prstGeom prst="rect">
+                      <a:avLst/>
+                    </a:prstGeom>
+                  </pic:spPr>
+                </pic:pic>
+              </a:graphicData>
+            </a:graphic>
+          </wp:inline>
+        </w:drawing>
+      </w:r>
+    </w:p>
+    <w:p>
+      <w:pPr>
+        <w:jc w:val="both"/>
+        <w:rPr>
+          <w:rFonts w:ascii="Times New Roman" w:hAnsi="Times New Roman" w:cs="Times New Roman"/>
+          <w:sz w:val="28"/>
+          <w:szCs w:val="28"/>
+        </w:rPr>
+      </w:pPr>
+      <w:r>
+        <w:rPr>
+          <w:rFonts w:ascii="Times New Roman" w:hAnsi="Times New Roman" w:cs="Times New Roman"/>
+          <w:sz w:val="28"/>
+          <w:szCs w:val="28"/>
+        </w:rPr>
+        <w:t>Отправил зафиксированные изменения в удаленный репозиторий в мою ветку.</w:t>
+      </w:r>
+    </w:p>
+    <w:p>
+      <w:pPr>
+        <w:jc w:val="center"/>
+        <w:rPr>
+          <w:rFonts w:ascii="Times New Roman" w:hAnsi="Times New Roman" w:cs="Times New Roman"/>
+          <w:sz w:val="28"/>
+          <w:szCs w:val="28"/>
+        </w:rPr>
+      </w:pPr>
+      <w:r>
+        <w:rPr>
+          <w:rFonts w:ascii="Times New Roman" w:hAnsi="Times New Roman" w:cs="Times New Roman"/>
+          <w:noProof/>
+          <w:sz w:val="28"/>
+          <w:szCs w:val="28"/>
+        </w:rPr>
+        <w:drawing>
+          <wp:inline distT="0" distB="0" distL="0" distR="0" wp14:anchorId="164192FE" wp14:editId="6CB0CB20">
+            <wp:extent cx="5000625" cy="2190750"/>
+            <wp:effectExtent l="0" t="0" r="0" b="0"/>
+            <wp:docPr id="14" name="Рисунок 14"/>
+            <wp:cNvGraphicFramePr>
+              <a:graphicFrameLocks xmlns:a="http://schemas.openxmlformats.org/drawingml/2006/main" noChangeAspect="1"/>
+            </wp:cNvGraphicFramePr>
+            <a:graphic xmlns:a="http://schemas.openxmlformats.org/drawingml/2006/main">
+              <a:graphicData uri="http://schemas.openxmlformats.org/drawingml/2006/picture">
+                <pic:pic xmlns:pic="http://schemas.openxmlformats.org/drawingml/2006/picture">
+                  <pic:nvPicPr>
+                    <pic:cNvPr id="24930462" name=""/>
+                    <pic:cNvPicPr>
+                      <a:picLocks noChangeAspect="1"/>
+                    </pic:cNvPicPr>
+                  </pic:nvPicPr>
+                  <pic:blipFill>
+                    <a:blip r:embed="rId17"/>
+                    <a:stretch/>
+                  </pic:blipFill>
+                  <pic:spPr bwMode="auto">
+                    <a:xfrm>
+                      <a:off x="0" y="0"/>
+                      <a:ext cx="5000625" cy="2190750"/>
+                    </a:xfrm>
+                    <a:prstGeom prst="rect">
+                      <a:avLst/>
+                    </a:prstGeom>
+                  </pic:spPr>
+                </pic:pic>
+              </a:graphicData>
+            </a:graphic>
+          </wp:inline>
+        </w:drawing>
+      </w:r>
+      <w:r>
+        <w:rPr>
+          <w:rFonts w:ascii="Times New Roman" w:hAnsi="Times New Roman" w:cs="Times New Roman"/>
+          <w:sz w:val="28"/>
+          <w:szCs w:val="28"/>
+          <w:lang w:val="en-US"/>
+        </w:rPr>
+        <w:br/>
+      </w:r>
+    </w:p>
+    <w:p>
+      <w:pPr>
+        <w:jc w:val="both"/>
+        <w:rPr>
+          <w:rFonts w:ascii="Times New Roman" w:hAnsi="Times New Roman" w:cs="Times New Roman"/>
+          <w:sz w:val="28"/>
+          <w:szCs w:val="28"/>
+        </w:rPr>
+      </w:pPr>
+      <w:r>
+        <w:rPr>
+          <w:rFonts w:ascii="Times New Roman" w:hAnsi="Times New Roman" w:cs="Times New Roman"/>
+          <w:sz w:val="28"/>
+          <w:szCs w:val="28"/>
+        </w:rPr>
+        <w:t xml:space="preserve">Сделал слияние с веткой </w:t>
+      </w:r>
+      <w:r>
+        <w:rPr>
+          <w:rFonts w:ascii="Times New Roman" w:hAnsi="Times New Roman" w:cs="Times New Roman"/>
+          <w:sz w:val="28"/>
+          <w:szCs w:val="28"/>
+          <w:lang w:val="en-US"/>
+        </w:rPr>
+        <w:t>Master</w:t>
+      </w:r>
+    </w:p>
+    <w:p>
+      <w:pPr>
+        <w:jc w:val="center"/>
+        <w:rPr>
+          <w:rFonts w:ascii="Times New Roman" w:hAnsi="Times New Roman" w:cs="Times New Roman"/>
+          <w:sz w:val="28"/>
+          <w:szCs w:val="28"/>
+          <w:lang w:val="en-US"/>
+        </w:rPr>
+      </w:pPr>
+      <w:r>
+        <w:rPr>
+          <w:rFonts w:ascii="Times New Roman" w:hAnsi="Times New Roman" w:cs="Times New Roman"/>
+          <w:sz w:val="28"/>
+          <w:szCs w:val="28"/>
+          <w:lang w:val="en-US"/>
+        </w:rPr>
+        <w:lastRenderedPageBreak/>
+        <w:drawing>
+          <wp:inline distT="0" distB="0" distL="0" distR="0" wp14:anchorId="556D74F3" wp14:editId="632C5E86">
+            <wp:extent cx="4667901" cy="6849431"/>
+            <wp:effectExtent l="0" t="0" r="0" b="8890"/>
+            <wp:docPr id="27" name="Рисунок 27"/>
+            <wp:cNvGraphicFramePr>
+              <a:graphicFrameLocks xmlns:a="http://schemas.openxmlformats.org/drawingml/2006/main" noChangeAspect="1"/>
+            </wp:cNvGraphicFramePr>
+            <a:graphic xmlns:a="http://schemas.openxmlformats.org/drawingml/2006/main">
+              <a:graphicData uri="http://schemas.openxmlformats.org/drawingml/2006/picture">
+                <pic:pic xmlns:pic="http://schemas.openxmlformats.org/drawingml/2006/picture">
+                  <pic:nvPicPr>
+                    <pic:cNvPr id="1" name=""/>
+                    <pic:cNvPicPr/>
+                  </pic:nvPicPr>
+                  <pic:blipFill>
+                    <a:blip r:embed="rId18"/>
+                    <a:stretch>
+                      <a:fillRect/>
+                    </a:stretch>
+                  </pic:blipFill>
+                  <pic:spPr>
+                    <a:xfrm>
+                      <a:off x="0" y="0"/>
+                      <a:ext cx="4667901" cy="6849431"/>
+                    </a:xfrm>
+                    <a:prstGeom prst="rect">
+                      <a:avLst/>
+                    </a:prstGeom>
+                  </pic:spPr>
+                </pic:pic>
+              </a:graphicData>
+            </a:graphic>
+          </wp:inline>
+        </w:drawing>
+      </w:r>
+    </w:p>
+    <w:p>
+      <w:pPr>
+        <w:jc w:val="both"/>
+        <w:rPr>
+          <w:rFonts w:ascii="Times New Roman" w:hAnsi="Times New Roman" w:cs="Times New Roman"/>
+          <w:sz w:val="28"/>
+          <w:szCs w:val="28"/>
+          <w:lang w:val="en-US"/>
+        </w:rPr>
+      </w:pPr>
+    </w:p>
+    <w:p>
+      <w:pPr>
+        <w:jc w:val="both"/>
+        <w:rPr>
+          <w:rFonts w:ascii="Times New Roman" w:hAnsi="Times New Roman" w:cs="Times New Roman"/>
+          <w:sz w:val="28"/>
+          <w:szCs w:val="28"/>
+          <w:lang w:val="en-US"/>
+        </w:rPr>
+      </w:pPr>
+    </w:p>
+    <w:p>
+      <w:pPr>
+        <w:jc w:val="both"/>
+        <w:rPr>
+          <w:rFonts w:ascii="Times New Roman" w:hAnsi="Times New Roman" w:cs="Times New Roman"/>
+          <w:sz w:val="28"/>
+          <w:szCs w:val="28"/>
+          <w:lang w:val="en-US"/>
+        </w:rPr>
+      </w:pPr>
+    </w:p>
+    <w:p>
+      <w:pPr>
+        <w:jc w:val="both"/>
+        <w:rPr>
+          <w:rFonts w:ascii="Times New Roman" w:hAnsi="Times New Roman" w:cs="Times New Roman"/>
+          <w:sz w:val="28"/>
+          <w:szCs w:val="28"/>
+          <w:lang w:val="en-US"/>
+        </w:rPr>
+      </w:pPr>
+    </w:p>
+    <w:p>
+      <w:pPr>
+        <w:jc w:val="both"/>
+        <w:rPr>
+          <w:rFonts w:ascii="Times New Roman" w:hAnsi="Times New Roman" w:cs="Times New Roman"/>
+          <w:sz w:val="28"/>
+          <w:szCs w:val="28"/>
+          <w:lang w:val="en-US"/>
+        </w:rPr>
+      </w:pPr>
+    </w:p>
+    <w:p>
+      <w:pPr>
+        <w:jc w:val="both"/>
+        <w:rPr>
+          <w:rFonts w:ascii="Times New Roman" w:hAnsi="Times New Roman" w:cs="Times New Roman"/>
+          <w:sz w:val="28"/>
+          <w:szCs w:val="28"/>
+          <w:lang w:val="en-US"/>
+        </w:rPr>
+      </w:pPr>
+    </w:p>
+    <w:p>
+      <w:pPr>
+        <w:jc w:val="both"/>
+        <w:rPr>
+          <w:rFonts w:ascii="Times New Roman" w:hAnsi="Times New Roman" w:cs="Times New Roman"/>
+          <w:sz w:val="28"/>
+          <w:szCs w:val="28"/>
+        </w:rPr>
+      </w:pPr>
+      <w:r>
+        <w:rPr>
+          <w:rFonts w:ascii="Times New Roman" w:hAnsi="Times New Roman" w:cs="Times New Roman"/>
+          <w:sz w:val="28"/>
+          <w:szCs w:val="28"/>
+        </w:rPr>
+        <w:lastRenderedPageBreak/>
+        <w:t>Студент 2</w:t>
+      </w:r>
+    </w:p>
+    <w:p>
+      <w:pPr>
+        <w:jc w:val="center"/>
+        <w:rPr>
+          <w:rFonts w:ascii="Times New Roman" w:hAnsi="Times New Roman" w:cs="Times New Roman"/>
+          <w:sz w:val="28"/>
+          <w:szCs w:val="28"/>
+          <w:lang w:val="en-US"/>
+        </w:rPr>
+      </w:pPr>
+      <w:r>
+        <w:rPr>
+          <w:rFonts w:ascii="Times New Roman" w:hAnsi="Times New Roman" w:cs="Times New Roman"/>
+          <w:noProof/>
+          <w:sz w:val="28"/>
+          <w:szCs w:val="28"/>
+        </w:rPr>
+        <w:drawing>
+          <wp:inline distT="0" distB="0" distL="0" distR="0" wp14:anchorId="38332920" wp14:editId="1DBD806D">
+            <wp:extent cx="5940425" cy="4089722"/>
+            <wp:effectExtent l="0" t="0" r="0" b="0"/>
+            <wp:docPr id="15" name="Рисунок 15"/>
+            <wp:cNvGraphicFramePr>
+              <a:graphicFrameLocks xmlns:a="http://schemas.openxmlformats.org/drawingml/2006/main" noChangeAspect="1"/>
+            </wp:cNvGraphicFramePr>
+            <a:graphic xmlns:a="http://schemas.openxmlformats.org/drawingml/2006/main">
+              <a:graphicData uri="http://schemas.openxmlformats.org/drawingml/2006/picture">
+                <pic:pic xmlns:pic="http://schemas.openxmlformats.org/drawingml/2006/picture">
+                  <pic:nvPicPr>
+                    <pic:cNvPr id="1544994606" name=""/>
+                    <pic:cNvPicPr>
+                      <a:picLocks noChangeAspect="1"/>
+                    </pic:cNvPicPr>
+                  </pic:nvPicPr>
+                  <pic:blipFill>
+                    <a:blip r:embed="rId19"/>
+                    <a:stretch/>
+                  </pic:blipFill>
+                  <pic:spPr bwMode="auto">
+                    <a:xfrm>
+                      <a:off x="0" y="0"/>
+                      <a:ext cx="5940425" cy="4089722"/>
+                    </a:xfrm>
+                    <a:prstGeom prst="rect">
+                      <a:avLst/>
+                    </a:prstGeom>
+                  </pic:spPr>
+                </pic:pic>
+              </a:graphicData>
+            </a:graphic>
+          </wp:inline>
+        </w:drawing>
+      </w:r>
+    </w:p>
+    <w:p>
+      <w:pPr>
+        <w:spacing w:after="0"/>
+        <w:jc w:val="both"/>
+        <w:rPr>
+          <w:rFonts w:ascii="Times New Roman" w:hAnsi="Times New Roman" w:cs="Times New Roman"/>
+          <w:sz w:val="28"/>
+          <w:szCs w:val="28"/>
+        </w:rPr>
+      </w:pPr>
+      <w:r>
+        <w:rPr>
+          <w:rFonts w:ascii="Times New Roman" w:hAnsi="Times New Roman" w:cs="Times New Roman"/>
+          <w:sz w:val="28"/>
+          <w:szCs w:val="28"/>
+        </w:rPr>
+        <w:t xml:space="preserve">Зашла на свою почту, которую указывала при регистрации профиля на </w:t>
+      </w:r>
+      <w:proofErr w:type="spellStart"/>
+      <w:r>
+        <w:rPr>
+          <w:rFonts w:ascii="Times New Roman" w:hAnsi="Times New Roman" w:cs="Times New Roman"/>
+          <w:sz w:val="28"/>
+          <w:szCs w:val="28"/>
+        </w:rPr>
+        <w:t>GitHub</w:t>
+      </w:r>
+      <w:proofErr w:type="spellEnd"/>
+      <w:r>
+        <w:rPr>
+          <w:rFonts w:ascii="Times New Roman" w:hAnsi="Times New Roman" w:cs="Times New Roman"/>
+          <w:sz w:val="28"/>
+          <w:szCs w:val="28"/>
+        </w:rPr>
+        <w:t xml:space="preserve">, и подтвердила свое участие в совместной работе; </w:t>
+      </w:r>
+    </w:p>
+    <w:p>
+      <w:pPr>
+        <w:spacing w:after="0"/>
+        <w:jc w:val="both"/>
+        <w:rPr>
+          <w:rFonts w:ascii="Times New Roman" w:hAnsi="Times New Roman" w:cs="Times New Roman"/>
+          <w:sz w:val="28"/>
+          <w:szCs w:val="28"/>
+        </w:rPr>
+      </w:pPr>
+      <w:r>
+        <w:rPr>
+          <w:rFonts w:ascii="Times New Roman" w:hAnsi="Times New Roman" w:cs="Times New Roman"/>
+          <w:sz w:val="28"/>
+          <w:szCs w:val="28"/>
+        </w:rPr>
+        <w:t xml:space="preserve">Создала свой локальный репозиторий, </w:t>
+      </w:r>
+      <w:proofErr w:type="spellStart"/>
+      <w:r>
+        <w:rPr>
+          <w:rFonts w:ascii="Times New Roman" w:hAnsi="Times New Roman" w:cs="Times New Roman"/>
+          <w:sz w:val="28"/>
+          <w:szCs w:val="28"/>
+        </w:rPr>
+        <w:t>склонировав</w:t>
+      </w:r>
+      <w:proofErr w:type="spellEnd"/>
+      <w:r>
+        <w:rPr>
+          <w:rFonts w:ascii="Times New Roman" w:hAnsi="Times New Roman" w:cs="Times New Roman"/>
+          <w:sz w:val="28"/>
+          <w:szCs w:val="28"/>
+        </w:rPr>
+        <w:t xml:space="preserve"> себе общий репозиторий </w:t>
+      </w:r>
+      <w:proofErr w:type="spellStart"/>
+      <w:r>
+        <w:rPr>
+          <w:rFonts w:ascii="Times New Roman" w:hAnsi="Times New Roman" w:cs="Times New Roman"/>
+          <w:sz w:val="28"/>
+          <w:szCs w:val="28"/>
+        </w:rPr>
+        <w:t>FinalWork</w:t>
+      </w:r>
+      <w:proofErr w:type="spellEnd"/>
+      <w:r>
+        <w:rPr>
+          <w:rFonts w:ascii="Times New Roman" w:hAnsi="Times New Roman" w:cs="Times New Roman"/>
+          <w:sz w:val="28"/>
+          <w:szCs w:val="28"/>
+        </w:rPr>
+        <w:t xml:space="preserve">;  </w:t>
+      </w:r>
+    </w:p>
+    <w:p>
+      <w:pPr>
+        <w:spacing w:after="0"/>
+        <w:jc w:val="both"/>
+        <w:rPr>
+          <w:rFonts w:ascii="Times New Roman" w:hAnsi="Times New Roman" w:cs="Times New Roman"/>
+          <w:sz w:val="28"/>
+          <w:szCs w:val="28"/>
+        </w:rPr>
+      </w:pPr>
+      <w:r>
+        <w:rPr>
+          <w:rFonts w:ascii="Times New Roman" w:hAnsi="Times New Roman" w:cs="Times New Roman"/>
+          <w:sz w:val="28"/>
+          <w:szCs w:val="28"/>
+        </w:rPr>
+        <w:t>Создала новую ветку в локальном репозитории и перешла в эту ветку.</w:t>
+      </w:r>
+    </w:p>
+    <w:p>
+      <w:pPr>
+        <w:spacing w:after="0"/>
+        <w:jc w:val="both"/>
+        <w:rPr>
+          <w:rFonts w:ascii="Times New Roman" w:hAnsi="Times New Roman" w:cs="Times New Roman"/>
+          <w:sz w:val="28"/>
+          <w:szCs w:val="28"/>
+        </w:rPr>
+      </w:pPr>
+      <w:r>
+        <w:rPr>
+          <w:rFonts w:ascii="Times New Roman" w:hAnsi="Times New Roman" w:cs="Times New Roman"/>
+          <w:noProof/>
+          <w:sz w:val="28"/>
+          <w:szCs w:val="28"/>
+        </w:rPr>
+        <w:drawing>
+          <wp:inline distT="0" distB="0" distL="0" distR="0" wp14:anchorId="09F49A3C" wp14:editId="07CDB1F6">
+            <wp:extent cx="4976291" cy="3360711"/>
+            <wp:effectExtent l="0" t="0" r="0" b="0"/>
+            <wp:docPr id="1692766572" name="Рисунок 1"/>
+            <wp:cNvGraphicFramePr>
+              <a:graphicFrameLocks xmlns:a="http://schemas.openxmlformats.org/drawingml/2006/main" noChangeAspect="1"/>
+            </wp:cNvGraphicFramePr>
+            <a:graphic xmlns:a="http://schemas.openxmlformats.org/drawingml/2006/main">
+              <a:graphicData uri="http://schemas.openxmlformats.org/drawingml/2006/picture">
+                <pic:pic xmlns:pic="http://schemas.openxmlformats.org/drawingml/2006/picture">
+                  <pic:nvPicPr>
+                    <pic:cNvPr id="1692766572" name="Рисунок 1692766572"/>
+                    <pic:cNvPicPr/>
+                  </pic:nvPicPr>
+                  <pic:blipFill>
+                    <a:blip r:embed="rId20">
+                      <a:extLst>
+                        <a:ext uri="{28A0092B-C50C-407E-A947-70E740481C1C}">
+                          <a14:useLocalDpi xmlns:a14="http://schemas.microsoft.com/office/drawing/2010/main" val="0"/>
+                        </a:ext>
+                      </a:extLst>
+                    </a:blip>
+                    <a:stretch>
+                      <a:fillRect/>
+                    </a:stretch>
+                  </pic:blipFill>
+                  <pic:spPr>
+                    <a:xfrm>
+                      <a:off x="0" y="0"/>
+                      <a:ext cx="4976291" cy="3360711"/>
+                    </a:xfrm>
+                    <a:prstGeom prst="rect">
+                      <a:avLst/>
+                    </a:prstGeom>
+                  </pic:spPr>
+                </pic:pic>
+              </a:graphicData>
+            </a:graphic>
+          </wp:inline>
+        </w:drawing>
+      </w:r>
+    </w:p>
+    <w:p>
+      <w:pPr>
+        <w:spacing w:after="0"/>
+        <w:jc w:val="both"/>
+        <w:rPr>
+          <w:rFonts w:ascii="Times New Roman" w:hAnsi="Times New Roman" w:cs="Times New Roman"/>
+          <w:sz w:val="28"/>
+          <w:szCs w:val="28"/>
+        </w:rPr>
+      </w:pPr>
+      <w:r>
+        <w:rPr>
+          <w:rFonts w:ascii="Times New Roman" w:hAnsi="Times New Roman" w:cs="Times New Roman"/>
+          <w:sz w:val="28"/>
+          <w:szCs w:val="28"/>
+        </w:rPr>
+        <w:lastRenderedPageBreak/>
+        <w:t>Выполнила индивидуальное задание</w:t>
+      </w:r>
+      <w:r>
+        <w:rPr>
+          <w:rFonts w:ascii="Times New Roman" w:hAnsi="Times New Roman" w:cs="Times New Roman"/>
+          <w:sz w:val="28"/>
+          <w:szCs w:val="28"/>
+        </w:rPr>
+        <w:t xml:space="preserve"> </w:t>
+      </w:r>
+      <w:r>
+        <w:rPr>
+          <w:rFonts w:ascii="Times New Roman" w:hAnsi="Times New Roman" w:cs="Times New Roman"/>
+          <w:sz w:val="28"/>
+          <w:szCs w:val="28"/>
+        </w:rPr>
+        <w:t xml:space="preserve">(Студент №2): </w:t>
+      </w:r>
+    </w:p>
+    <w:p>
+      <w:pPr>
+        <w:spacing w:after="0"/>
+        <w:jc w:val="both"/>
+        <w:rPr>
+          <w:rFonts w:ascii="Times New Roman" w:hAnsi="Times New Roman" w:cs="Times New Roman"/>
+          <w:sz w:val="28"/>
+          <w:szCs w:val="28"/>
+        </w:rPr>
+      </w:pPr>
+      <w:r>
+        <w:rPr>
+          <w:rFonts w:ascii="Times New Roman" w:hAnsi="Times New Roman" w:cs="Times New Roman"/>
+          <w:sz w:val="28"/>
+          <w:szCs w:val="28"/>
+        </w:rPr>
+        <w:t xml:space="preserve">Изменила объявление всех используемых переменных так, чтобы каждая переменная объявлялась с новой строки; </w:t>
+      </w:r>
+    </w:p>
+    <w:p>
+      <w:pPr>
+        <w:spacing w:after="0"/>
+        <w:jc w:val="both"/>
+        <w:rPr>
+          <w:rFonts w:ascii="Times New Roman" w:hAnsi="Times New Roman" w:cs="Times New Roman"/>
+          <w:sz w:val="28"/>
+          <w:szCs w:val="28"/>
+        </w:rPr>
+      </w:pPr>
+      <w:r>
+        <w:rPr>
+          <w:rFonts w:ascii="Times New Roman" w:hAnsi="Times New Roman" w:cs="Times New Roman"/>
+          <w:sz w:val="28"/>
+          <w:szCs w:val="28"/>
+        </w:rPr>
+        <w:t>Добавила хотя бы один комментарий, поясняющий назначение переменных.</w:t>
+      </w:r>
+    </w:p>
+    <w:p>
+      <w:pPr>
+        <w:spacing w:after="0"/>
+        <w:jc w:val="both"/>
+        <w:rPr>
+          <w:rFonts w:ascii="Times New Roman" w:hAnsi="Times New Roman" w:cs="Times New Roman"/>
+          <w:sz w:val="28"/>
+          <w:szCs w:val="28"/>
+        </w:rPr>
+      </w:pPr>
+      <w:r>
+        <w:rPr>
+          <w:rFonts w:ascii="Times New Roman" w:hAnsi="Times New Roman" w:cs="Times New Roman"/>
+          <w:noProof/>
+          <w:sz w:val="28"/>
+          <w:szCs w:val="28"/>
+        </w:rPr>
+        <w:drawing>
+          <wp:inline distT="0" distB="0" distL="0" distR="0" wp14:anchorId="7930ECC0" wp14:editId="64F77F67">
+            <wp:extent cx="5939790" cy="4319905"/>
+            <wp:effectExtent l="0" t="0" r="3810" b="4445"/>
+            <wp:docPr id="2144116442" name="Рисунок 2"/>
+            <wp:cNvGraphicFramePr>
+              <a:graphicFrameLocks xmlns:a="http://schemas.openxmlformats.org/drawingml/2006/main" noChangeAspect="1"/>
+            </wp:cNvGraphicFramePr>
+            <a:graphic xmlns:a="http://schemas.openxmlformats.org/drawingml/2006/main">
+              <a:graphicData uri="http://schemas.openxmlformats.org/drawingml/2006/picture">
+                <pic:pic xmlns:pic="http://schemas.openxmlformats.org/drawingml/2006/picture">
+                  <pic:nvPicPr>
+                    <pic:cNvPr id="2144116442" name="Рисунок 2144116442"/>
+                    <pic:cNvPicPr/>
+                  </pic:nvPicPr>
+                  <pic:blipFill>
+                    <a:blip r:embed="rId21">
+                      <a:extLst>
+                        <a:ext uri="{28A0092B-C50C-407E-A947-70E740481C1C}">
+                          <a14:useLocalDpi xmlns:a14="http://schemas.microsoft.com/office/drawing/2010/main" val="0"/>
+                        </a:ext>
+                      </a:extLst>
+                    </a:blip>
+                    <a:stretch>
+                      <a:fillRect/>
+                    </a:stretch>
+                  </pic:blipFill>
+                  <pic:spPr>
+                    <a:xfrm>
+                      <a:off x="0" y="0"/>
+                      <a:ext cx="5939790" cy="4319905"/>
+                    </a:xfrm>
+                    <a:prstGeom prst="rect">
+                      <a:avLst/>
+                    </a:prstGeom>
+                  </pic:spPr>
+                </pic:pic>
+              </a:graphicData>
+            </a:graphic>
+          </wp:inline>
+        </w:drawing>
+      </w:r>
+    </w:p>
+    <w:p>
+      <w:pPr>
+        <w:spacing w:after="0"/>
+        <w:jc w:val="both"/>
+        <w:rPr>
+          <w:rFonts w:ascii="Times New Roman" w:hAnsi="Times New Roman" w:cs="Times New Roman"/>
+          <w:sz w:val="28"/>
+          <w:szCs w:val="28"/>
+        </w:rPr>
+      </w:pPr>
+      <w:r>
+        <w:rPr>
+          <w:rFonts w:ascii="Times New Roman" w:hAnsi="Times New Roman" w:cs="Times New Roman"/>
+          <w:sz w:val="28"/>
+          <w:szCs w:val="28"/>
+        </w:rPr>
+        <w:t xml:space="preserve">Зафиксировала каждое изменение, выполнив соответствующие команды; </w:t>
+      </w:r>
+    </w:p>
+    <w:p>
+      <w:pPr>
+        <w:spacing w:after="0"/>
+        <w:jc w:val="both"/>
+        <w:rPr>
+          <w:rFonts w:ascii="Times New Roman" w:hAnsi="Times New Roman" w:cs="Times New Roman"/>
+          <w:sz w:val="28"/>
+          <w:szCs w:val="28"/>
+        </w:rPr>
+      </w:pPr>
+      <w:r>
+        <w:rPr>
+          <w:rFonts w:ascii="Times New Roman" w:hAnsi="Times New Roman" w:cs="Times New Roman"/>
+          <w:noProof/>
+          <w:sz w:val="28"/>
+          <w:szCs w:val="28"/>
+        </w:rPr>
+        <w:drawing>
+          <wp:inline distT="0" distB="0" distL="0" distR="0" wp14:anchorId="05DF83CA" wp14:editId="6ACF890A">
+            <wp:extent cx="4359018" cy="2065199"/>
+            <wp:effectExtent l="0" t="0" r="3810" b="0"/>
+            <wp:docPr id="984405357" name="Рисунок 3"/>
+            <wp:cNvGraphicFramePr>
+              <a:graphicFrameLocks xmlns:a="http://schemas.openxmlformats.org/drawingml/2006/main" noChangeAspect="1"/>
+            </wp:cNvGraphicFramePr>
+            <a:graphic xmlns:a="http://schemas.openxmlformats.org/drawingml/2006/main">
+              <a:graphicData uri="http://schemas.openxmlformats.org/drawingml/2006/picture">
+                <pic:pic xmlns:pic="http://schemas.openxmlformats.org/drawingml/2006/picture">
+                  <pic:nvPicPr>
+                    <pic:cNvPr id="984405357" name="Рисунок 984405357"/>
+                    <pic:cNvPicPr/>
+                  </pic:nvPicPr>
+                  <pic:blipFill>
+                    <a:blip r:embed="rId22">
+                      <a:extLst>
+                        <a:ext uri="{28A0092B-C50C-407E-A947-70E740481C1C}">
+                          <a14:useLocalDpi xmlns:a14="http://schemas.microsoft.com/office/drawing/2010/main" val="0"/>
+                        </a:ext>
+                      </a:extLst>
+                    </a:blip>
+                    <a:stretch>
+                      <a:fillRect/>
+                    </a:stretch>
+                  </pic:blipFill>
+                  <pic:spPr>
+                    <a:xfrm>
+                      <a:off x="0" y="0"/>
+                      <a:ext cx="4359018" cy="2065199"/>
+                    </a:xfrm>
+                    <a:prstGeom prst="rect">
+                      <a:avLst/>
+                    </a:prstGeom>
+                  </pic:spPr>
+                </pic:pic>
+              </a:graphicData>
+            </a:graphic>
+          </wp:inline>
+        </w:drawing>
+      </w:r>
+      <w:r>
+        <w:rPr>
+          <w:rFonts w:ascii="Times New Roman" w:hAnsi="Times New Roman" w:cs="Times New Roman"/>
+          <w:sz w:val="28"/>
+          <w:szCs w:val="28"/>
+        </w:rPr>
+        <w:t xml:space="preserve"> </w:t>
+      </w:r>
+    </w:p>
+    <w:p>
+      <w:pPr>
+        <w:spacing w:after="0"/>
+        <w:jc w:val="both"/>
+        <w:rPr>
+          <w:rFonts w:ascii="Times New Roman" w:hAnsi="Times New Roman" w:cs="Times New Roman"/>
+          <w:sz w:val="28"/>
+          <w:szCs w:val="28"/>
+        </w:rPr>
+      </w:pPr>
+      <w:r>
+        <w:rPr>
+          <w:rFonts w:ascii="Times New Roman" w:hAnsi="Times New Roman" w:cs="Times New Roman"/>
+          <w:sz w:val="28"/>
+          <w:szCs w:val="28"/>
+        </w:rPr>
+        <w:t>Создала в своей ветке файл 2.</w:t>
+      </w:r>
+      <w:r>
+        <w:rPr>
+          <w:rFonts w:ascii="Times New Roman" w:hAnsi="Times New Roman" w:cs="Times New Roman"/>
+          <w:sz w:val="28"/>
+          <w:szCs w:val="28"/>
+          <w:lang w:val="en-US"/>
+        </w:rPr>
+        <w:t>docx</w:t>
+      </w:r>
+      <w:r>
+        <w:rPr>
+          <w:rFonts w:ascii="Times New Roman" w:hAnsi="Times New Roman" w:cs="Times New Roman"/>
+          <w:sz w:val="28"/>
+          <w:szCs w:val="28"/>
+        </w:rPr>
+        <w:t>.</w:t>
+      </w:r>
+    </w:p>
+    <w:p>
+      <w:pPr>
+        <w:spacing w:after="0"/>
+        <w:jc w:val="both"/>
+        <w:rPr>
+          <w:rFonts w:ascii="Times New Roman" w:hAnsi="Times New Roman" w:cs="Times New Roman"/>
+          <w:sz w:val="28"/>
+          <w:szCs w:val="28"/>
+        </w:rPr>
+      </w:pPr>
+      <w:r>
+        <w:rPr>
+          <w:noProof/>
+        </w:rPr>
+        <w:lastRenderedPageBreak/>
+        <w:drawing>
+          <wp:inline distT="0" distB="0" distL="0" distR="0" wp14:anchorId="36C9285D" wp14:editId="5E1E48A2">
+            <wp:extent cx="5940425" cy="3084830"/>
+            <wp:effectExtent l="0" t="0" r="3175" b="1270"/>
+            <wp:docPr id="1391133669" name="Рисунок 1"/>
+            <wp:cNvGraphicFramePr>
+              <a:graphicFrameLocks xmlns:a="http://schemas.openxmlformats.org/drawingml/2006/main" noChangeAspect="1"/>
+            </wp:cNvGraphicFramePr>
+            <a:graphic xmlns:a="http://schemas.openxmlformats.org/drawingml/2006/main">
+              <a:graphicData uri="http://schemas.openxmlformats.org/drawingml/2006/picture">
+                <pic:pic xmlns:pic="http://schemas.openxmlformats.org/drawingml/2006/picture">
+                  <pic:nvPicPr>
+                    <pic:cNvPr id="1391133669" name=""/>
+                    <pic:cNvPicPr/>
+                  </pic:nvPicPr>
+                  <pic:blipFill>
+                    <a:blip r:embed="rId23"/>
+                    <a:stretch>
+                      <a:fillRect/>
+                    </a:stretch>
+                  </pic:blipFill>
+                  <pic:spPr>
+                    <a:xfrm>
+                      <a:off x="0" y="0"/>
+                      <a:ext cx="5940425" cy="3084830"/>
+                    </a:xfrm>
+                    <a:prstGeom prst="rect">
+                      <a:avLst/>
+                    </a:prstGeom>
+                  </pic:spPr>
+                </pic:pic>
+              </a:graphicData>
+            </a:graphic>
+          </wp:inline>
+        </w:drawing>
+      </w:r>
+    </w:p>
+    <w:p>
+      <w:pPr>
+        <w:spacing w:after="0"/>
+        <w:jc w:val="both"/>
+        <w:rPr>
+          <w:rFonts w:ascii="Times New Roman" w:hAnsi="Times New Roman" w:cs="Times New Roman"/>
+          <w:sz w:val="28"/>
+          <w:szCs w:val="28"/>
+        </w:rPr>
+      </w:pPr>
+      <w:r>
+        <w:rPr>
+          <w:rFonts w:ascii="Times New Roman" w:hAnsi="Times New Roman" w:cs="Times New Roman"/>
+          <w:sz w:val="28"/>
+          <w:szCs w:val="28"/>
+        </w:rPr>
+        <w:t>Зафиксировала добавление файла;</w:t>
+      </w:r>
+    </w:p>
+    <w:p>
+      <w:pPr>
+        <w:spacing w:after="0"/>
+        <w:jc w:val="both"/>
+        <w:rPr>
+          <w:rFonts w:ascii="Times New Roman" w:hAnsi="Times New Roman" w:cs="Times New Roman"/>
+          <w:sz w:val="28"/>
+          <w:szCs w:val="28"/>
+        </w:rPr>
+      </w:pPr>
+      <w:r>
+        <w:rPr>
+          <w:rFonts w:ascii="Times New Roman" w:hAnsi="Times New Roman" w:cs="Times New Roman"/>
+          <w:noProof/>
+          <w:sz w:val="28"/>
+          <w:szCs w:val="28"/>
+        </w:rPr>
+        <w:drawing>
+          <wp:inline distT="0" distB="0" distL="0" distR="0" wp14:anchorId="4AD54851" wp14:editId="7344209E">
+            <wp:extent cx="4313294" cy="2194750"/>
+            <wp:effectExtent l="0" t="0" r="0" b="0"/>
+            <wp:docPr id="2063687585" name="Рисунок 2"/>
+            <wp:cNvGraphicFramePr>
+              <a:graphicFrameLocks xmlns:a="http://schemas.openxmlformats.org/drawingml/2006/main" noChangeAspect="1"/>
+            </wp:cNvGraphicFramePr>
+            <a:graphic xmlns:a="http://schemas.openxmlformats.org/drawingml/2006/main">
+              <a:graphicData uri="http://schemas.openxmlformats.org/drawingml/2006/picture">
+                <pic:pic xmlns:pic="http://schemas.openxmlformats.org/drawingml/2006/picture">
+                  <pic:nvPicPr>
+                    <pic:cNvPr id="2063687585" name="Рисунок 2063687585"/>
+                    <pic:cNvPicPr/>
+                  </pic:nvPicPr>
+                  <pic:blipFill>
+                    <a:blip r:embed="rId24">
+                      <a:extLst>
+                        <a:ext uri="{28A0092B-C50C-407E-A947-70E740481C1C}">
+                          <a14:useLocalDpi xmlns:a14="http://schemas.microsoft.com/office/drawing/2010/main" val="0"/>
+                        </a:ext>
+                      </a:extLst>
+                    </a:blip>
+                    <a:stretch>
+                      <a:fillRect/>
+                    </a:stretch>
+                  </pic:blipFill>
+                  <pic:spPr>
+                    <a:xfrm>
+                      <a:off x="0" y="0"/>
+                      <a:ext cx="4313294" cy="2194750"/>
+                    </a:xfrm>
+                    <a:prstGeom prst="rect">
+                      <a:avLst/>
+                    </a:prstGeom>
+                  </pic:spPr>
+                </pic:pic>
+              </a:graphicData>
+            </a:graphic>
+          </wp:inline>
+        </w:drawing>
+      </w:r>
+    </w:p>
+    <w:p>
+      <w:pPr>
+        <w:spacing w:after="0"/>
+        <w:jc w:val="both"/>
+        <w:rPr>
+          <w:rFonts w:ascii="Times New Roman" w:hAnsi="Times New Roman" w:cs="Times New Roman"/>
+          <w:sz w:val="28"/>
+          <w:szCs w:val="28"/>
+        </w:rPr>
+      </w:pPr>
+      <w:r>
+        <w:rPr>
+          <w:rFonts w:ascii="Times New Roman" w:hAnsi="Times New Roman" w:cs="Times New Roman"/>
+          <w:sz w:val="28"/>
+          <w:szCs w:val="28"/>
+        </w:rPr>
+        <w:t>Отправила зафиксированные изменения в удаленный репозиторий в ветку.</w:t>
+      </w:r>
+    </w:p>
+    <w:p>
+      <w:pPr>
+        <w:spacing w:after="0"/>
+        <w:jc w:val="both"/>
+        <w:rPr>
+          <w:rFonts w:ascii="Times New Roman" w:hAnsi="Times New Roman" w:cs="Times New Roman"/>
+          <w:sz w:val="28"/>
+          <w:szCs w:val="28"/>
+        </w:rPr>
+      </w:pPr>
+      <w:r>
+        <w:rPr>
+          <w:rFonts w:ascii="Times New Roman" w:hAnsi="Times New Roman" w:cs="Times New Roman"/>
+          <w:noProof/>
+          <w:sz w:val="28"/>
+          <w:szCs w:val="28"/>
+        </w:rPr>
+        <w:drawing>
+          <wp:inline distT="0" distB="0" distL="0" distR="0" wp14:anchorId="17A43B65" wp14:editId="12875E0C">
+            <wp:extent cx="4686706" cy="2187130"/>
+            <wp:effectExtent l="0" t="0" r="0" b="3810"/>
+            <wp:docPr id="1086078378" name="Рисунок 3"/>
+            <wp:cNvGraphicFramePr>
+              <a:graphicFrameLocks xmlns:a="http://schemas.openxmlformats.org/drawingml/2006/main" noChangeAspect="1"/>
+            </wp:cNvGraphicFramePr>
+            <a:graphic xmlns:a="http://schemas.openxmlformats.org/drawingml/2006/main">
+              <a:graphicData uri="http://schemas.openxmlformats.org/drawingml/2006/picture">
+                <pic:pic xmlns:pic="http://schemas.openxmlformats.org/drawingml/2006/picture">
+                  <pic:nvPicPr>
+                    <pic:cNvPr id="1086078378" name="Рисунок 1086078378"/>
+                    <pic:cNvPicPr/>
+                  </pic:nvPicPr>
+                  <pic:blipFill>
+                    <a:blip r:embed="rId25">
+                      <a:extLst>
+                        <a:ext uri="{28A0092B-C50C-407E-A947-70E740481C1C}">
+                          <a14:useLocalDpi xmlns:a14="http://schemas.microsoft.com/office/drawing/2010/main" val="0"/>
+                        </a:ext>
+                      </a:extLst>
+                    </a:blip>
+                    <a:stretch>
+                      <a:fillRect/>
+                    </a:stretch>
+                  </pic:blipFill>
+                  <pic:spPr>
+                    <a:xfrm>
+                      <a:off x="0" y="0"/>
+                      <a:ext cx="4686706" cy="2187130"/>
+                    </a:xfrm>
+                    <a:prstGeom prst="rect">
+                      <a:avLst/>
+                    </a:prstGeom>
+                  </pic:spPr>
+                </pic:pic>
+              </a:graphicData>
+            </a:graphic>
+          </wp:inline>
+        </w:drawing>
+      </w:r>
+    </w:p>
+    <w:p>
+      <w:pPr>
+        <w:spacing w:after="0"/>
+        <w:jc w:val="both"/>
+        <w:rPr>
+          <w:rFonts w:ascii="Times New Roman" w:hAnsi="Times New Roman" w:cs="Times New Roman"/>
+          <w:sz w:val="28"/>
+          <w:szCs w:val="28"/>
+          <w:lang w:val="en-US"/>
+        </w:rPr>
+      </w:pPr>
+      <w:r>
+        <w:rPr>
+          <w:rFonts w:ascii="Times New Roman" w:hAnsi="Times New Roman" w:cs="Times New Roman"/>
+          <w:noProof/>
+          <w:sz w:val="28"/>
+          <w:szCs w:val="28"/>
+        </w:rPr>
+        <w:lastRenderedPageBreak/>
+        <w:drawing>
+          <wp:inline distT="0" distB="0" distL="0" distR="0" wp14:anchorId="6E2FA95B" wp14:editId="3580EE56">
+            <wp:extent cx="4198620" cy="4147804"/>
+            <wp:effectExtent l="0" t="0" r="0" b="5715"/>
+            <wp:docPr id="549290299" name="Рисунок 4"/>
+            <wp:cNvGraphicFramePr>
+              <a:graphicFrameLocks xmlns:a="http://schemas.openxmlformats.org/drawingml/2006/main" noChangeAspect="1"/>
+            </wp:cNvGraphicFramePr>
+            <a:graphic xmlns:a="http://schemas.openxmlformats.org/drawingml/2006/main">
+              <a:graphicData uri="http://schemas.openxmlformats.org/drawingml/2006/picture">
+                <pic:pic xmlns:pic="http://schemas.openxmlformats.org/drawingml/2006/picture">
+                  <pic:nvPicPr>
+                    <pic:cNvPr id="549290299" name="Рисунок 549290299"/>
+                    <pic:cNvPicPr/>
+                  </pic:nvPicPr>
+                  <pic:blipFill>
+                    <a:blip r:embed="rId26">
+                      <a:extLst>
+                        <a:ext uri="{28A0092B-C50C-407E-A947-70E740481C1C}">
+                          <a14:useLocalDpi xmlns:a14="http://schemas.microsoft.com/office/drawing/2010/main" val="0"/>
+                        </a:ext>
+                      </a:extLst>
+                    </a:blip>
+                    <a:stretch>
+                      <a:fillRect/>
+                    </a:stretch>
+                  </pic:blipFill>
+                  <pic:spPr>
+                    <a:xfrm>
+                      <a:off x="0" y="0"/>
+                      <a:ext cx="4204264" cy="4153380"/>
+                    </a:xfrm>
+                    <a:prstGeom prst="rect">
+                      <a:avLst/>
+                    </a:prstGeom>
+                  </pic:spPr>
+                </pic:pic>
+              </a:graphicData>
+            </a:graphic>
+          </wp:inline>
+        </w:drawing>
+      </w:r>
+    </w:p>
+    <w:p>
+      <w:pPr>
+        <w:spacing w:after="0"/>
+        <w:jc w:val="both"/>
+        <w:rPr>
+          <w:rFonts w:ascii="Times New Roman" w:hAnsi="Times New Roman" w:cs="Times New Roman"/>
+          <w:sz w:val="28"/>
+          <w:szCs w:val="28"/>
+        </w:rPr>
+      </w:pPr>
+      <w:r>
+        <w:rPr>
+          <w:rFonts w:ascii="Times New Roman" w:hAnsi="Times New Roman" w:cs="Times New Roman"/>
+          <w:sz w:val="28"/>
+          <w:szCs w:val="28"/>
+        </w:rPr>
+        <w:t xml:space="preserve">Выполнила слияние с веткой </w:t>
+      </w:r>
+      <w:r>
+        <w:rPr>
+          <w:rFonts w:ascii="Times New Roman" w:hAnsi="Times New Roman" w:cs="Times New Roman"/>
+          <w:sz w:val="28"/>
+          <w:szCs w:val="28"/>
+          <w:lang w:val="en-US"/>
+        </w:rPr>
+        <w:t>master</w:t>
+      </w:r>
+      <w:r>
+        <w:rPr>
+          <w:rFonts w:ascii="Times New Roman" w:hAnsi="Times New Roman" w:cs="Times New Roman"/>
+          <w:sz w:val="28"/>
+          <w:szCs w:val="28"/>
+        </w:rPr>
+        <w:t>.</w:t>
+      </w:r>
+    </w:p>
+    <w:p>
+      <w:pPr>
+        <w:spacing w:after="0"/>
+        <w:jc w:val="both"/>
+        <w:rPr>
+          <w:rFonts w:ascii="Times New Roman" w:hAnsi="Times New Roman" w:cs="Times New Roman"/>
+          <w:sz w:val="28"/>
+          <w:szCs w:val="28"/>
+          <w:lang w:val="en-US"/>
+        </w:rPr>
+      </w:pPr>
+      <w:r>
+        <w:rPr>
+          <w:rFonts w:ascii="Times New Roman" w:hAnsi="Times New Roman" w:cs="Times New Roman"/>
+          <w:sz w:val="28"/>
+          <w:szCs w:val="28"/>
+          <w:lang w:val="en-US"/>
+        </w:rPr>
+        <w:lastRenderedPageBreak/>
+        <w:drawing>
+          <wp:inline distT="0" distB="0" distL="0" distR="0" wp14:anchorId="2E4430D6" wp14:editId="0912422F">
+            <wp:extent cx="5763429" cy="6754168"/>
+            <wp:effectExtent l="0" t="0" r="8890" b="8890"/>
+            <wp:docPr id="26" name="Рисунок 26"/>
+            <wp:cNvGraphicFramePr>
+              <a:graphicFrameLocks xmlns:a="http://schemas.openxmlformats.org/drawingml/2006/main" noChangeAspect="1"/>
+            </wp:cNvGraphicFramePr>
+            <a:graphic xmlns:a="http://schemas.openxmlformats.org/drawingml/2006/main">
+              <a:graphicData uri="http://schemas.openxmlformats.org/drawingml/2006/picture">
+                <pic:pic xmlns:pic="http://schemas.openxmlformats.org/drawingml/2006/picture">
+                  <pic:nvPicPr>
+                    <pic:cNvPr id="1" name=""/>
+                    <pic:cNvPicPr/>
+                  </pic:nvPicPr>
+                  <pic:blipFill>
+                    <a:blip r:embed="rId27"/>
+                    <a:stretch>
+                      <a:fillRect/>
+                    </a:stretch>
+                  </pic:blipFill>
+                  <pic:spPr>
+                    <a:xfrm>
+                      <a:off x="0" y="0"/>
+                      <a:ext cx="5763429" cy="6754168"/>
+                    </a:xfrm>
+                    <a:prstGeom prst="rect">
+                      <a:avLst/>
+                    </a:prstGeom>
+                  </pic:spPr>
+                </pic:pic>
+              </a:graphicData>
+            </a:graphic>
+          </wp:inline>
+        </w:drawing>
+      </w:r>
+    </w:p>
+    <w:p>
+      <w:pPr>
+        <w:spacing w:after="0"/>
+        <w:jc w:val="both"/>
+        <w:rPr>
+          <w:rFonts w:ascii="Times New Roman" w:hAnsi="Times New Roman" w:cs="Times New Roman"/>
+          <w:sz w:val="28"/>
+          <w:szCs w:val="28"/>
+        </w:rPr>
+      </w:pPr>
+    </w:p>
+    <w:p/>
+    <w:p>
+      <w:pPr>
+        <w:jc w:val="both"/>
+        <w:rPr>
+          <w:rFonts w:ascii="Times New Roman" w:hAnsi="Times New Roman" w:cs="Times New Roman"/>
+          <w:sz w:val="28"/>
+          <w:szCs w:val="28"/>
+        </w:rPr>
+      </w:pPr>
+      <w:r>
+        <w:rPr>
+          <w:rFonts w:ascii="Times New Roman" w:hAnsi="Times New Roman" w:cs="Times New Roman"/>
+          <w:sz w:val="28"/>
+          <w:szCs w:val="28"/>
+        </w:rPr>
+        <w:t>Студент 3.</w:t>
+      </w:r>
+    </w:p>
+    <w:p>
+      <w:pPr>
+        <w:rPr>
+          <w:rFonts w:ascii="Times New Roman" w:hAnsi="Times New Roman" w:cs="Times New Roman"/>
+          <w:sz w:val="28"/>
+          <w:szCs w:val="28"/>
+        </w:rPr>
+      </w:pPr>
+      <w:r>
+        <w:rPr>
+          <w:rFonts w:ascii="Times New Roman" w:hAnsi="Times New Roman" w:cs="Times New Roman"/>
+          <w:sz w:val="28"/>
+          <w:szCs w:val="28"/>
+        </w:rPr>
+        <w:t>Зашла на почту и подтвердила своё участие в совместной работе.</w:t>
+      </w:r>
+    </w:p>
+    <w:p>
+      <w:pPr>
+        <w:rPr>
+          <w:rFonts w:ascii="Times New Roman" w:hAnsi="Times New Roman" w:cs="Times New Roman"/>
+          <w:sz w:val="28"/>
+          <w:szCs w:val="28"/>
+        </w:rPr>
+      </w:pPr>
+      <w:r>
+        <w:rPr>
+          <w:rFonts w:ascii="Times New Roman" w:hAnsi="Times New Roman" w:cs="Times New Roman"/>
+          <w:sz w:val="28"/>
+          <w:szCs w:val="28"/>
+        </w:rPr>
+        <w:t>Клонировала себе общий репозиторий «</w:t>
+      </w:r>
+      <w:proofErr w:type="spellStart"/>
+      <w:r>
+        <w:rPr>
+          <w:rFonts w:ascii="Times New Roman" w:hAnsi="Times New Roman" w:cs="Times New Roman"/>
+          <w:sz w:val="28"/>
+          <w:szCs w:val="28"/>
+          <w:lang w:val="en-US"/>
+        </w:rPr>
+        <w:t>FinalWork</w:t>
+      </w:r>
+      <w:proofErr w:type="spellEnd"/>
+      <w:r>
+        <w:rPr>
+          <w:rFonts w:ascii="Times New Roman" w:hAnsi="Times New Roman" w:cs="Times New Roman"/>
+          <w:sz w:val="28"/>
+          <w:szCs w:val="28"/>
+        </w:rPr>
+        <w:t xml:space="preserve">» с помощью команды </w:t>
+      </w:r>
+      <w:r>
+        <w:rPr>
+          <w:rFonts w:ascii="Times New Roman" w:hAnsi="Times New Roman" w:cs="Times New Roman"/>
+          <w:sz w:val="28"/>
+          <w:szCs w:val="28"/>
+          <w:lang w:val="en-US"/>
+        </w:rPr>
+        <w:t>git</w:t>
+      </w:r>
+      <w:r>
+        <w:rPr>
+          <w:rFonts w:ascii="Times New Roman" w:hAnsi="Times New Roman" w:cs="Times New Roman"/>
+          <w:sz w:val="28"/>
+          <w:szCs w:val="28"/>
+        </w:rPr>
+        <w:t xml:space="preserve"> </w:t>
+      </w:r>
+      <w:r>
+        <w:rPr>
+          <w:rFonts w:ascii="Times New Roman" w:hAnsi="Times New Roman" w:cs="Times New Roman"/>
+          <w:sz w:val="28"/>
+          <w:szCs w:val="28"/>
+          <w:lang w:val="en-US"/>
+        </w:rPr>
+        <w:t>clone</w:t>
+      </w:r>
+      <w:r>
+        <w:rPr>
+          <w:rFonts w:ascii="Times New Roman" w:hAnsi="Times New Roman" w:cs="Times New Roman"/>
+          <w:sz w:val="28"/>
+          <w:szCs w:val="28"/>
+        </w:rPr>
+        <w:t>.</w:t>
+      </w:r>
+    </w:p>
+    <w:p>
+      <w:pPr>
+        <w:jc w:val="center"/>
+        <w:rPr>
+          <w:rFonts w:ascii="Times New Roman" w:hAnsi="Times New Roman" w:cs="Times New Roman"/>
+          <w:sz w:val="28"/>
+          <w:szCs w:val="28"/>
+        </w:rPr>
+      </w:pPr>
+      <w:r>
+        <w:rPr>
+          <w:rFonts w:ascii="Times New Roman" w:hAnsi="Times New Roman" w:cs="Times New Roman"/>
+          <w:noProof/>
+          <w:sz w:val="28"/>
+          <w:szCs w:val="28"/>
+        </w:rPr>
+        <w:lastRenderedPageBreak/>
+        <w:drawing>
+          <wp:inline distT="0" distB="0" distL="0" distR="0" wp14:anchorId="1C81C0A5" wp14:editId="38C83CEE">
+            <wp:extent cx="4953000" cy="3048000"/>
+            <wp:effectExtent l="0" t="0" r="0" b="0"/>
+            <wp:docPr id="20" name="Рисунок 20"/>
+            <wp:cNvGraphicFramePr>
+              <a:graphicFrameLocks xmlns:a="http://schemas.openxmlformats.org/drawingml/2006/main" noChangeAspect="1"/>
+            </wp:cNvGraphicFramePr>
+            <a:graphic xmlns:a="http://schemas.openxmlformats.org/drawingml/2006/main">
+              <a:graphicData uri="http://schemas.openxmlformats.org/drawingml/2006/picture">
+                <pic:pic xmlns:pic="http://schemas.openxmlformats.org/drawingml/2006/picture">
+                  <pic:nvPicPr>
+                    <pic:cNvPr id="0" name="Picture 1"/>
                     <pic:cNvPicPr>
                       <a:picLocks noChangeAspect="1" noChangeArrowheads="1"/>
                     </pic:cNvPicPr>
                   </pic:nvPicPr>
                   <pic:blipFill>
-                    <a:blip r:embed="rId4" cstate="print">
+                    <a:blip r:embed="rId28">
                       <a:extLst>
                         <a:ext uri="{28A0092B-C50C-407E-A947-70E740481C1C}">
                           <a14:useLocalDpi xmlns:a14="http://schemas.microsoft.com/office/drawing/2010/main" val="0"/>
@@ -286,7 +3243,7 @@
                   <pic:spPr bwMode="auto">
                     <a:xfrm>
                       <a:off x="0" y="0"/>
-                      <a:ext cx="5829300" cy="3076575"/>
+                      <a:ext cx="4953000" cy="3048000"/>
                     </a:xfrm>
                     <a:prstGeom prst="rect">
                       <a:avLst/>
@@ -304,13 +3261,62 @@
       </w:r>
     </w:p>
     <w:p>
-      <w:r>
-        <w:lastRenderedPageBreak/>
+      <w:pPr>
+        <w:rPr>
+          <w:rFonts w:ascii="Times New Roman" w:hAnsi="Times New Roman" w:cs="Times New Roman"/>
+          <w:sz w:val="28"/>
+          <w:szCs w:val="28"/>
+        </w:rPr>
+      </w:pPr>
+      <w:r>
+        <w:rPr>
+          <w:rFonts w:ascii="Times New Roman" w:hAnsi="Times New Roman" w:cs="Times New Roman"/>
+          <w:sz w:val="28"/>
+          <w:szCs w:val="28"/>
+        </w:rPr>
+        <w:t>Создала новую ветку в локальном репозитории «</w:t>
+      </w:r>
+      <w:proofErr w:type="spellStart"/>
+      <w:r>
+        <w:rPr>
+          <w:rFonts w:ascii="Times New Roman" w:hAnsi="Times New Roman" w:cs="Times New Roman"/>
+          <w:sz w:val="28"/>
+          <w:szCs w:val="28"/>
+          <w:lang w:val="en-US"/>
+        </w:rPr>
+        <w:t>Ityanina</w:t>
+      </w:r>
+      <w:proofErr w:type="spellEnd"/>
+      <w:r>
+        <w:rPr>
+          <w:rFonts w:ascii="Times New Roman" w:hAnsi="Times New Roman" w:cs="Times New Roman"/>
+          <w:sz w:val="28"/>
+          <w:szCs w:val="28"/>
+        </w:rPr>
+        <w:t>» и перешла в неё.</w:t>
+      </w:r>
+    </w:p>
+    <w:p>
+      <w:pPr>
+        <w:jc w:val="center"/>
+        <w:rPr>
+          <w:rFonts w:ascii="Times New Roman" w:hAnsi="Times New Roman" w:cs="Times New Roman"/>
+          <w:sz w:val="28"/>
+          <w:szCs w:val="28"/>
+        </w:rPr>
+      </w:pPr>
+      <w:r>
+        <w:rPr>
+          <w:rFonts w:ascii="Times New Roman" w:hAnsi="Times New Roman" w:cs="Times New Roman"/>
+          <w:noProof/>
+          <w:sz w:val="28"/>
+          <w:szCs w:val="28"/>
+        </w:rPr>
         <w:drawing>
-          <wp:inline distT="0" distB="0" distL="0" distR="0" wp14:anchorId="0A499F32" wp14:editId="469CA009">
-            <wp:extent cx="5940425" cy="3103245"/>
-            <wp:effectExtent l="0" t="0" r="3175" b="1905"/>
-            <wp:docPr id="9" name="Рисунок 9"/>
+          <wp:inline distT="0" distB="0" distL="0" distR="0" wp14:anchorId="74D638C5" wp14:editId="594CD440">
+            <wp:extent cx="3705225" cy="2019300"/>
+            <wp:effectExtent l="0" t="0" r="9525" b="0"/>
+            <wp:docPr id="21" name="Рисунок 21"/>
             <wp:cNvGraphicFramePr>
               <a:graphicFrameLocks xmlns:a="http://schemas.openxmlformats.org/drawingml/2006/main" noChangeAspect="1"/>
             </wp:cNvGraphicFramePr>
@@ -318,13 +3324,13 @@
               <a:graphicData uri="http://schemas.openxmlformats.org/drawingml/2006/picture">
                 <pic:pic xmlns:pic="http://schemas.openxmlformats.org/drawingml/2006/picture">
                   <pic:nvPicPr>
-                    <pic:cNvPr id="0" name="Picture 27"/>
+                    <pic:cNvPr id="0" name="Picture 2"/>
                     <pic:cNvPicPr>
                       <a:picLocks noChangeAspect="1" noChangeArrowheads="1"/>
                     </pic:cNvPicPr>
                   </pic:nvPicPr>
                   <pic:blipFill>
-                    <a:blip r:embed="rId5">
+                    <a:blip r:embed="rId29">
                       <a:extLst>
                         <a:ext uri="{28A0092B-C50C-407E-A947-70E740481C1C}">
                           <a14:useLocalDpi xmlns:a14="http://schemas.microsoft.com/office/drawing/2010/main" val="0"/>
@@ -339,7 +3345,7 @@
                   <pic:spPr bwMode="auto">
                     <a:xfrm>
                       <a:off x="0" y="0"/>
-                      <a:ext cx="5940425" cy="3103245"/>
+                      <a:ext cx="3705225" cy="2019300"/>
                     </a:xfrm>
                     <a:prstGeom prst="rect">
                       <a:avLst/>
@@ -357,12 +3363,77 @@
       </w:r>
     </w:p>
     <w:p>
-      <w:r>
+      <w:pPr>
+        <w:rPr>
+          <w:rFonts w:ascii="Times New Roman" w:hAnsi="Times New Roman" w:cs="Times New Roman"/>
+          <w:sz w:val="28"/>
+          <w:szCs w:val="28"/>
+        </w:rPr>
+      </w:pPr>
+      <w:r>
+        <w:rPr>
+          <w:rFonts w:ascii="Times New Roman" w:hAnsi="Times New Roman" w:cs="Times New Roman"/>
+          <w:sz w:val="28"/>
+          <w:szCs w:val="28"/>
+        </w:rPr>
+        <w:t>Выполнила индивидуальное задание (Студент 3):</w:t>
+      </w:r>
+    </w:p>
+    <w:p>
+      <w:pPr>
+        <w:rPr>
+          <w:rFonts w:ascii="Times New Roman" w:hAnsi="Times New Roman" w:cs="Times New Roman"/>
+          <w:sz w:val="28"/>
+          <w:szCs w:val="28"/>
+        </w:rPr>
+      </w:pPr>
+      <w:r>
+        <w:rPr>
+          <w:rFonts w:ascii="Times New Roman" w:hAnsi="Times New Roman" w:cs="Times New Roman"/>
+          <w:sz w:val="28"/>
+          <w:szCs w:val="28"/>
+        </w:rPr>
+        <w:t>-добавила проверку на положительность первой объявленной переменной с выводом сообщения об этом.</w:t>
+      </w:r>
+    </w:p>
+    <w:p>
+      <w:pPr>
+        <w:rPr>
+          <w:rFonts w:ascii="Times New Roman" w:hAnsi="Times New Roman" w:cs="Times New Roman"/>
+          <w:sz w:val="28"/>
+          <w:szCs w:val="28"/>
+        </w:rPr>
+      </w:pPr>
+      <w:r>
+        <w:rPr>
+          <w:rFonts w:ascii="Times New Roman" w:hAnsi="Times New Roman" w:cs="Times New Roman"/>
+          <w:sz w:val="28"/>
+          <w:szCs w:val="28"/>
+        </w:rPr>
+        <w:t>-добавила комментарий, поясняющий строку с условным выражением.</w:t>
+      </w:r>
+    </w:p>
+    <w:p>
+      <w:pPr>
+        <w:jc w:val="center"/>
+        <w:rPr>
+          <w:rFonts w:ascii="Times New Roman" w:hAnsi="Times New Roman" w:cs="Times New Roman"/>
+          <w:sz w:val="28"/>
+          <w:szCs w:val="28"/>
+        </w:rPr>
+      </w:pPr>
+      <w:r>
+        <w:rPr>
+          <w:rFonts w:ascii="Times New Roman" w:hAnsi="Times New Roman" w:cs="Times New Roman"/>
+          <w:noProof/>
+          <w:sz w:val="28"/>
+          <w:szCs w:val="28"/>
+        </w:rPr>
         <w:drawing>
-          <wp:inline distT="0" distB="0" distL="0" distR="0" wp14:anchorId="456CE581" wp14:editId="358D53EB">
-            <wp:extent cx="5940425" cy="3231515"/>
-            <wp:effectExtent l="0" t="0" r="3175" b="6985"/>
-            <wp:docPr id="8" name="Рисунок 8"/>
+          <wp:inline distT="0" distB="0" distL="0" distR="0" wp14:anchorId="737790A9" wp14:editId="4CF5956F">
+            <wp:extent cx="5743575" cy="1381125"/>
+            <wp:effectExtent l="0" t="0" r="9525" b="9525"/>
+            <wp:docPr id="22" name="Рисунок 22"/>
             <wp:cNvGraphicFramePr>
               <a:graphicFrameLocks xmlns:a="http://schemas.openxmlformats.org/drawingml/2006/main" noChangeAspect="1"/>
             </wp:cNvGraphicFramePr>
@@ -370,13 +3441,13 @@
               <a:graphicData uri="http://schemas.openxmlformats.org/drawingml/2006/picture">
                 <pic:pic xmlns:pic="http://schemas.openxmlformats.org/drawingml/2006/picture">
                   <pic:nvPicPr>
-                    <pic:cNvPr id="0" name="Picture 28"/>
+                    <pic:cNvPr id="0" name="Picture 3"/>
                     <pic:cNvPicPr>
                       <a:picLocks noChangeAspect="1" noChangeArrowheads="1"/>
                     </pic:cNvPicPr>
                   </pic:nvPicPr>
                   <pic:blipFill>
-                    <a:blip r:embed="rId6">
+                    <a:blip r:embed="rId30">
                       <a:extLst>
                         <a:ext uri="{28A0092B-C50C-407E-A947-70E740481C1C}">
                           <a14:useLocalDpi xmlns:a14="http://schemas.microsoft.com/office/drawing/2010/main" val="0"/>
@@ -391,7 +3462,7 @@
                   <pic:spPr bwMode="auto">
                     <a:xfrm>
                       <a:off x="0" y="0"/>
-                      <a:ext cx="5940425" cy="3231515"/>
+                      <a:ext cx="5743575" cy="1381125"/>
                     </a:xfrm>
                     <a:prstGeom prst="rect">
                       <a:avLst/>
@@ -409,12 +3480,163 @@
       </w:r>
     </w:p>
     <w:p>
-      <w:r>
+      <w:pPr>
+        <w:rPr>
+          <w:rFonts w:ascii="Times New Roman" w:hAnsi="Times New Roman" w:cs="Times New Roman"/>
+          <w:sz w:val="28"/>
+          <w:szCs w:val="28"/>
+        </w:rPr>
+      </w:pPr>
+      <w:r>
+        <w:rPr>
+          <w:rFonts w:ascii="Times New Roman" w:hAnsi="Times New Roman" w:cs="Times New Roman"/>
+          <w:sz w:val="28"/>
+          <w:szCs w:val="28"/>
+        </w:rPr>
+        <w:t xml:space="preserve">Зафиксировала изменения, выполнив команды: </w:t>
+      </w:r>
+      <w:r>
+        <w:rPr>
+          <w:rFonts w:ascii="Times New Roman" w:hAnsi="Times New Roman" w:cs="Times New Roman"/>
+          <w:sz w:val="28"/>
+          <w:szCs w:val="28"/>
+          <w:lang w:val="en-US"/>
+        </w:rPr>
+        <w:t>git</w:t>
+      </w:r>
+      <w:r>
+        <w:rPr>
+          <w:rFonts w:ascii="Times New Roman" w:hAnsi="Times New Roman" w:cs="Times New Roman"/>
+          <w:sz w:val="28"/>
+          <w:szCs w:val="28"/>
+        </w:rPr>
+        <w:t xml:space="preserve"> </w:t>
+      </w:r>
+      <w:r>
+        <w:rPr>
+          <w:rFonts w:ascii="Times New Roman" w:hAnsi="Times New Roman" w:cs="Times New Roman"/>
+          <w:sz w:val="28"/>
+          <w:szCs w:val="28"/>
+          <w:lang w:val="en-US"/>
+        </w:rPr>
+        <w:t>status</w:t>
+      </w:r>
+      <w:r>
+        <w:rPr>
+          <w:rFonts w:ascii="Times New Roman" w:hAnsi="Times New Roman" w:cs="Times New Roman"/>
+          <w:sz w:val="28"/>
+          <w:szCs w:val="28"/>
+        </w:rPr>
+        <w:t xml:space="preserve">, </w:t>
+      </w:r>
+      <w:r>
+        <w:rPr>
+          <w:rFonts w:ascii="Times New Roman" w:hAnsi="Times New Roman" w:cs="Times New Roman"/>
+          <w:sz w:val="28"/>
+          <w:szCs w:val="28"/>
+          <w:lang w:val="en-US"/>
+        </w:rPr>
+        <w:t>git</w:t>
+      </w:r>
+      <w:r>
+        <w:rPr>
+          <w:rFonts w:ascii="Times New Roman" w:hAnsi="Times New Roman" w:cs="Times New Roman"/>
+          <w:sz w:val="28"/>
+          <w:szCs w:val="28"/>
+        </w:rPr>
+        <w:t xml:space="preserve"> </w:t>
+      </w:r>
+      <w:r>
+        <w:rPr>
+          <w:rFonts w:ascii="Times New Roman" w:hAnsi="Times New Roman" w:cs="Times New Roman"/>
+          <w:sz w:val="28"/>
+          <w:szCs w:val="28"/>
+          <w:lang w:val="en-US"/>
+        </w:rPr>
+        <w:t>add</w:t>
+      </w:r>
+      <w:r>
+        <w:rPr>
+          <w:rFonts w:ascii="Times New Roman" w:hAnsi="Times New Roman" w:cs="Times New Roman"/>
+          <w:sz w:val="28"/>
+          <w:szCs w:val="28"/>
+        </w:rPr>
+        <w:t xml:space="preserve"> ., </w:t>
+      </w:r>
+      <w:r>
+        <w:rPr>
+          <w:rFonts w:ascii="Times New Roman" w:hAnsi="Times New Roman" w:cs="Times New Roman"/>
+          <w:sz w:val="28"/>
+          <w:szCs w:val="28"/>
+          <w:lang w:val="en-US"/>
+        </w:rPr>
+        <w:t>git</w:t>
+      </w:r>
+      <w:r>
+        <w:rPr>
+          <w:rFonts w:ascii="Times New Roman" w:hAnsi="Times New Roman" w:cs="Times New Roman"/>
+          <w:sz w:val="28"/>
+          <w:szCs w:val="28"/>
+        </w:rPr>
+        <w:t xml:space="preserve"> </w:t>
+      </w:r>
+      <w:r>
+        <w:rPr>
+          <w:rFonts w:ascii="Times New Roman" w:hAnsi="Times New Roman" w:cs="Times New Roman"/>
+          <w:sz w:val="28"/>
+          <w:szCs w:val="28"/>
+          <w:lang w:val="en-US"/>
+        </w:rPr>
+        <w:t>commit</w:t>
+      </w:r>
+      <w:r>
+        <w:rPr>
+          <w:rFonts w:ascii="Times New Roman" w:hAnsi="Times New Roman" w:cs="Times New Roman"/>
+          <w:sz w:val="28"/>
+          <w:szCs w:val="28"/>
+        </w:rPr>
+        <w:t xml:space="preserve"> -</w:t>
+      </w:r>
+      <w:r>
+        <w:rPr>
+          <w:rFonts w:ascii="Times New Roman" w:hAnsi="Times New Roman" w:cs="Times New Roman"/>
+          <w:sz w:val="28"/>
+          <w:szCs w:val="28"/>
+          <w:lang w:val="en-US"/>
+        </w:rPr>
+        <w:t>m</w:t>
+      </w:r>
+      <w:r>
+        <w:rPr>
+          <w:rFonts w:ascii="Times New Roman" w:hAnsi="Times New Roman" w:cs="Times New Roman"/>
+          <w:sz w:val="28"/>
+          <w:szCs w:val="28"/>
+        </w:rPr>
+        <w:t>.</w:t>
+      </w:r>
+    </w:p>
+    <w:p>
+      <w:pPr>
+        <w:jc w:val="center"/>
+        <w:rPr>
+          <w:rFonts w:ascii="Times New Roman" w:hAnsi="Times New Roman" w:cs="Times New Roman"/>
+          <w:sz w:val="28"/>
+          <w:szCs w:val="28"/>
+        </w:rPr>
+      </w:pPr>
+      <w:r>
+        <w:rPr>
+          <w:rFonts w:ascii="Times New Roman" w:hAnsi="Times New Roman" w:cs="Times New Roman"/>
+          <w:noProof/>
+          <w:sz w:val="28"/>
+          <w:szCs w:val="28"/>
+        </w:rPr>
+        <w:lastRenderedPageBreak/>
         <w:drawing>
-          <wp:inline distT="0" distB="0" distL="0" distR="0" wp14:anchorId="7DAD635F" wp14:editId="74C1AD41">
-            <wp:extent cx="5940425" cy="2608580"/>
-            <wp:effectExtent l="0" t="0" r="3175" b="1270"/>
-            <wp:docPr id="7" name="Рисунок 7"/>
+          <wp:inline distT="0" distB="0" distL="0" distR="0" wp14:anchorId="0472AEDA" wp14:editId="3EAA8769">
+            <wp:extent cx="5353050" cy="2390775"/>
+            <wp:effectExtent l="0" t="0" r="0" b="9525"/>
+            <wp:docPr id="23" name="Рисунок 23"/>
             <wp:cNvGraphicFramePr>
               <a:graphicFrameLocks xmlns:a="http://schemas.openxmlformats.org/drawingml/2006/main" noChangeAspect="1"/>
             </wp:cNvGraphicFramePr>
@@ -422,13 +3644,13 @@
               <a:graphicData uri="http://schemas.openxmlformats.org/drawingml/2006/picture">
                 <pic:pic xmlns:pic="http://schemas.openxmlformats.org/drawingml/2006/picture">
                   <pic:nvPicPr>
-                    <pic:cNvPr id="0" name="Picture 29"/>
+                    <pic:cNvPr id="0" name="Picture 4"/>
                     <pic:cNvPicPr>
                       <a:picLocks noChangeAspect="1" noChangeArrowheads="1"/>
                     </pic:cNvPicPr>
                   </pic:nvPicPr>
                   <pic:blipFill>
-                    <a:blip r:embed="rId7">
+                    <a:blip r:embed="rId31">
                       <a:extLst>
                         <a:ext uri="{28A0092B-C50C-407E-A947-70E740481C1C}">
                           <a14:useLocalDpi xmlns:a14="http://schemas.microsoft.com/office/drawing/2010/main" val="0"/>
@@ -443,7 +3665,7 @@
                   <pic:spPr bwMode="auto">
                     <a:xfrm>
                       <a:off x="0" y="0"/>
-                      <a:ext cx="5940425" cy="2608580"/>
+                      <a:ext cx="5353050" cy="2390775"/>
                     </a:xfrm>
                     <a:prstGeom prst="rect">
                       <a:avLst/>
@@ -461,28 +3683,85 @@
       </w:r>
     </w:p>
     <w:p>
-      <w:r>
-        <w:lastRenderedPageBreak/>
-        <w:t>4) Выполнение задания.</w:t>
-      </w:r>
-    </w:p>
-    <w:p>
-      <w:r>
-        <w:t>Этап 1.</w:t>
-      </w:r>
-    </w:p>
-    <w:p>
-      <w:r>
-        <w:t>Создал локальный репозиторий и инициализировал его. Свяжал созданный репозиторий с удаленным (FinalWork). Убедился в том, что привязка прошла успешно, выполнив соответствующую команду. Извлек и загрузил в локальный репозиторий содержимое из удаленного репозитория.</w:t>
-      </w:r>
-    </w:p>
-    <w:p>
-      <w:r>
+      <w:pPr>
+        <w:rPr>
+          <w:rFonts w:ascii="Times New Roman" w:hAnsi="Times New Roman" w:cs="Times New Roman"/>
+          <w:sz w:val="28"/>
+          <w:szCs w:val="28"/>
+        </w:rPr>
+      </w:pPr>
+      <w:r>
+        <w:rPr>
+          <w:rFonts w:ascii="Times New Roman" w:hAnsi="Times New Roman" w:cs="Times New Roman"/>
+          <w:sz w:val="28"/>
+          <w:szCs w:val="28"/>
+        </w:rPr>
+        <w:t>Создала в своей ветке файл 3.</w:t>
+      </w:r>
+      <w:r>
+        <w:rPr>
+          <w:rFonts w:ascii="Times New Roman" w:hAnsi="Times New Roman" w:cs="Times New Roman"/>
+          <w:sz w:val="28"/>
+          <w:szCs w:val="28"/>
+          <w:lang w:val="en-US"/>
+        </w:rPr>
+        <w:t>docx</w:t>
+      </w:r>
+      <w:r>
+        <w:rPr>
+          <w:rFonts w:ascii="Times New Roman" w:hAnsi="Times New Roman" w:cs="Times New Roman"/>
+          <w:sz w:val="28"/>
+          <w:szCs w:val="28"/>
+        </w:rPr>
+        <w:t xml:space="preserve"> и зафиксировала добавление файла.</w:t>
+      </w:r>
+    </w:p>
+    <w:p>
+      <w:pPr>
+        <w:rPr>
+          <w:rFonts w:ascii="Times New Roman" w:hAnsi="Times New Roman" w:cs="Times New Roman"/>
+          <w:sz w:val="28"/>
+          <w:szCs w:val="28"/>
+        </w:rPr>
+      </w:pPr>
+      <w:r>
+        <w:rPr>
+          <w:rFonts w:ascii="Times New Roman" w:hAnsi="Times New Roman" w:cs="Times New Roman"/>
+          <w:sz w:val="28"/>
+          <w:szCs w:val="28"/>
+        </w:rPr>
+        <w:t xml:space="preserve">Выполнила слияние с веткой </w:t>
+      </w:r>
+      <w:r>
+        <w:rPr>
+          <w:rFonts w:ascii="Times New Roman" w:hAnsi="Times New Roman" w:cs="Times New Roman"/>
+          <w:sz w:val="28"/>
+          <w:szCs w:val="28"/>
+          <w:lang w:val="en-US"/>
+        </w:rPr>
+        <w:t>master</w:t>
+      </w:r>
+    </w:p>
+    <w:p>
+      <w:pPr>
+        <w:jc w:val="center"/>
+        <w:rPr>
+          <w:rFonts w:ascii="Times New Roman" w:hAnsi="Times New Roman" w:cs="Times New Roman"/>
+          <w:sz w:val="28"/>
+          <w:szCs w:val="28"/>
+        </w:rPr>
+      </w:pPr>
+      <w:r>
+        <w:rPr>
+          <w:rFonts w:ascii="Times New Roman" w:hAnsi="Times New Roman" w:cs="Times New Roman"/>
+          <w:sz w:val="28"/>
+          <w:szCs w:val="28"/>
+        </w:rPr>
         <w:drawing>
-          <wp:inline distT="0" distB="0" distL="0" distR="0" wp14:anchorId="7FCA27B9" wp14:editId="646C7A38">
-            <wp:extent cx="5353050" cy="5534025"/>
+          <wp:inline distT="0" distB="0" distL="0" distR="0" wp14:anchorId="2F19930C" wp14:editId="032B0D47">
+            <wp:extent cx="2629267" cy="371527"/>
             <wp:effectExtent l="0" t="0" r="0" b="9525"/>
-            <wp:docPr id="6" name="Рисунок 6"/>
+            <wp:docPr id="28" name="Рисунок 28"/>
             <wp:cNvGraphicFramePr>
               <a:graphicFrameLocks xmlns:a="http://schemas.openxmlformats.org/drawingml/2006/main" noChangeAspect="1"/>
             </wp:cNvGraphicFramePr>
@@ -490,36 +3769,23 @@
               <a:graphicData uri="http://schemas.openxmlformats.org/drawingml/2006/picture">
                 <pic:pic xmlns:pic="http://schemas.openxmlformats.org/drawingml/2006/picture">
                   <pic:nvPicPr>
-                    <pic:cNvPr id="0" name="Picture 30"/>
-                    <pic:cNvPicPr>
-                      <a:picLocks noChangeAspect="1" noChangeArrowheads="1"/>
-                    </pic:cNvPicPr>
+                    <pic:cNvPr id="1" name=""/>
+                    <pic:cNvPicPr/>
                   </pic:nvPicPr>
                   <pic:blipFill>
-                    <a:blip r:embed="rId8">
-                      <a:extLst>
-                        <a:ext uri="{28A0092B-C50C-407E-A947-70E740481C1C}">
-                          <a14:useLocalDpi xmlns:a14="http://schemas.microsoft.com/office/drawing/2010/main" val="0"/>
-                        </a:ext>
-                      </a:extLst>
-                    </a:blip>
-                    <a:srcRect/>
+                    <a:blip r:embed="rId32"/>
                     <a:stretch>
                       <a:fillRect/>
                     </a:stretch>
                   </pic:blipFill>
-                  <pic:spPr bwMode="auto">
+                  <pic:spPr>
                     <a:xfrm>
                       <a:off x="0" y="0"/>
-                      <a:ext cx="5353050" cy="5534025"/>
+                      <a:ext cx="2629267" cy="371527"/>
                     </a:xfrm>
                     <a:prstGeom prst="rect">
                       <a:avLst/>
                     </a:prstGeom>
-                    <a:noFill/>
-                    <a:ln>
-                      <a:noFill/>
-                    </a:ln>
                   </pic:spPr>
                 </pic:pic>
               </a:graphicData>
@@ -529,19 +3795,199 @@
       </w:r>
     </w:p>
     <w:p>
-      <w:r>
-        <w:t> </w:t>
+      <w:pPr>
+        <w:rPr>
+          <w:rFonts w:ascii="Times New Roman" w:hAnsi="Times New Roman" w:cs="Times New Roman"/>
+          <w:sz w:val="28"/>
+          <w:szCs w:val="28"/>
+        </w:rPr>
+      </w:pPr>
+      <w:r>
+        <w:rPr>
+          <w:rFonts w:ascii="Times New Roman" w:hAnsi="Times New Roman" w:cs="Times New Roman"/>
+          <w:sz w:val="28"/>
+          <w:szCs w:val="28"/>
+        </w:rPr>
+        <w:t>Этап 3.</w:t>
+      </w:r>
+    </w:p>
+    <w:p>
+      <w:pPr>
+        <w:jc w:val="both"/>
+        <w:rPr>
+          <w:rFonts w:ascii="Times New Roman" w:hAnsi="Times New Roman" w:cs="Times New Roman"/>
+          <w:sz w:val="28"/>
+          <w:szCs w:val="28"/>
+        </w:rPr>
+      </w:pPr>
+      <w:r>
+        <w:rPr>
+          <w:rFonts w:ascii="Times New Roman" w:hAnsi="Times New Roman" w:cs="Times New Roman"/>
+          <w:sz w:val="28"/>
+          <w:szCs w:val="28"/>
+        </w:rPr>
+        <w:t>П</w:t>
+      </w:r>
+      <w:r>
+        <w:rPr>
+          <w:rFonts w:ascii="Times New Roman" w:hAnsi="Times New Roman" w:cs="Times New Roman"/>
+          <w:sz w:val="28"/>
+          <w:szCs w:val="28"/>
+        </w:rPr>
+        <w:t>олучи</w:t>
+      </w:r>
+      <w:r>
+        <w:rPr>
+          <w:rFonts w:ascii="Times New Roman" w:hAnsi="Times New Roman" w:cs="Times New Roman"/>
+          <w:sz w:val="28"/>
+          <w:szCs w:val="28"/>
+        </w:rPr>
+        <w:t>л</w:t>
+      </w:r>
+      <w:r>
+        <w:rPr>
+          <w:rFonts w:ascii="Times New Roman" w:hAnsi="Times New Roman" w:cs="Times New Roman"/>
+          <w:sz w:val="28"/>
+          <w:szCs w:val="28"/>
+        </w:rPr>
+        <w:t xml:space="preserve"> все добавленные изменения в свой локальный репозиторий</w:t>
+      </w:r>
+      <w:r>
+        <w:rPr>
+          <w:rFonts w:ascii="Times New Roman" w:hAnsi="Times New Roman" w:cs="Times New Roman"/>
+          <w:sz w:val="28"/>
+          <w:szCs w:val="28"/>
+        </w:rPr>
+        <w:t>.</w:t>
+      </w:r>
+    </w:p>
+    <w:p>
+      <w:pPr>
+        <w:jc w:val="center"/>
+        <w:rPr>
+          <w:rFonts w:ascii="Times New Roman" w:hAnsi="Times New Roman" w:cs="Times New Roman"/>
+          <w:sz w:val="28"/>
+          <w:szCs w:val="28"/>
+        </w:rPr>
+      </w:pPr>
+      <w:r>
+        <w:rPr>
+          <w:rFonts w:ascii="Times New Roman" w:hAnsi="Times New Roman" w:cs="Times New Roman"/>
+          <w:sz w:val="28"/>
+          <w:szCs w:val="28"/>
+        </w:rPr>
+        <w:drawing>
+          <wp:inline distT="0" distB="0" distL="0" distR="0" wp14:anchorId="25A90F12" wp14:editId="61B3FACF">
+            <wp:extent cx="5410955" cy="3829584"/>
+            <wp:effectExtent l="0" t="0" r="0" b="0"/>
+            <wp:docPr id="24" name="Рисунок 24"/>
+            <wp:cNvGraphicFramePr>
+              <a:graphicFrameLocks xmlns:a="http://schemas.openxmlformats.org/drawingml/2006/main" noChangeAspect="1"/>
+            </wp:cNvGraphicFramePr>
+            <a:graphic xmlns:a="http://schemas.openxmlformats.org/drawingml/2006/main">
+              <a:graphicData uri="http://schemas.openxmlformats.org/drawingml/2006/picture">
+                <pic:pic xmlns:pic="http://schemas.openxmlformats.org/drawingml/2006/picture">
+                  <pic:nvPicPr>
+                    <pic:cNvPr id="1" name=""/>
+                    <pic:cNvPicPr/>
+                  </pic:nvPicPr>
+                  <pic:blipFill>
+                    <a:blip r:embed="rId33"/>
+                    <a:stretch>
+                      <a:fillRect/>
+                    </a:stretch>
+                  </pic:blipFill>
+                  <pic:spPr>
+                    <a:xfrm>
+                      <a:off x="0" y="0"/>
+                      <a:ext cx="5410955" cy="3829584"/>
+                    </a:xfrm>
+                    <a:prstGeom prst="rect">
+                      <a:avLst/>
+                    </a:prstGeom>
+                  </pic:spPr>
+                </pic:pic>
+              </a:graphicData>
+            </a:graphic>
+          </wp:inline>
+        </w:drawing>
+      </w:r>
+    </w:p>
+    <w:p>
+      <w:pPr>
+        <w:jc w:val="both"/>
+        <w:rPr>
+          <w:rFonts w:ascii="Times New Roman" w:hAnsi="Times New Roman" w:cs="Times New Roman"/>
+          <w:sz w:val="28"/>
+          <w:szCs w:val="28"/>
+        </w:rPr>
+      </w:pPr>
+      <w:r>
+        <w:rPr>
+          <w:rFonts w:ascii="Times New Roman" w:hAnsi="Times New Roman" w:cs="Times New Roman"/>
+          <w:sz w:val="28"/>
+          <w:szCs w:val="28"/>
+        </w:rPr>
+        <w:t>Оформил отчет.</w:t>
+      </w:r>
+    </w:p>
+    <w:p>
+      <w:pPr>
+        <w:jc w:val="both"/>
+        <w:rPr>
+          <w:rFonts w:ascii="Times New Roman" w:hAnsi="Times New Roman" w:cs="Times New Roman"/>
+          <w:sz w:val="28"/>
+          <w:szCs w:val="28"/>
+          <w:lang w:val="en-US"/>
+        </w:rPr>
+      </w:pPr>
+      <w:r>
+        <w:rPr>
+          <w:rFonts w:ascii="Times New Roman" w:hAnsi="Times New Roman" w:cs="Times New Roman"/>
+          <w:sz w:val="28"/>
+          <w:szCs w:val="28"/>
+        </w:rPr>
+        <w:t>Зафиксировал изменения</w:t>
+      </w:r>
+      <w:r>
+        <w:rPr>
+          <w:rFonts w:ascii="Times New Roman" w:hAnsi="Times New Roman" w:cs="Times New Roman"/>
+          <w:sz w:val="28"/>
+          <w:szCs w:val="28"/>
+          <w:lang w:val="en-US"/>
+        </w:rPr>
+        <w:t>.</w:t>
       </w:r>
     </w:p>
     <w:p/>
     <w:sectPr>
+      <w:footerReference w:type="first" r:id="rId34"/>
       <w:pgSz w:w="11906" w:h="16838"/>
-      <w:pgMar w:top="1134" w:right="850" w:bottom="1134" w:left="1701" w:header="708" w:footer="708" w:gutter="0"/>
+      <w:pgMar w:top="1134" w:right="850" w:bottom="1134" w:left="1701" w:header="709" w:footer="709" w:gutter="0"/>
       <w:cols w:space="708"/>
+      <w:titlePg/>
       <w:docGrid w:linePitch="360"/>
     </w:sectPr>
   </w:body>
 </w:document>
+</file>
+
+<file path=word/footer1.xml><?xml version="1.0" encoding="utf-8"?>
+<w:ftr xmlns:wpc="http://schemas.microsoft.com/office/word/2010/wordprocessingCanvas" xmlns:cx="http://schemas.microsoft.com/office/drawing/2014/chartex" xmlns:cx1="http://schemas.microsoft.com/office/drawing/2015/9/8/chartex" xmlns:cx2="http://schemas.microsoft.com/office/drawing/2015/10/21/chartex" xmlns:cx3="http://schemas.microsoft.com/office/drawing/2016/5/9/chartex" xmlns:cx4="http://schemas.microsoft.com/office/drawing/2016/5/10/chartex" xmlns:cx5="http://schemas.microsoft.com/office/drawing/2016/5/11/chartex" xmlns:cx6="http://schemas.microsoft.com/office/drawing/2016/5/12/chartex" xmlns:cx7="http://schemas.microsoft.com/office/drawing/2016/5/13/chartex" xmlns:cx8="http://schemas.microsoft.com/office/drawing/2016/5/14/chartex" xmlns:mc="http://schemas.openxmlformats.org/markup-compatibility/2006" xmlns:aink="http://schemas.microsoft.com/office/drawing/2016/ink" xmlns:am3d="http://schemas.microsoft.com/office/drawing/2017/model3d" xmlns:o="urn:schemas-microsoft-com:office:office" xmlns:oel="http://schemas.microsoft.com/office/2019/extlst" xmlns:r="http://schemas.openxmlformats.org/officeDocument/2006/relationships" xmlns:m="http://schemas.openxmlformats.org/officeDocument/2006/math" xmlns:v="urn:schemas-microsoft-com:vml" xmlns:wp14="http://schemas.microsoft.com/office/word/2010/wordprocessingDrawing" xmlns:wp="http://schemas.openxmlformats.org/drawingml/2006/wordprocessingDrawing" xmlns:w10="urn:schemas-microsoft-com:office:word" xmlns:w="http://schemas.openxmlformats.org/wordprocessingml/2006/main" xmlns:w14="http://schemas.microsoft.com/office/word/2010/wordml" xmlns:w15="http://schemas.microsoft.com/office/word/2012/wordml" xmlns:w16cex="http://schemas.microsoft.com/office/word/2018/wordml/cex" xmlns:w16cid="http://schemas.microsoft.com/office/word/2016/wordml/cid" xmlns:w16="http://schemas.microsoft.com/office/word/2018/wordml" xmlns:w16sdtdh="http://schemas.microsoft.com/office/word/2020/wordml/sdtdatahash" xmlns:w16se="http://schemas.microsoft.com/office/word/2015/wordml/symex" xmlns:wpg="http://schemas.microsoft.com/office/word/2010/wordprocessingGroup" xmlns:wpi="http://schemas.microsoft.com/office/word/2010/wordprocessingInk" xmlns:wne="http://schemas.microsoft.com/office/word/2006/wordml" xmlns:wps="http://schemas.microsoft.com/office/word/2010/wordprocessingShape" mc:Ignorable="w14 w15 w16se w16cid w16 w16cex w16sdtdh wp14">
+  <w:p>
+    <w:pPr>
+      <w:pStyle w:val="ac"/>
+    </w:pPr>
+    <w:r>
+      <w:t xml:space="preserve">                                                              Пенза 2026</w:t>
+    </w:r>
+  </w:p>
+  <w:p>
+    <w:pPr>
+      <w:pStyle w:val="ac"/>
+    </w:pPr>
+  </w:p>
+</w:ftr>
 </file>
 
 <file path=word/styles.xml><?xml version="1.0" encoding="utf-8"?>
@@ -944,6 +4390,17 @@
   <w:style w:type="paragraph" w:default="1" w:styleId="a">
     <w:name w:val="Normal"/>
     <w:qFormat/>
+    <w:rsid w:val="00BC4F6D"/>
+    <w:pPr>
+      <w:spacing w:after="200" w:line="276" w:lineRule="auto"/>
+    </w:pPr>
+    <w:rPr>
+      <w:rFonts w:ascii="Liberation Sans" w:eastAsia="Liberation Sans" w:hAnsi="Liberation Sans" w:cs="Liberation Sans"/>
+      <w:kern w:val="0"/>
+      <w:sz w:val="20"/>
+      <w:szCs w:val="20"/>
+      <w14:ligatures w14:val="none"/>
+    </w:rPr>
   </w:style>
   <w:style w:type="paragraph" w:styleId="1">
     <w:name w:val="heading 1"/>
@@ -956,14 +4413,16 @@
     <w:pPr>
       <w:keepNext/>
       <w:keepLines/>
-      <w:spacing w:before="360" w:after="80"/>
+      <w:spacing w:before="360" w:after="80" w:line="278" w:lineRule="auto"/>
       <w:outlineLvl w:val="0"/>
     </w:pPr>
     <w:rPr>
       <w:rFonts w:asciiTheme="majorHAnsi" w:eastAsiaTheme="majorEastAsia" w:hAnsiTheme="majorHAnsi" w:cstheme="majorBidi"/>
       <w:color w:val="0F4761" w:themeColor="accent1" w:themeShade="BF"/>
+      <w:kern w:val="2"/>
       <w:sz w:val="40"/>
       <w:szCs w:val="40"/>
+      <w14:ligatures w14:val="standardContextual"/>
     </w:rPr>
   </w:style>
   <w:style w:type="paragraph" w:styleId="2">
@@ -979,14 +4438,16 @@
     <w:pPr>
       <w:keepNext/>
       <w:keepLines/>
-      <w:spacing w:before="160" w:after="80"/>
+      <w:spacing w:before="160" w:after="80" w:line="278" w:lineRule="auto"/>
       <w:outlineLvl w:val="1"/>
     </w:pPr>
     <w:rPr>
       <w:rFonts w:asciiTheme="majorHAnsi" w:eastAsiaTheme="majorEastAsia" w:hAnsiTheme="majorHAnsi" w:cstheme="majorBidi"/>
       <w:color w:val="0F4761" w:themeColor="accent1" w:themeShade="BF"/>
+      <w:kern w:val="2"/>
       <w:sz w:val="32"/>
       <w:szCs w:val="32"/>
+      <w14:ligatures w14:val="standardContextual"/>
     </w:rPr>
   </w:style>
   <w:style w:type="paragraph" w:styleId="3">
@@ -1002,14 +4463,16 @@
     <w:pPr>
       <w:keepNext/>
       <w:keepLines/>
-      <w:spacing w:before="160" w:after="80"/>
+      <w:spacing w:before="160" w:after="80" w:line="278" w:lineRule="auto"/>
       <w:outlineLvl w:val="2"/>
     </w:pPr>
     <w:rPr>
-      <w:rFonts w:eastAsiaTheme="majorEastAsia" w:cstheme="majorBidi"/>
+      <w:rFonts w:asciiTheme="minorHAnsi" w:eastAsiaTheme="majorEastAsia" w:hAnsiTheme="minorHAnsi" w:cstheme="majorBidi"/>
       <w:color w:val="0F4761" w:themeColor="accent1" w:themeShade="BF"/>
+      <w:kern w:val="2"/>
       <w:sz w:val="28"/>
       <w:szCs w:val="28"/>
+      <w14:ligatures w14:val="standardContextual"/>
     </w:rPr>
   </w:style>
   <w:style w:type="paragraph" w:styleId="4">
@@ -1025,14 +4488,18 @@
     <w:pPr>
       <w:keepNext/>
       <w:keepLines/>
-      <w:spacing w:before="80" w:after="40"/>
+      <w:spacing w:before="80" w:after="40" w:line="278" w:lineRule="auto"/>
       <w:outlineLvl w:val="3"/>
     </w:pPr>
     <w:rPr>
-      <w:rFonts w:eastAsiaTheme="majorEastAsia" w:cstheme="majorBidi"/>
+      <w:rFonts w:asciiTheme="minorHAnsi" w:eastAsiaTheme="majorEastAsia" w:hAnsiTheme="minorHAnsi" w:cstheme="majorBidi"/>
       <w:i/>
       <w:iCs/>
       <w:color w:val="0F4761" w:themeColor="accent1" w:themeShade="BF"/>
+      <w:kern w:val="2"/>
+      <w:sz w:val="24"/>
+      <w:szCs w:val="24"/>
+      <w14:ligatures w14:val="standardContextual"/>
     </w:rPr>
   </w:style>
   <w:style w:type="paragraph" w:styleId="5">
@@ -1048,12 +4515,16 @@
     <w:pPr>
       <w:keepNext/>
       <w:keepLines/>
-      <w:spacing w:before="80" w:after="40"/>
+      <w:spacing w:before="80" w:after="40" w:line="278" w:lineRule="auto"/>
       <w:outlineLvl w:val="4"/>
     </w:pPr>
     <w:rPr>
-      <w:rFonts w:eastAsiaTheme="majorEastAsia" w:cstheme="majorBidi"/>
+      <w:rFonts w:asciiTheme="minorHAnsi" w:eastAsiaTheme="majorEastAsia" w:hAnsiTheme="minorHAnsi" w:cstheme="majorBidi"/>
       <w:color w:val="0F4761" w:themeColor="accent1" w:themeShade="BF"/>
+      <w:kern w:val="2"/>
+      <w:sz w:val="24"/>
+      <w:szCs w:val="24"/>
+      <w14:ligatures w14:val="standardContextual"/>
     </w:rPr>
   </w:style>
   <w:style w:type="paragraph" w:styleId="6">
@@ -1069,14 +4540,18 @@
     <w:pPr>
       <w:keepNext/>
       <w:keepLines/>
-      <w:spacing w:before="40" w:after="0"/>
+      <w:spacing w:before="40" w:after="0" w:line="278" w:lineRule="auto"/>
       <w:outlineLvl w:val="5"/>
     </w:pPr>
     <w:rPr>
-      <w:rFonts w:eastAsiaTheme="majorEastAsia" w:cstheme="majorBidi"/>
+      <w:rFonts w:asciiTheme="minorHAnsi" w:eastAsiaTheme="majorEastAsia" w:hAnsiTheme="minorHAnsi" w:cstheme="majorBidi"/>
       <w:i/>
       <w:iCs/>
       <w:color w:val="595959" w:themeColor="text1" w:themeTint="A6"/>
+      <w:kern w:val="2"/>
+      <w:sz w:val="24"/>
+      <w:szCs w:val="24"/>
+      <w14:ligatures w14:val="standardContextual"/>
     </w:rPr>
   </w:style>
   <w:style w:type="paragraph" w:styleId="7">
@@ -1092,12 +4567,16 @@
     <w:pPr>
       <w:keepNext/>
       <w:keepLines/>
-      <w:spacing w:before="40" w:after="0"/>
+      <w:spacing w:before="40" w:after="0" w:line="278" w:lineRule="auto"/>
       <w:outlineLvl w:val="6"/>
     </w:pPr>
     <w:rPr>
-      <w:rFonts w:eastAsiaTheme="majorEastAsia" w:cstheme="majorBidi"/>
+      <w:rFonts w:asciiTheme="minorHAnsi" w:eastAsiaTheme="majorEastAsia" w:hAnsiTheme="minorHAnsi" w:cstheme="majorBidi"/>
       <w:color w:val="595959" w:themeColor="text1" w:themeTint="A6"/>
+      <w:kern w:val="2"/>
+      <w:sz w:val="24"/>
+      <w:szCs w:val="24"/>
+      <w14:ligatures w14:val="standardContextual"/>
     </w:rPr>
   </w:style>
   <w:style w:type="paragraph" w:styleId="8">
@@ -1113,14 +4592,18 @@
     <w:pPr>
       <w:keepNext/>
       <w:keepLines/>
-      <w:spacing w:after="0"/>
+      <w:spacing w:after="0" w:line="278" w:lineRule="auto"/>
       <w:outlineLvl w:val="7"/>
     </w:pPr>
     <w:rPr>
-      <w:rFonts w:eastAsiaTheme="majorEastAsia" w:cstheme="majorBidi"/>
+      <w:rFonts w:asciiTheme="minorHAnsi" w:eastAsiaTheme="majorEastAsia" w:hAnsiTheme="minorHAnsi" w:cstheme="majorBidi"/>
       <w:i/>
       <w:iCs/>
       <w:color w:val="272727" w:themeColor="text1" w:themeTint="D8"/>
+      <w:kern w:val="2"/>
+      <w:sz w:val="24"/>
+      <w:szCs w:val="24"/>
+      <w14:ligatures w14:val="standardContextual"/>
     </w:rPr>
   </w:style>
   <w:style w:type="paragraph" w:styleId="9">
@@ -1136,17 +4619,22 @@
     <w:pPr>
       <w:keepNext/>
       <w:keepLines/>
-      <w:spacing w:after="0"/>
+      <w:spacing w:after="0" w:line="278" w:lineRule="auto"/>
       <w:outlineLvl w:val="8"/>
     </w:pPr>
     <w:rPr>
-      <w:rFonts w:eastAsiaTheme="majorEastAsia" w:cstheme="majorBidi"/>
+      <w:rFonts w:asciiTheme="minorHAnsi" w:eastAsiaTheme="majorEastAsia" w:hAnsiTheme="minorHAnsi" w:cstheme="majorBidi"/>
       <w:color w:val="272727" w:themeColor="text1" w:themeTint="D8"/>
+      <w:kern w:val="2"/>
+      <w:sz w:val="24"/>
+      <w:szCs w:val="24"/>
+      <w14:ligatures w14:val="standardContextual"/>
     </w:rPr>
   </w:style>
   <w:style w:type="character" w:default="1" w:styleId="a0">
     <w:name w:val="Default Paragraph Font"/>
     <w:uiPriority w:val="1"/>
+    <w:semiHidden/>
     <w:unhideWhenUsed/>
   </w:style>
   <w:style w:type="table" w:default="1" w:styleId="a1">
@@ -1307,6 +4795,7 @@
       <w:kern w:val="28"/>
       <w:sz w:val="56"/>
       <w:szCs w:val="56"/>
+      <w14:ligatures w14:val="standardContextual"/>
     </w:rPr>
   </w:style>
   <w:style w:type="character" w:customStyle="1" w:styleId="a4">
@@ -1335,13 +4824,16 @@
       <w:numPr>
         <w:ilvl w:val="1"/>
       </w:numPr>
+      <w:spacing w:after="160" w:line="278" w:lineRule="auto"/>
     </w:pPr>
     <w:rPr>
-      <w:rFonts w:eastAsiaTheme="majorEastAsia" w:cstheme="majorBidi"/>
+      <w:rFonts w:asciiTheme="minorHAnsi" w:eastAsiaTheme="majorEastAsia" w:hAnsiTheme="minorHAnsi" w:cstheme="majorBidi"/>
       <w:color w:val="595959" w:themeColor="text1" w:themeTint="A6"/>
       <w:spacing w:val="15"/>
+      <w:kern w:val="2"/>
       <w:sz w:val="28"/>
       <w:szCs w:val="28"/>
+      <w14:ligatures w14:val="standardContextual"/>
     </w:rPr>
   </w:style>
   <w:style w:type="character" w:customStyle="1" w:styleId="a6">
@@ -1367,13 +4859,18 @@
     <w:qFormat/>
     <w:rsid w:val="007C5EA3"/>
     <w:pPr>
-      <w:spacing w:before="160"/>
+      <w:spacing w:before="160" w:after="160" w:line="278" w:lineRule="auto"/>
       <w:jc w:val="center"/>
     </w:pPr>
     <w:rPr>
+      <w:rFonts w:asciiTheme="minorHAnsi" w:eastAsiaTheme="minorHAnsi" w:hAnsiTheme="minorHAnsi" w:cstheme="minorBidi"/>
       <w:i/>
       <w:iCs/>
       <w:color w:val="404040" w:themeColor="text1" w:themeTint="BF"/>
+      <w:kern w:val="2"/>
+      <w:sz w:val="24"/>
+      <w:szCs w:val="24"/>
+      <w14:ligatures w14:val="standardContextual"/>
     </w:rPr>
   </w:style>
   <w:style w:type="character" w:customStyle="1" w:styleId="22">
@@ -1395,9 +4892,17 @@
     <w:qFormat/>
     <w:rsid w:val="007C5EA3"/>
     <w:pPr>
+      <w:spacing w:after="160" w:line="278" w:lineRule="auto"/>
       <w:ind w:left="720"/>
       <w:contextualSpacing/>
     </w:pPr>
+    <w:rPr>
+      <w:rFonts w:asciiTheme="minorHAnsi" w:eastAsiaTheme="minorHAnsi" w:hAnsiTheme="minorHAnsi" w:cstheme="minorBidi"/>
+      <w:kern w:val="2"/>
+      <w:sz w:val="24"/>
+      <w:szCs w:val="24"/>
+      <w14:ligatures w14:val="standardContextual"/>
+    </w:rPr>
   </w:style>
   <w:style w:type="character" w:styleId="a8">
     <w:name w:val="Intense Emphasis"/>
@@ -1424,14 +4929,19 @@
         <w:top w:val="single" w:sz="4" w:space="10" w:color="0F4761" w:themeColor="accent1" w:themeShade="BF"/>
         <w:bottom w:val="single" w:sz="4" w:space="10" w:color="0F4761" w:themeColor="accent1" w:themeShade="BF"/>
       </w:pBdr>
-      <w:spacing w:before="360" w:after="360"/>
+      <w:spacing w:before="360" w:after="360" w:line="278" w:lineRule="auto"/>
       <w:ind w:left="864" w:right="864"/>
       <w:jc w:val="center"/>
     </w:pPr>
     <w:rPr>
+      <w:rFonts w:asciiTheme="minorHAnsi" w:eastAsiaTheme="minorHAnsi" w:hAnsiTheme="minorHAnsi" w:cstheme="minorBidi"/>
       <w:i/>
       <w:iCs/>
       <w:color w:val="0F4761" w:themeColor="accent1" w:themeShade="BF"/>
+      <w:kern w:val="2"/>
+      <w:sz w:val="24"/>
+      <w:szCs w:val="24"/>
+      <w14:ligatures w14:val="standardContextual"/>
     </w:rPr>
   </w:style>
   <w:style w:type="character" w:customStyle="1" w:styleId="aa">
@@ -1458,6 +4968,35 @@
       <w:smallCaps/>
       <w:color w:val="0F4761" w:themeColor="accent1" w:themeShade="BF"/>
       <w:spacing w:val="5"/>
+    </w:rPr>
+  </w:style>
+  <w:style w:type="paragraph" w:styleId="ac">
+    <w:name w:val="footer"/>
+    <w:basedOn w:val="a"/>
+    <w:link w:val="ad"/>
+    <w:uiPriority w:val="99"/>
+    <w:unhideWhenUsed/>
+    <w:rsid w:val="00BC4F6D"/>
+    <w:pPr>
+      <w:tabs>
+        <w:tab w:val="center" w:pos="7143"/>
+        <w:tab w:val="right" w:pos="14287"/>
+      </w:tabs>
+      <w:spacing w:after="0" w:line="240" w:lineRule="auto"/>
+    </w:pPr>
+  </w:style>
+  <w:style w:type="character" w:customStyle="1" w:styleId="ad">
+    <w:name w:val="Нижний колонтитул Знак"/>
+    <w:basedOn w:val="a0"/>
+    <w:link w:val="ac"/>
+    <w:uiPriority w:val="99"/>
+    <w:rsid w:val="00BC4F6D"/>
+    <w:rPr>
+      <w:rFonts w:ascii="Liberation Sans" w:eastAsia="Liberation Sans" w:hAnsi="Liberation Sans" w:cs="Liberation Sans"/>
+      <w:kern w:val="0"/>
+      <w:sz w:val="20"/>
+      <w:szCs w:val="20"/>
+      <w14:ligatures w14:val="none"/>
     </w:rPr>
   </w:style>
 </w:styles>

--- a/Otchet.docx
+++ b/Otchet.docx
@@ -1063,7 +1063,7 @@
                     </pic:cNvPicPr>
                   </pic:nvPicPr>
                   <pic:blipFill>
-                    <a:blip r:embed="rId4"/>
+                    <a:blip r:embed="rId6"/>
                     <a:stretch/>
                   </pic:blipFill>
                   <pic:spPr bwMode="auto">
@@ -1116,7 +1116,7 @@
                     </pic:cNvPicPr>
                   </pic:nvPicPr>
                   <pic:blipFill>
-                    <a:blip r:embed="rId5"/>
+                    <a:blip r:embed="rId7"/>
                     <a:stretch/>
                   </pic:blipFill>
                   <pic:spPr bwMode="auto">
@@ -1168,7 +1168,7 @@
                     </pic:cNvPicPr>
                   </pic:nvPicPr>
                   <pic:blipFill>
-                    <a:blip r:embed="rId6"/>
+                    <a:blip r:embed="rId8"/>
                     <a:stretch/>
                   </pic:blipFill>
                   <pic:spPr bwMode="auto">
@@ -1221,7 +1221,7 @@
                     </pic:cNvPicPr>
                   </pic:nvPicPr>
                   <pic:blipFill>
-                    <a:blip r:embed="rId7"/>
+                    <a:blip r:embed="rId9"/>
                     <a:stretch/>
                   </pic:blipFill>
                   <pic:spPr bwMode="auto">
@@ -1367,7 +1367,7 @@
                     </pic:cNvPicPr>
                   </pic:nvPicPr>
                   <pic:blipFill>
-                    <a:blip r:embed="rId8"/>
+                    <a:blip r:embed="rId10"/>
                     <a:stretch/>
                   </pic:blipFill>
                   <pic:spPr bwMode="auto">
@@ -1483,7 +1483,7 @@
                     </pic:cNvPicPr>
                   </pic:nvPicPr>
                   <pic:blipFill>
-                    <a:blip r:embed="rId9"/>
+                    <a:blip r:embed="rId11"/>
                     <a:stretch/>
                   </pic:blipFill>
                   <pic:spPr bwMode="auto">
@@ -1536,7 +1536,7 @@
                     </pic:cNvPicPr>
                   </pic:nvPicPr>
                   <pic:blipFill>
-                    <a:blip r:embed="rId10"/>
+                    <a:blip r:embed="rId12"/>
                     <a:stretch/>
                   </pic:blipFill>
                   <pic:spPr bwMode="auto">
@@ -1588,7 +1588,7 @@
                     </pic:cNvPicPr>
                   </pic:nvPicPr>
                   <pic:blipFill>
-                    <a:blip r:embed="rId11"/>
+                    <a:blip r:embed="rId13"/>
                     <a:stretch/>
                   </pic:blipFill>
                   <pic:spPr bwMode="auto">
@@ -1642,7 +1642,7 @@
                     </pic:cNvPicPr>
                   </pic:nvPicPr>
                   <pic:blipFill>
-                    <a:blip r:embed="rId12"/>
+                    <a:blip r:embed="rId14"/>
                     <a:stretch/>
                   </pic:blipFill>
                   <pic:spPr bwMode="auto">
@@ -1731,7 +1731,7 @@
                     </pic:cNvPicPr>
                   </pic:nvPicPr>
                   <pic:blipFill>
-                    <a:blip r:embed="rId13"/>
+                    <a:blip r:embed="rId15"/>
                     <a:stretch/>
                   </pic:blipFill>
                   <pic:spPr bwMode="auto">
@@ -1803,7 +1803,7 @@
                     </pic:cNvPicPr>
                   </pic:nvPicPr>
                   <pic:blipFill>
-                    <a:blip r:embed="rId14"/>
+                    <a:blip r:embed="rId16"/>
                     <a:stretch/>
                   </pic:blipFill>
                   <pic:spPr bwMode="auto">
@@ -1874,7 +1874,7 @@
                     </pic:cNvPicPr>
                   </pic:nvPicPr>
                   <pic:blipFill>
-                    <a:blip r:embed="rId15"/>
+                    <a:blip r:embed="rId17"/>
                     <a:stretch/>
                   </pic:blipFill>
                   <pic:spPr bwMode="auto">
@@ -1964,7 +1964,7 @@
                     </pic:cNvPicPr>
                   </pic:nvPicPr>
                   <pic:blipFill>
-                    <a:blip r:embed="rId16"/>
+                    <a:blip r:embed="rId18"/>
                     <a:stretch/>
                   </pic:blipFill>
                   <pic:spPr bwMode="auto">
@@ -2035,7 +2035,7 @@
                     </pic:cNvPicPr>
                   </pic:nvPicPr>
                   <pic:blipFill>
-                    <a:blip r:embed="rId17"/>
+                    <a:blip r:embed="rId19"/>
                     <a:stretch/>
                   </pic:blipFill>
                   <pic:spPr bwMode="auto">
@@ -2103,6 +2103,7 @@
       <w:r>
         <w:rPr>
           <w:rFonts w:ascii="Times New Roman" w:hAnsi="Times New Roman" w:cs="Times New Roman"/>
+          <w:noProof/>
           <w:sz w:val="28"/>
           <w:szCs w:val="28"/>
           <w:lang w:val="en-US"/>
@@ -2124,7 +2125,7 @@
                     <pic:cNvPicPr/>
                   </pic:nvPicPr>
                   <pic:blipFill>
-                    <a:blip r:embed="rId18"/>
+                    <a:blip r:embed="rId20"/>
                     <a:stretch>
                       <a:fillRect/>
                     </a:stretch>
@@ -2265,7 +2266,7 @@
                     </pic:cNvPicPr>
                   </pic:nvPicPr>
                   <pic:blipFill>
-                    <a:blip r:embed="rId19"/>
+                    <a:blip r:embed="rId21"/>
                     <a:stretch/>
                   </pic:blipFill>
                   <pic:spPr bwMode="auto">
@@ -2428,7 +2429,7 @@
                     <pic:cNvPicPr/>
                   </pic:nvPicPr>
                   <pic:blipFill>
-                    <a:blip r:embed="rId20">
+                    <a:blip r:embed="rId22">
                       <a:extLst>
                         <a:ext uri="{28A0092B-C50C-407E-A947-70E740481C1C}">
                           <a14:useLocalDpi xmlns:a14="http://schemas.microsoft.com/office/drawing/2010/main" val="0"/>
@@ -2562,7 +2563,7 @@
                     <pic:cNvPicPr/>
                   </pic:nvPicPr>
                   <pic:blipFill>
-                    <a:blip r:embed="rId21">
+                    <a:blip r:embed="rId23">
                       <a:extLst>
                         <a:ext uri="{28A0092B-C50C-407E-A947-70E740481C1C}">
                           <a14:useLocalDpi xmlns:a14="http://schemas.microsoft.com/office/drawing/2010/main" val="0"/>
@@ -2641,7 +2642,7 @@
                     <pic:cNvPicPr/>
                   </pic:nvPicPr>
                   <pic:blipFill>
-                    <a:blip r:embed="rId22">
+                    <a:blip r:embed="rId24">
                       <a:extLst>
                         <a:ext uri="{28A0092B-C50C-407E-A947-70E740481C1C}">
                           <a14:useLocalDpi xmlns:a14="http://schemas.microsoft.com/office/drawing/2010/main" val="0"/>
@@ -2743,7 +2744,7 @@
                     <pic:cNvPicPr/>
                   </pic:nvPicPr>
                   <pic:blipFill>
-                    <a:blip r:embed="rId23"/>
+                    <a:blip r:embed="rId25"/>
                     <a:stretch>
                       <a:fillRect/>
                     </a:stretch>
@@ -2816,7 +2817,7 @@
                     <pic:cNvPicPr/>
                   </pic:nvPicPr>
                   <pic:blipFill>
-                    <a:blip r:embed="rId24">
+                    <a:blip r:embed="rId26">
                       <a:extLst>
                         <a:ext uri="{28A0092B-C50C-407E-A947-70E740481C1C}">
                           <a14:useLocalDpi xmlns:a14="http://schemas.microsoft.com/office/drawing/2010/main" val="0"/>
@@ -2895,7 +2896,7 @@
                     <pic:cNvPicPr/>
                   </pic:nvPicPr>
                   <pic:blipFill>
-                    <a:blip r:embed="rId25">
+                    <a:blip r:embed="rId27">
                       <a:extLst>
                         <a:ext uri="{28A0092B-C50C-407E-A947-70E740481C1C}">
                           <a14:useLocalDpi xmlns:a14="http://schemas.microsoft.com/office/drawing/2010/main" val="0"/>
@@ -2957,7 +2958,7 @@
                     <pic:cNvPicPr/>
                   </pic:nvPicPr>
                   <pic:blipFill>
-                    <a:blip r:embed="rId26">
+                    <a:blip r:embed="rId28">
                       <a:extLst>
                         <a:ext uri="{28A0092B-C50C-407E-A947-70E740481C1C}">
                           <a14:useLocalDpi xmlns:a14="http://schemas.microsoft.com/office/drawing/2010/main" val="0"/>
@@ -3034,6 +3035,7 @@
       <w:r>
         <w:rPr>
           <w:rFonts w:ascii="Times New Roman" w:hAnsi="Times New Roman" w:cs="Times New Roman"/>
+          <w:noProof/>
           <w:sz w:val="28"/>
           <w:szCs w:val="28"/>
           <w:lang w:val="en-US"/>
@@ -3055,7 +3057,7 @@
                     <pic:cNvPicPr/>
                   </pic:nvPicPr>
                   <pic:blipFill>
-                    <a:blip r:embed="rId27"/>
+                    <a:blip r:embed="rId29"/>
                     <a:stretch>
                       <a:fillRect/>
                     </a:stretch>
@@ -3228,7 +3230,7 @@
                     </pic:cNvPicPr>
                   </pic:nvPicPr>
                   <pic:blipFill>
-                    <a:blip r:embed="rId28">
+                    <a:blip r:embed="rId30">
                       <a:extLst>
                         <a:ext uri="{28A0092B-C50C-407E-A947-70E740481C1C}">
                           <a14:useLocalDpi xmlns:a14="http://schemas.microsoft.com/office/drawing/2010/main" val="0"/>
@@ -3330,7 +3332,7 @@
                     </pic:cNvPicPr>
                   </pic:nvPicPr>
                   <pic:blipFill>
-                    <a:blip r:embed="rId29">
+                    <a:blip r:embed="rId31">
                       <a:extLst>
                         <a:ext uri="{28A0092B-C50C-407E-A947-70E740481C1C}">
                           <a14:useLocalDpi xmlns:a14="http://schemas.microsoft.com/office/drawing/2010/main" val="0"/>
@@ -3447,7 +3449,7 @@
                     </pic:cNvPicPr>
                   </pic:nvPicPr>
                   <pic:blipFill>
-                    <a:blip r:embed="rId30">
+                    <a:blip r:embed="rId32">
                       <a:extLst>
                         <a:ext uri="{28A0092B-C50C-407E-A947-70E740481C1C}">
                           <a14:useLocalDpi xmlns:a14="http://schemas.microsoft.com/office/drawing/2010/main" val="0"/>
@@ -3650,7 +3652,7 @@
                     </pic:cNvPicPr>
                   </pic:nvPicPr>
                   <pic:blipFill>
-                    <a:blip r:embed="rId31">
+                    <a:blip r:embed="rId33">
                       <a:extLst>
                         <a:ext uri="{28A0092B-C50C-407E-A947-70E740481C1C}">
                           <a14:useLocalDpi xmlns:a14="http://schemas.microsoft.com/office/drawing/2010/main" val="0"/>
@@ -3754,6 +3756,7 @@
       <w:r>
         <w:rPr>
           <w:rFonts w:ascii="Times New Roman" w:hAnsi="Times New Roman" w:cs="Times New Roman"/>
+          <w:noProof/>
           <w:sz w:val="28"/>
           <w:szCs w:val="28"/>
         </w:rPr>
@@ -3773,7 +3776,7 @@
                     <pic:cNvPicPr/>
                   </pic:nvPicPr>
                   <pic:blipFill>
-                    <a:blip r:embed="rId32"/>
+                    <a:blip r:embed="rId34"/>
                     <a:stretch>
                       <a:fillRect/>
                     </a:stretch>
@@ -3873,6 +3876,7 @@
       <w:r>
         <w:rPr>
           <w:rFonts w:ascii="Times New Roman" w:hAnsi="Times New Roman" w:cs="Times New Roman"/>
+          <w:noProof/>
           <w:sz w:val="28"/>
           <w:szCs w:val="28"/>
         </w:rPr>
@@ -3892,7 +3896,7 @@
                     <pic:cNvPicPr/>
                   </pic:nvPicPr>
                   <pic:blipFill>
-                    <a:blip r:embed="rId33"/>
+                    <a:blip r:embed="rId35"/>
                     <a:stretch>
                       <a:fillRect/>
                     </a:stretch>
@@ -3938,17 +3942,53 @@
           <w:rFonts w:ascii="Times New Roman" w:hAnsi="Times New Roman" w:cs="Times New Roman"/>
           <w:sz w:val="28"/>
           <w:szCs w:val="28"/>
+        </w:rPr>
+      </w:pPr>
+      <w:r>
+        <w:rPr>
+          <w:rFonts w:ascii="Times New Roman" w:hAnsi="Times New Roman" w:cs="Times New Roman"/>
+          <w:sz w:val="28"/>
+          <w:szCs w:val="28"/>
+        </w:rPr>
+        <w:t>Зафиксировал изменения</w:t>
+      </w:r>
+      <w:r>
+        <w:rPr>
+          <w:rFonts w:ascii="Times New Roman" w:hAnsi="Times New Roman" w:cs="Times New Roman"/>
+          <w:sz w:val="28"/>
+          <w:szCs w:val="28"/>
+        </w:rPr>
+        <w:t>.</w:t>
+      </w:r>
+    </w:p>
+    <w:p>
+      <w:pPr>
+        <w:jc w:val="both"/>
+        <w:rPr>
+          <w:rFonts w:ascii="Times New Roman" w:hAnsi="Times New Roman" w:cs="Times New Roman"/>
+          <w:sz w:val="28"/>
+          <w:szCs w:val="28"/>
+        </w:rPr>
+      </w:pPr>
+      <w:r>
+        <w:rPr>
+          <w:rFonts w:ascii="Times New Roman" w:hAnsi="Times New Roman" w:cs="Times New Roman"/>
+          <w:sz w:val="28"/>
+          <w:szCs w:val="28"/>
           <w:lang w:val="en-US"/>
         </w:rPr>
-      </w:pPr>
-      <w:r>
-        <w:rPr>
-          <w:rFonts w:ascii="Times New Roman" w:hAnsi="Times New Roman" w:cs="Times New Roman"/>
-          <w:sz w:val="28"/>
-          <w:szCs w:val="28"/>
-        </w:rPr>
-        <w:t>Зафиксировал изменения</w:t>
-      </w:r>
+        <w:lastRenderedPageBreak/>
+        <w:t>https</w:t>
+      </w:r>
+      <w:r>
+        <w:rPr>
+          <w:rFonts w:ascii="Times New Roman" w:hAnsi="Times New Roman" w:cs="Times New Roman"/>
+          <w:sz w:val="28"/>
+          <w:szCs w:val="28"/>
+        </w:rPr>
+        <w:t>://</w:t>
+      </w:r>
+      <w:proofErr w:type="spellStart"/>
       <w:r>
         <w:rPr>
           <w:rFonts w:ascii="Times New Roman" w:hAnsi="Times New Roman" w:cs="Times New Roman"/>
@@ -3956,12 +3996,102 @@
           <w:szCs w:val="28"/>
           <w:lang w:val="en-US"/>
         </w:rPr>
+        <w:t>github</w:t>
+      </w:r>
+      <w:proofErr w:type="spellEnd"/>
+      <w:r>
+        <w:rPr>
+          <w:rFonts w:ascii="Times New Roman" w:hAnsi="Times New Roman" w:cs="Times New Roman"/>
+          <w:sz w:val="28"/>
+          <w:szCs w:val="28"/>
+        </w:rPr>
         <w:t>.</w:t>
+      </w:r>
+      <w:r>
+        <w:rPr>
+          <w:rFonts w:ascii="Times New Roman" w:hAnsi="Times New Roman" w:cs="Times New Roman"/>
+          <w:sz w:val="28"/>
+          <w:szCs w:val="28"/>
+          <w:lang w:val="en-US"/>
+        </w:rPr>
+        <w:t>com</w:t>
+      </w:r>
+      <w:r>
+        <w:rPr>
+          <w:rFonts w:ascii="Times New Roman" w:hAnsi="Times New Roman" w:cs="Times New Roman"/>
+          <w:sz w:val="28"/>
+          <w:szCs w:val="28"/>
+        </w:rPr>
+        <w:t>/</w:t>
+      </w:r>
+      <w:r>
+        <w:rPr>
+          <w:rFonts w:ascii="Times New Roman" w:hAnsi="Times New Roman" w:cs="Times New Roman"/>
+          <w:sz w:val="28"/>
+          <w:szCs w:val="28"/>
+          <w:lang w:val="en-US"/>
+        </w:rPr>
+        <w:t>D</w:t>
+      </w:r>
+      <w:r>
+        <w:rPr>
+          <w:rFonts w:ascii="Times New Roman" w:hAnsi="Times New Roman" w:cs="Times New Roman"/>
+          <w:sz w:val="28"/>
+          <w:szCs w:val="28"/>
+        </w:rPr>
+        <w:t>1</w:t>
+      </w:r>
+      <w:proofErr w:type="spellStart"/>
+      <w:r>
+        <w:rPr>
+          <w:rFonts w:ascii="Times New Roman" w:hAnsi="Times New Roman" w:cs="Times New Roman"/>
+          <w:sz w:val="28"/>
+          <w:szCs w:val="28"/>
+          <w:lang w:val="en-US"/>
+        </w:rPr>
+        <w:t>vn</w:t>
+      </w:r>
+      <w:proofErr w:type="spellEnd"/>
+      <w:r>
+        <w:rPr>
+          <w:rFonts w:ascii="Times New Roman" w:hAnsi="Times New Roman" w:cs="Times New Roman"/>
+          <w:sz w:val="28"/>
+          <w:szCs w:val="28"/>
+        </w:rPr>
+        <w:t>/</w:t>
+      </w:r>
+      <w:proofErr w:type="spellStart"/>
+      <w:r>
+        <w:rPr>
+          <w:rFonts w:ascii="Times New Roman" w:hAnsi="Times New Roman" w:cs="Times New Roman"/>
+          <w:sz w:val="28"/>
+          <w:szCs w:val="28"/>
+          <w:lang w:val="en-US"/>
+        </w:rPr>
+        <w:t>FinalWork</w:t>
+      </w:r>
+      <w:proofErr w:type="spellEnd"/>
+      <w:r>
+        <w:rPr>
+          <w:rFonts w:ascii="Times New Roman" w:hAnsi="Times New Roman" w:cs="Times New Roman"/>
+          <w:sz w:val="28"/>
+          <w:szCs w:val="28"/>
+        </w:rPr>
+        <w:t>.</w:t>
+      </w:r>
+      <w:r>
+        <w:rPr>
+          <w:rFonts w:ascii="Times New Roman" w:hAnsi="Times New Roman" w:cs="Times New Roman"/>
+          <w:sz w:val="28"/>
+          <w:szCs w:val="28"/>
+          <w:lang w:val="en-US"/>
+        </w:rPr>
+        <w:t>git</w:t>
       </w:r>
     </w:p>
     <w:p/>
     <w:sectPr>
-      <w:footerReference w:type="first" r:id="rId34"/>
+      <w:footerReference w:type="first" r:id="rId36"/>
       <w:pgSz w:w="11906" w:h="16838"/>
       <w:pgMar w:top="1134" w:right="850" w:bottom="1134" w:left="1701" w:header="709" w:footer="709" w:gutter="0"/>
       <w:cols w:space="708"/>
@@ -3970,6 +4100,31 @@
     </w:sectPr>
   </w:body>
 </w:document>
+</file>
+
+<file path=word/endnotes.xml><?xml version="1.0" encoding="utf-8"?>
+<w:endnotes xmlns:wpc="http://schemas.microsoft.com/office/word/2010/wordprocessingCanvas" xmlns:cx="http://schemas.microsoft.com/office/drawing/2014/chartex" xmlns:cx1="http://schemas.microsoft.com/office/drawing/2015/9/8/chartex" xmlns:cx2="http://schemas.microsoft.com/office/drawing/2015/10/21/chartex" xmlns:cx3="http://schemas.microsoft.com/office/drawing/2016/5/9/chartex" xmlns:cx4="http://schemas.microsoft.com/office/drawing/2016/5/10/chartex" xmlns:cx5="http://schemas.microsoft.com/office/drawing/2016/5/11/chartex" xmlns:cx6="http://schemas.microsoft.com/office/drawing/2016/5/12/chartex" xmlns:cx7="http://schemas.microsoft.com/office/drawing/2016/5/13/chartex" xmlns:cx8="http://schemas.microsoft.com/office/drawing/2016/5/14/chartex" xmlns:mc="http://schemas.openxmlformats.org/markup-compatibility/2006" xmlns:aink="http://schemas.microsoft.com/office/drawing/2016/ink" xmlns:am3d="http://schemas.microsoft.com/office/drawing/2017/model3d" xmlns:o="urn:schemas-microsoft-com:office:office" xmlns:oel="http://schemas.microsoft.com/office/2019/extlst" xmlns:r="http://schemas.openxmlformats.org/officeDocument/2006/relationships" xmlns:m="http://schemas.openxmlformats.org/officeDocument/2006/math" xmlns:v="urn:schemas-microsoft-com:vml" xmlns:wp14="http://schemas.microsoft.com/office/word/2010/wordprocessingDrawing" xmlns:wp="http://schemas.openxmlformats.org/drawingml/2006/wordprocessingDrawing" xmlns:w10="urn:schemas-microsoft-com:office:word" xmlns:w="http://schemas.openxmlformats.org/wordprocessingml/2006/main" xmlns:w14="http://schemas.microsoft.com/office/word/2010/wordml" xmlns:w15="http://schemas.microsoft.com/office/word/2012/wordml" xmlns:w16cex="http://schemas.microsoft.com/office/word/2018/wordml/cex" xmlns:w16cid="http://schemas.microsoft.com/office/word/2016/wordml/cid" xmlns:w16="http://schemas.microsoft.com/office/word/2018/wordml" xmlns:w16sdtdh="http://schemas.microsoft.com/office/word/2020/wordml/sdtdatahash" xmlns:w16se="http://schemas.microsoft.com/office/word/2015/wordml/symex" xmlns:wpg="http://schemas.microsoft.com/office/word/2010/wordprocessingGroup" xmlns:wpi="http://schemas.microsoft.com/office/word/2010/wordprocessingInk" xmlns:wne="http://schemas.microsoft.com/office/word/2006/wordml" xmlns:wps="http://schemas.microsoft.com/office/word/2010/wordprocessingShape" mc:Ignorable="w14 w15 w16se w16cid w16 w16cex w16sdtdh wp14">
+  <w:endnote w:type="separator" w:id="-1">
+    <w:p>
+      <w:pPr>
+        <w:spacing w:after="0" w:line="240" w:lineRule="auto"/>
+      </w:pPr>
+      <w:r>
+        <w:separator/>
+      </w:r>
+    </w:p>
+  </w:endnote>
+  <w:endnote w:type="continuationSeparator" w:id="0">
+    <w:p>
+      <w:pPr>
+        <w:spacing w:after="0" w:line="240" w:lineRule="auto"/>
+      </w:pPr>
+      <w:r>
+        <w:continuationSeparator/>
+      </w:r>
+    </w:p>
+  </w:endnote>
+</w:endnotes>
 </file>
 
 <file path=word/footer1.xml><?xml version="1.0" encoding="utf-8"?>
@@ -3988,6 +4143,31 @@
     </w:pPr>
   </w:p>
 </w:ftr>
+</file>
+
+<file path=word/footnotes.xml><?xml version="1.0" encoding="utf-8"?>
+<w:footnotes xmlns:wpc="http://schemas.microsoft.com/office/word/2010/wordprocessingCanvas" xmlns:cx="http://schemas.microsoft.com/office/drawing/2014/chartex" xmlns:cx1="http://schemas.microsoft.com/office/drawing/2015/9/8/chartex" xmlns:cx2="http://schemas.microsoft.com/office/drawing/2015/10/21/chartex" xmlns:cx3="http://schemas.microsoft.com/office/drawing/2016/5/9/chartex" xmlns:cx4="http://schemas.microsoft.com/office/drawing/2016/5/10/chartex" xmlns:cx5="http://schemas.microsoft.com/office/drawing/2016/5/11/chartex" xmlns:cx6="http://schemas.microsoft.com/office/drawing/2016/5/12/chartex" xmlns:cx7="http://schemas.microsoft.com/office/drawing/2016/5/13/chartex" xmlns:cx8="http://schemas.microsoft.com/office/drawing/2016/5/14/chartex" xmlns:mc="http://schemas.openxmlformats.org/markup-compatibility/2006" xmlns:aink="http://schemas.microsoft.com/office/drawing/2016/ink" xmlns:am3d="http://schemas.microsoft.com/office/drawing/2017/model3d" xmlns:o="urn:schemas-microsoft-com:office:office" xmlns:oel="http://schemas.microsoft.com/office/2019/extlst" xmlns:r="http://schemas.openxmlformats.org/officeDocument/2006/relationships" xmlns:m="http://schemas.openxmlformats.org/officeDocument/2006/math" xmlns:v="urn:schemas-microsoft-com:vml" xmlns:wp14="http://schemas.microsoft.com/office/word/2010/wordprocessingDrawing" xmlns:wp="http://schemas.openxmlformats.org/drawingml/2006/wordprocessingDrawing" xmlns:w10="urn:schemas-microsoft-com:office:word" xmlns:w="http://schemas.openxmlformats.org/wordprocessingml/2006/main" xmlns:w14="http://schemas.microsoft.com/office/word/2010/wordml" xmlns:w15="http://schemas.microsoft.com/office/word/2012/wordml" xmlns:w16cex="http://schemas.microsoft.com/office/word/2018/wordml/cex" xmlns:w16cid="http://schemas.microsoft.com/office/word/2016/wordml/cid" xmlns:w16="http://schemas.microsoft.com/office/word/2018/wordml" xmlns:w16sdtdh="http://schemas.microsoft.com/office/word/2020/wordml/sdtdatahash" xmlns:w16se="http://schemas.microsoft.com/office/word/2015/wordml/symex" xmlns:wpg="http://schemas.microsoft.com/office/word/2010/wordprocessingGroup" xmlns:wpi="http://schemas.microsoft.com/office/word/2010/wordprocessingInk" xmlns:wne="http://schemas.microsoft.com/office/word/2006/wordml" xmlns:wps="http://schemas.microsoft.com/office/word/2010/wordprocessingShape" mc:Ignorable="w14 w15 w16se w16cid w16 w16cex w16sdtdh wp14">
+  <w:footnote w:type="separator" w:id="-1">
+    <w:p>
+      <w:pPr>
+        <w:spacing w:after="0" w:line="240" w:lineRule="auto"/>
+      </w:pPr>
+      <w:r>
+        <w:separator/>
+      </w:r>
+    </w:p>
+  </w:footnote>
+  <w:footnote w:type="continuationSeparator" w:id="0">
+    <w:p>
+      <w:pPr>
+        <w:spacing w:after="0" w:line="240" w:lineRule="auto"/>
+      </w:pPr>
+      <w:r>
+        <w:continuationSeparator/>
+      </w:r>
+    </w:p>
+  </w:footnote>
+</w:footnotes>
 </file>
 
 <file path=word/styles.xml><?xml version="1.0" encoding="utf-8"?>
